--- a/PRDs/entities/Contact-Entity-PRD.docx
+++ b/PRDs/entities/Contact-Entity-PRD.docx
@@ -439,7 +439,7 @@
                 <w:sz w:val="20"/>
                 <w:szCs w:val="20"/>
               </w:rPr>
-              <w:t xml:space="preserve">04-01-26 21:00</w:t>
+              <w:t xml:space="preserve">04-05-26 22:00</w:t>
             </w:r>
           </w:p>
         </w:tc>
@@ -13785,7 +13785,7 @@
                 <w:sz w:val="20"/>
                 <w:szCs w:val="20"/>
               </w:rPr>
-              <w:t xml:space="preserve">System-populated via learning management system integration when required training is completed. Mentor can see their own status. </w:t>
+              <w:t xml:space="preserve">System-populated via learning management system integration when required training is completed. May also be manually set by the Mentor Administrator as a fallback when LMS integration is unavailable. Mentor can see their own status. </w:t>
             </w:r>
             <w:r>
               <w:rPr>
@@ -13837,7 +13837,7 @@
                 <w:sz w:val="20"/>
                 <w:szCs w:val="20"/>
               </w:rPr>
-              <w:t xml:space="preserve">system-populated, readOnly.</w:t>
+              <w:t xml:space="preserve">system-populated or manually set by Mentor Administrator.</w:t>
             </w:r>
           </w:p>
         </w:tc>
@@ -14061,7 +14061,7 @@
                 <w:sz w:val="20"/>
                 <w:szCs w:val="20"/>
               </w:rPr>
-              <w:t xml:space="preserve">Date required training was completed. System-populated via LMS integration. </w:t>
+              <w:t xml:space="preserve">Date required training was completed. System-populated via LMS integration or manually set by the Mentor Administrator as a fallback. </w:t>
             </w:r>
             <w:r>
               <w:rPr>
@@ -14113,7 +14113,7 @@
                 <w:sz w:val="20"/>
                 <w:szCs w:val="20"/>
               </w:rPr>
-              <w:t xml:space="preserve">system-populated, readOnly.</w:t>
+              <w:t xml:space="preserve">system-populated or manually set by Mentor Administrator.</w:t>
             </w:r>
           </w:p>
         </w:tc>
@@ -14966,6 +14966,1605 @@
           <w:sz w:val="22"/>
           <w:szCs w:val="22"/>
         </w:rPr>
+        <w:t xml:space="preserve">Application</w:t>
+      </w:r>
+    </w:p>
+    <w:tbl>
+      <w:tblPr>
+        <w:tblW w:type="dxa" w:w="9360"/>
+        <w:tblBorders>
+          <w:top w:val="single" w:color="auto" w:sz="4"/>
+          <w:left w:val="single" w:color="auto" w:sz="4"/>
+          <w:bottom w:val="single" w:color="auto" w:sz="4"/>
+          <w:right w:val="single" w:color="auto" w:sz="4"/>
+          <w:insideH w:val="single" w:color="auto" w:sz="4"/>
+          <w:insideV w:val="single" w:color="auto" w:sz="4"/>
+        </w:tblBorders>
+      </w:tblPr>
+      <w:tblGrid>
+        <w:gridCol w:w="2200"/>
+        <w:gridCol w:w="1100"/>
+        <w:gridCol w:w="800"/>
+        <w:gridCol w:w="2400"/>
+        <w:gridCol w:w="1000"/>
+        <w:gridCol w:w="1860"/>
+      </w:tblGrid>
+      <w:tr>
+        <w:tc>
+          <w:tcPr>
+            <w:tcW w:type="dxa" w:w="2200"/>
+            <w:tcBorders>
+              <w:top w:val="single" w:color="AAAAAA" w:sz="1"/>
+              <w:left w:val="single" w:color="AAAAAA" w:sz="1"/>
+              <w:bottom w:val="single" w:color="AAAAAA" w:sz="1"/>
+              <w:right w:val="single" w:color="AAAAAA" w:sz="1"/>
+            </w:tcBorders>
+            <w:shd w:fill="1F3864" w:val="clear"/>
+            <w:tcMar>
+              <w:top w:type="dxa" w:w="60"/>
+              <w:left w:type="dxa" w:w="100"/>
+              <w:bottom w:type="dxa" w:w="60"/>
+              <w:right w:type="dxa" w:w="100"/>
+            </w:tcMar>
+          </w:tcPr>
+          <w:p>
+            <w:r>
+              <w:rPr>
+                <w:rFonts w:ascii="Arial" w:cs="Arial" w:eastAsia="Arial" w:hAnsi="Arial"/>
+                <w:b/>
+                <w:bCs/>
+                <w:i w:val="false"/>
+                <w:iCs w:val="false"/>
+                <w:color w:val="FFFFFF"/>
+                <w:sz w:val="20"/>
+                <w:szCs w:val="20"/>
+              </w:rPr>
+              <w:t xml:space="preserve">Field Name</w:t>
+            </w:r>
+          </w:p>
+        </w:tc>
+        <w:tc>
+          <w:tcPr>
+            <w:tcW w:type="dxa" w:w="1100"/>
+            <w:tcBorders>
+              <w:top w:val="single" w:color="AAAAAA" w:sz="1"/>
+              <w:left w:val="single" w:color="AAAAAA" w:sz="1"/>
+              <w:bottom w:val="single" w:color="AAAAAA" w:sz="1"/>
+              <w:right w:val="single" w:color="AAAAAA" w:sz="1"/>
+            </w:tcBorders>
+            <w:shd w:fill="1F3864" w:val="clear"/>
+            <w:tcMar>
+              <w:top w:type="dxa" w:w="60"/>
+              <w:left w:type="dxa" w:w="100"/>
+              <w:bottom w:type="dxa" w:w="60"/>
+              <w:right w:type="dxa" w:w="100"/>
+            </w:tcMar>
+          </w:tcPr>
+          <w:p>
+            <w:r>
+              <w:rPr>
+                <w:rFonts w:ascii="Arial" w:cs="Arial" w:eastAsia="Arial" w:hAnsi="Arial"/>
+                <w:b/>
+                <w:bCs/>
+                <w:i w:val="false"/>
+                <w:iCs w:val="false"/>
+                <w:color w:val="FFFFFF"/>
+                <w:sz w:val="20"/>
+                <w:szCs w:val="20"/>
+              </w:rPr>
+              <w:t xml:space="preserve">Type</w:t>
+            </w:r>
+          </w:p>
+        </w:tc>
+        <w:tc>
+          <w:tcPr>
+            <w:tcW w:type="dxa" w:w="800"/>
+            <w:tcBorders>
+              <w:top w:val="single" w:color="AAAAAA" w:sz="1"/>
+              <w:left w:val="single" w:color="AAAAAA" w:sz="1"/>
+              <w:bottom w:val="single" w:color="AAAAAA" w:sz="1"/>
+              <w:right w:val="single" w:color="AAAAAA" w:sz="1"/>
+            </w:tcBorders>
+            <w:shd w:fill="1F3864" w:val="clear"/>
+            <w:tcMar>
+              <w:top w:type="dxa" w:w="60"/>
+              <w:left w:type="dxa" w:w="100"/>
+              <w:bottom w:type="dxa" w:w="60"/>
+              <w:right w:type="dxa" w:w="100"/>
+            </w:tcMar>
+          </w:tcPr>
+          <w:p>
+            <w:r>
+              <w:rPr>
+                <w:rFonts w:ascii="Arial" w:cs="Arial" w:eastAsia="Arial" w:hAnsi="Arial"/>
+                <w:b/>
+                <w:bCs/>
+                <w:i w:val="false"/>
+                <w:iCs w:val="false"/>
+                <w:color w:val="FFFFFF"/>
+                <w:sz w:val="20"/>
+                <w:szCs w:val="20"/>
+              </w:rPr>
+              <w:t xml:space="preserve">Required</w:t>
+            </w:r>
+          </w:p>
+        </w:tc>
+        <w:tc>
+          <w:tcPr>
+            <w:tcW w:type="dxa" w:w="2400"/>
+            <w:tcBorders>
+              <w:top w:val="single" w:color="AAAAAA" w:sz="1"/>
+              <w:left w:val="single" w:color="AAAAAA" w:sz="1"/>
+              <w:bottom w:val="single" w:color="AAAAAA" w:sz="1"/>
+              <w:right w:val="single" w:color="AAAAAA" w:sz="1"/>
+            </w:tcBorders>
+            <w:shd w:fill="1F3864" w:val="clear"/>
+            <w:tcMar>
+              <w:top w:type="dxa" w:w="60"/>
+              <w:left w:type="dxa" w:w="100"/>
+              <w:bottom w:type="dxa" w:w="60"/>
+              <w:right w:type="dxa" w:w="100"/>
+            </w:tcMar>
+          </w:tcPr>
+          <w:p>
+            <w:r>
+              <w:rPr>
+                <w:rFonts w:ascii="Arial" w:cs="Arial" w:eastAsia="Arial" w:hAnsi="Arial"/>
+                <w:b/>
+                <w:bCs/>
+                <w:i w:val="false"/>
+                <w:iCs w:val="false"/>
+                <w:color w:val="FFFFFF"/>
+                <w:sz w:val="20"/>
+                <w:szCs w:val="20"/>
+              </w:rPr>
+              <w:t xml:space="preserve">Values</w:t>
+            </w:r>
+          </w:p>
+        </w:tc>
+        <w:tc>
+          <w:tcPr>
+            <w:tcW w:type="dxa" w:w="1000"/>
+            <w:tcBorders>
+              <w:top w:val="single" w:color="AAAAAA" w:sz="1"/>
+              <w:left w:val="single" w:color="AAAAAA" w:sz="1"/>
+              <w:bottom w:val="single" w:color="AAAAAA" w:sz="1"/>
+              <w:right w:val="single" w:color="AAAAAA" w:sz="1"/>
+            </w:tcBorders>
+            <w:shd w:fill="1F3864" w:val="clear"/>
+            <w:tcMar>
+              <w:top w:type="dxa" w:w="60"/>
+              <w:left w:type="dxa" w:w="100"/>
+              <w:bottom w:type="dxa" w:w="60"/>
+              <w:right w:type="dxa" w:w="100"/>
+            </w:tcMar>
+          </w:tcPr>
+          <w:p>
+            <w:r>
+              <w:rPr>
+                <w:rFonts w:ascii="Arial" w:cs="Arial" w:eastAsia="Arial" w:hAnsi="Arial"/>
+                <w:b/>
+                <w:bCs/>
+                <w:i w:val="false"/>
+                <w:iCs w:val="false"/>
+                <w:color w:val="FFFFFF"/>
+                <w:sz w:val="20"/>
+                <w:szCs w:val="20"/>
+              </w:rPr>
+              <w:t xml:space="preserve">Default</w:t>
+            </w:r>
+          </w:p>
+        </w:tc>
+        <w:tc>
+          <w:tcPr>
+            <w:tcW w:type="dxa" w:w="1860"/>
+            <w:tcBorders>
+              <w:top w:val="single" w:color="AAAAAA" w:sz="1"/>
+              <w:left w:val="single" w:color="AAAAAA" w:sz="1"/>
+              <w:bottom w:val="single" w:color="AAAAAA" w:sz="1"/>
+              <w:right w:val="single" w:color="AAAAAA" w:sz="1"/>
+            </w:tcBorders>
+            <w:shd w:fill="1F3864" w:val="clear"/>
+            <w:tcMar>
+              <w:top w:type="dxa" w:w="60"/>
+              <w:left w:type="dxa" w:w="100"/>
+              <w:bottom w:type="dxa" w:w="60"/>
+              <w:right w:type="dxa" w:w="100"/>
+            </w:tcMar>
+          </w:tcPr>
+          <w:p>
+            <w:r>
+              <w:rPr>
+                <w:rFonts w:ascii="Arial" w:cs="Arial" w:eastAsia="Arial" w:hAnsi="Arial"/>
+                <w:b/>
+                <w:bCs/>
+                <w:i w:val="false"/>
+                <w:iCs w:val="false"/>
+                <w:color w:val="FFFFFF"/>
+                <w:sz w:val="20"/>
+                <w:szCs w:val="20"/>
+              </w:rPr>
+              <w:t xml:space="preserve">ID</w:t>
+            </w:r>
+          </w:p>
+        </w:tc>
+      </w:tr>
+      <w:tr>
+        <w:tc>
+          <w:tcPr>
+            <w:tcW w:type="dxa" w:w="2200"/>
+            <w:tcBorders>
+              <w:top w:val="single" w:color="AAAAAA" w:sz="1"/>
+              <w:left w:val="single" w:color="AAAAAA" w:sz="1"/>
+              <w:bottom w:val="single" w:color="AAAAAA" w:sz="1"/>
+              <w:right w:val="single" w:color="AAAAAA" w:sz="1"/>
+            </w:tcBorders>
+            <w:tcMar>
+              <w:top w:type="dxa" w:w="60"/>
+              <w:left w:type="dxa" w:w="100"/>
+              <w:bottom w:type="dxa" w:w="60"/>
+              <w:right w:type="dxa" w:w="100"/>
+            </w:tcMar>
+          </w:tcPr>
+          <w:p>
+            <w:r>
+              <w:rPr>
+                <w:rFonts w:ascii="Arial" w:cs="Arial" w:eastAsia="Arial" w:hAnsi="Arial"/>
+                <w:b/>
+                <w:bCs/>
+                <w:i w:val="false"/>
+                <w:iCs w:val="false"/>
+                <w:sz w:val="20"/>
+                <w:szCs w:val="20"/>
+              </w:rPr>
+              <w:t xml:space="preserve">applicationDeclineReason</w:t>
+            </w:r>
+          </w:p>
+        </w:tc>
+        <w:tc>
+          <w:tcPr>
+            <w:tcW w:type="dxa" w:w="1100"/>
+            <w:tcBorders>
+              <w:top w:val="single" w:color="AAAAAA" w:sz="1"/>
+              <w:left w:val="single" w:color="AAAAAA" w:sz="1"/>
+              <w:bottom w:val="single" w:color="AAAAAA" w:sz="1"/>
+              <w:right w:val="single" w:color="AAAAAA" w:sz="1"/>
+            </w:tcBorders>
+            <w:tcMar>
+              <w:top w:type="dxa" w:w="60"/>
+              <w:left w:type="dxa" w:w="100"/>
+              <w:bottom w:type="dxa" w:w="60"/>
+              <w:right w:type="dxa" w:w="100"/>
+            </w:tcMar>
+          </w:tcPr>
+          <w:p>
+            <w:r>
+              <w:rPr>
+                <w:rFonts w:ascii="Arial" w:cs="Arial" w:eastAsia="Arial" w:hAnsi="Arial"/>
+                <w:b w:val="false"/>
+                <w:bCs w:val="false"/>
+                <w:i w:val="false"/>
+                <w:iCs w:val="false"/>
+                <w:sz w:val="20"/>
+                <w:szCs w:val="20"/>
+              </w:rPr>
+              <w:t xml:space="preserve">enum</w:t>
+            </w:r>
+          </w:p>
+        </w:tc>
+        <w:tc>
+          <w:tcPr>
+            <w:tcW w:type="dxa" w:w="800"/>
+            <w:tcBorders>
+              <w:top w:val="single" w:color="AAAAAA" w:sz="1"/>
+              <w:left w:val="single" w:color="AAAAAA" w:sz="1"/>
+              <w:bottom w:val="single" w:color="AAAAAA" w:sz="1"/>
+              <w:right w:val="single" w:color="AAAAAA" w:sz="1"/>
+            </w:tcBorders>
+            <w:tcMar>
+              <w:top w:type="dxa" w:w="60"/>
+              <w:left w:type="dxa" w:w="100"/>
+              <w:bottom w:type="dxa" w:w="60"/>
+              <w:right w:type="dxa" w:w="100"/>
+            </w:tcMar>
+          </w:tcPr>
+          <w:p>
+            <w:r>
+              <w:rPr>
+                <w:rFonts w:ascii="Arial" w:cs="Arial" w:eastAsia="Arial" w:hAnsi="Arial"/>
+                <w:b w:val="false"/>
+                <w:bCs w:val="false"/>
+                <w:i w:val="false"/>
+                <w:iCs w:val="false"/>
+                <w:sz w:val="20"/>
+                <w:szCs w:val="20"/>
+              </w:rPr>
+              <w:t xml:space="preserve">Conditional</w:t>
+            </w:r>
+          </w:p>
+        </w:tc>
+        <w:tc>
+          <w:tcPr>
+            <w:tcW w:type="dxa" w:w="2400"/>
+            <w:tcBorders>
+              <w:top w:val="single" w:color="AAAAAA" w:sz="1"/>
+              <w:left w:val="single" w:color="AAAAAA" w:sz="1"/>
+              <w:bottom w:val="single" w:color="AAAAAA" w:sz="1"/>
+              <w:right w:val="single" w:color="AAAAAA" w:sz="1"/>
+            </w:tcBorders>
+            <w:tcMar>
+              <w:top w:type="dxa" w:w="60"/>
+              <w:left w:type="dxa" w:w="100"/>
+              <w:bottom w:type="dxa" w:w="60"/>
+              <w:right w:type="dxa" w:w="100"/>
+            </w:tcMar>
+          </w:tcPr>
+          <w:p>
+            <w:r>
+              <w:rPr>
+                <w:rFonts w:ascii="Arial" w:cs="Arial" w:eastAsia="Arial" w:hAnsi="Arial"/>
+                <w:b w:val="false"/>
+                <w:bCs w:val="false"/>
+                <w:i w:val="false"/>
+                <w:iCs w:val="false"/>
+                <w:sz w:val="20"/>
+                <w:szCs w:val="20"/>
+              </w:rPr>
+              <w:t xml:space="preserve">Insufficient Experience, Incomplete Application, Failed Background Check, Conflict of Interest, Unresponsive, Candidate Withdrew, Other</w:t>
+            </w:r>
+          </w:p>
+        </w:tc>
+        <w:tc>
+          <w:tcPr>
+            <w:tcW w:type="dxa" w:w="1000"/>
+            <w:tcBorders>
+              <w:top w:val="single" w:color="AAAAAA" w:sz="1"/>
+              <w:left w:val="single" w:color="AAAAAA" w:sz="1"/>
+              <w:bottom w:val="single" w:color="AAAAAA" w:sz="1"/>
+              <w:right w:val="single" w:color="AAAAAA" w:sz="1"/>
+            </w:tcBorders>
+            <w:tcMar>
+              <w:top w:type="dxa" w:w="60"/>
+              <w:left w:type="dxa" w:w="100"/>
+              <w:bottom w:type="dxa" w:w="60"/>
+              <w:right w:type="dxa" w:w="100"/>
+            </w:tcMar>
+          </w:tcPr>
+          <w:p>
+            <w:r>
+              <w:rPr>
+                <w:rFonts w:ascii="Arial" w:cs="Arial" w:eastAsia="Arial" w:hAnsi="Arial"/>
+                <w:b w:val="false"/>
+                <w:bCs w:val="false"/>
+                <w:i w:val="false"/>
+                <w:iCs w:val="false"/>
+                <w:sz w:val="20"/>
+                <w:szCs w:val="20"/>
+              </w:rPr>
+              <w:t xml:space="preserve">—</w:t>
+            </w:r>
+          </w:p>
+        </w:tc>
+        <w:tc>
+          <w:tcPr>
+            <w:tcW w:type="dxa" w:w="1860"/>
+            <w:tcBorders>
+              <w:top w:val="single" w:color="AAAAAA" w:sz="1"/>
+              <w:left w:val="single" w:color="AAAAAA" w:sz="1"/>
+              <w:bottom w:val="single" w:color="AAAAAA" w:sz="1"/>
+              <w:right w:val="single" w:color="AAAAAA" w:sz="1"/>
+            </w:tcBorders>
+            <w:tcMar>
+              <w:top w:type="dxa" w:w="60"/>
+              <w:left w:type="dxa" w:w="100"/>
+              <w:bottom w:type="dxa" w:w="60"/>
+              <w:right w:type="dxa" w:w="100"/>
+            </w:tcMar>
+          </w:tcPr>
+          <w:p>
+            <w:r>
+              <w:rPr>
+                <w:rFonts w:ascii="Arial" w:cs="Arial" w:eastAsia="Arial" w:hAnsi="Arial"/>
+                <w:b w:val="false"/>
+                <w:bCs w:val="false"/>
+                <w:i w:val="false"/>
+                <w:iCs w:val="false"/>
+                <w:color w:val="888888"/>
+                <w:sz w:val="16"/>
+                <w:szCs w:val="16"/>
+              </w:rPr>
+              <w:t xml:space="preserve">MR-APPLY-DAT-024</w:t>
+            </w:r>
+          </w:p>
+        </w:tc>
+      </w:tr>
+      <w:tr>
+        <w:tc>
+          <w:tcPr>
+            <w:tcW w:type="dxa" w:w="9360"/>
+            <w:gridSpan w:val="6"/>
+            <w:tcBorders>
+              <w:top w:val="single" w:color="AAAAAA" w:sz="1"/>
+              <w:left w:val="single" w:color="AAAAAA" w:sz="1"/>
+              <w:bottom w:val="single" w:color="AAAAAA" w:sz="1"/>
+              <w:right w:val="single" w:color="AAAAAA" w:sz="1"/>
+            </w:tcBorders>
+            <w:tcMar>
+              <w:top w:type="dxa" w:w="40"/>
+              <w:left w:type="dxa" w:w="100"/>
+              <w:bottom w:type="dxa" w:w="80"/>
+              <w:right w:type="dxa" w:w="100"/>
+            </w:tcMar>
+          </w:tcPr>
+          <w:p>
+            <w:r>
+              <w:rPr>
+                <w:rFonts w:ascii="Arial" w:cs="Arial" w:eastAsia="Arial" w:hAnsi="Arial"/>
+                <w:b w:val="false"/>
+                <w:bCs w:val="false"/>
+                <w:i w:val="false"/>
+                <w:iCs w:val="false"/>
+                <w:color w:val="888888"/>
+                <w:sz w:val="20"/>
+                <w:szCs w:val="20"/>
+              </w:rPr>
+              <w:t xml:space="preserve">Reason the mentor application was declined. Required when mentorStatus = Declined. Admin-only. Dynamic logic: visible only when mentorStatus = Declined. Used during both MR-APPLY (application decline) and MR-ONBOARD (onboarding decline). Reconciled to 7 values (MR-RECON-DEC-002): Unresponsive and Candidate Withdrew added by MR-ONBOARD. </w:t>
+            </w:r>
+            <w:r>
+              <w:rPr>
+                <w:rFonts w:ascii="Arial" w:cs="Arial" w:eastAsia="Arial" w:hAnsi="Arial"/>
+                <w:b/>
+                <w:bCs/>
+                <w:i w:val="false"/>
+                <w:iCs w:val="false"/>
+                <w:color w:val="888888"/>
+                <w:sz w:val="20"/>
+                <w:szCs w:val="20"/>
+              </w:rPr>
+              <w:t xml:space="preserve">Domains: </w:t>
+            </w:r>
+            <w:r>
+              <w:rPr>
+                <w:rFonts w:ascii="Arial" w:cs="Arial" w:eastAsia="Arial" w:hAnsi="Arial"/>
+                <w:b w:val="false"/>
+                <w:bCs w:val="false"/>
+                <w:i w:val="false"/>
+                <w:iCs w:val="false"/>
+                <w:color w:val="888888"/>
+                <w:sz w:val="20"/>
+                <w:szCs w:val="20"/>
+              </w:rPr>
+              <w:t xml:space="preserve">MR. </w:t>
+            </w:r>
+            <w:r>
+              <w:rPr>
+                <w:rFonts w:ascii="Arial" w:cs="Arial" w:eastAsia="Arial" w:hAnsi="Arial"/>
+                <w:b/>
+                <w:bCs/>
+                <w:i w:val="false"/>
+                <w:iCs w:val="false"/>
+                <w:color w:val="888888"/>
+                <w:sz w:val="20"/>
+                <w:szCs w:val="20"/>
+              </w:rPr>
+              <w:t xml:space="preserve">Implementation: </w:t>
+            </w:r>
+            <w:r>
+              <w:rPr>
+                <w:rFonts w:ascii="Arial" w:cs="Arial" w:eastAsia="Arial" w:hAnsi="Arial"/>
+                <w:b w:val="false"/>
+                <w:bCs w:val="false"/>
+                <w:i w:val="false"/>
+                <w:iCs w:val="false"/>
+                <w:color w:val="888888"/>
+                <w:sz w:val="20"/>
+                <w:szCs w:val="20"/>
+              </w:rPr>
+              <w:t xml:space="preserve">admin-only. Dynamic logic: visible when mentorStatus = Declined.</w:t>
+            </w:r>
+          </w:p>
+        </w:tc>
+      </w:tr>
+    </w:tbl>
+    <w:p>
+      <w:pPr>
+        <w:spacing w:after="120"/>
+      </w:pPr>
+      <w:r>
+        <w:rPr>
+          <w:rFonts w:ascii="Arial" w:cs="Arial" w:eastAsia="Arial" w:hAnsi="Arial"/>
+          <w:b/>
+          <w:bCs/>
+          <w:i w:val="false"/>
+          <w:iCs w:val="false"/>
+          <w:color w:val="1F3864"/>
+          <w:sz w:val="22"/>
+          <w:szCs w:val="22"/>
+        </w:rPr>
+        <w:t xml:space="preserve">Analytics</w:t>
+      </w:r>
+    </w:p>
+    <w:tbl>
+      <w:tblPr>
+        <w:tblW w:type="dxa" w:w="9360"/>
+        <w:tblBorders>
+          <w:top w:val="single" w:color="auto" w:sz="4"/>
+          <w:left w:val="single" w:color="auto" w:sz="4"/>
+          <w:bottom w:val="single" w:color="auto" w:sz="4"/>
+          <w:right w:val="single" w:color="auto" w:sz="4"/>
+          <w:insideH w:val="single" w:color="auto" w:sz="4"/>
+          <w:insideV w:val="single" w:color="auto" w:sz="4"/>
+        </w:tblBorders>
+      </w:tblPr>
+      <w:tblGrid>
+        <w:gridCol w:w="2200"/>
+        <w:gridCol w:w="1100"/>
+        <w:gridCol w:w="800"/>
+        <w:gridCol w:w="2400"/>
+        <w:gridCol w:w="1000"/>
+        <w:gridCol w:w="1860"/>
+      </w:tblGrid>
+      <w:tr>
+        <w:tc>
+          <w:tcPr>
+            <w:tcW w:type="dxa" w:w="2200"/>
+            <w:tcBorders>
+              <w:top w:val="single" w:color="AAAAAA" w:sz="1"/>
+              <w:left w:val="single" w:color="AAAAAA" w:sz="1"/>
+              <w:bottom w:val="single" w:color="AAAAAA" w:sz="1"/>
+              <w:right w:val="single" w:color="AAAAAA" w:sz="1"/>
+            </w:tcBorders>
+            <w:shd w:fill="1F3864" w:val="clear"/>
+            <w:tcMar>
+              <w:top w:type="dxa" w:w="60"/>
+              <w:left w:type="dxa" w:w="100"/>
+              <w:bottom w:type="dxa" w:w="60"/>
+              <w:right w:type="dxa" w:w="100"/>
+            </w:tcMar>
+          </w:tcPr>
+          <w:p>
+            <w:r>
+              <w:rPr>
+                <w:rFonts w:ascii="Arial" w:cs="Arial" w:eastAsia="Arial" w:hAnsi="Arial"/>
+                <w:b/>
+                <w:bCs/>
+                <w:i w:val="false"/>
+                <w:iCs w:val="false"/>
+                <w:color w:val="FFFFFF"/>
+                <w:sz w:val="20"/>
+                <w:szCs w:val="20"/>
+              </w:rPr>
+              <w:t xml:space="preserve">Field Name</w:t>
+            </w:r>
+          </w:p>
+        </w:tc>
+        <w:tc>
+          <w:tcPr>
+            <w:tcW w:type="dxa" w:w="1100"/>
+            <w:tcBorders>
+              <w:top w:val="single" w:color="AAAAAA" w:sz="1"/>
+              <w:left w:val="single" w:color="AAAAAA" w:sz="1"/>
+              <w:bottom w:val="single" w:color="AAAAAA" w:sz="1"/>
+              <w:right w:val="single" w:color="AAAAAA" w:sz="1"/>
+            </w:tcBorders>
+            <w:shd w:fill="1F3864" w:val="clear"/>
+            <w:tcMar>
+              <w:top w:type="dxa" w:w="60"/>
+              <w:left w:type="dxa" w:w="100"/>
+              <w:bottom w:type="dxa" w:w="60"/>
+              <w:right w:type="dxa" w:w="100"/>
+            </w:tcMar>
+          </w:tcPr>
+          <w:p>
+            <w:r>
+              <w:rPr>
+                <w:rFonts w:ascii="Arial" w:cs="Arial" w:eastAsia="Arial" w:hAnsi="Arial"/>
+                <w:b/>
+                <w:bCs/>
+                <w:i w:val="false"/>
+                <w:iCs w:val="false"/>
+                <w:color w:val="FFFFFF"/>
+                <w:sz w:val="20"/>
+                <w:szCs w:val="20"/>
+              </w:rPr>
+              <w:t xml:space="preserve">Type</w:t>
+            </w:r>
+          </w:p>
+        </w:tc>
+        <w:tc>
+          <w:tcPr>
+            <w:tcW w:type="dxa" w:w="800"/>
+            <w:tcBorders>
+              <w:top w:val="single" w:color="AAAAAA" w:sz="1"/>
+              <w:left w:val="single" w:color="AAAAAA" w:sz="1"/>
+              <w:bottom w:val="single" w:color="AAAAAA" w:sz="1"/>
+              <w:right w:val="single" w:color="AAAAAA" w:sz="1"/>
+            </w:tcBorders>
+            <w:shd w:fill="1F3864" w:val="clear"/>
+            <w:tcMar>
+              <w:top w:type="dxa" w:w="60"/>
+              <w:left w:type="dxa" w:w="100"/>
+              <w:bottom w:type="dxa" w:w="60"/>
+              <w:right w:type="dxa" w:w="100"/>
+            </w:tcMar>
+          </w:tcPr>
+          <w:p>
+            <w:r>
+              <w:rPr>
+                <w:rFonts w:ascii="Arial" w:cs="Arial" w:eastAsia="Arial" w:hAnsi="Arial"/>
+                <w:b/>
+                <w:bCs/>
+                <w:i w:val="false"/>
+                <w:iCs w:val="false"/>
+                <w:color w:val="FFFFFF"/>
+                <w:sz w:val="20"/>
+                <w:szCs w:val="20"/>
+              </w:rPr>
+              <w:t xml:space="preserve">Required</w:t>
+            </w:r>
+          </w:p>
+        </w:tc>
+        <w:tc>
+          <w:tcPr>
+            <w:tcW w:type="dxa" w:w="2400"/>
+            <w:tcBorders>
+              <w:top w:val="single" w:color="AAAAAA" w:sz="1"/>
+              <w:left w:val="single" w:color="AAAAAA" w:sz="1"/>
+              <w:bottom w:val="single" w:color="AAAAAA" w:sz="1"/>
+              <w:right w:val="single" w:color="AAAAAA" w:sz="1"/>
+            </w:tcBorders>
+            <w:shd w:fill="1F3864" w:val="clear"/>
+            <w:tcMar>
+              <w:top w:type="dxa" w:w="60"/>
+              <w:left w:type="dxa" w:w="100"/>
+              <w:bottom w:type="dxa" w:w="60"/>
+              <w:right w:type="dxa" w:w="100"/>
+            </w:tcMar>
+          </w:tcPr>
+          <w:p>
+            <w:r>
+              <w:rPr>
+                <w:rFonts w:ascii="Arial" w:cs="Arial" w:eastAsia="Arial" w:hAnsi="Arial"/>
+                <w:b/>
+                <w:bCs/>
+                <w:i w:val="false"/>
+                <w:iCs w:val="false"/>
+                <w:color w:val="FFFFFF"/>
+                <w:sz w:val="20"/>
+                <w:szCs w:val="20"/>
+              </w:rPr>
+              <w:t xml:space="preserve">Values</w:t>
+            </w:r>
+          </w:p>
+        </w:tc>
+        <w:tc>
+          <w:tcPr>
+            <w:tcW w:type="dxa" w:w="1000"/>
+            <w:tcBorders>
+              <w:top w:val="single" w:color="AAAAAA" w:sz="1"/>
+              <w:left w:val="single" w:color="AAAAAA" w:sz="1"/>
+              <w:bottom w:val="single" w:color="AAAAAA" w:sz="1"/>
+              <w:right w:val="single" w:color="AAAAAA" w:sz="1"/>
+            </w:tcBorders>
+            <w:shd w:fill="1F3864" w:val="clear"/>
+            <w:tcMar>
+              <w:top w:type="dxa" w:w="60"/>
+              <w:left w:type="dxa" w:w="100"/>
+              <w:bottom w:type="dxa" w:w="60"/>
+              <w:right w:type="dxa" w:w="100"/>
+            </w:tcMar>
+          </w:tcPr>
+          <w:p>
+            <w:r>
+              <w:rPr>
+                <w:rFonts w:ascii="Arial" w:cs="Arial" w:eastAsia="Arial" w:hAnsi="Arial"/>
+                <w:b/>
+                <w:bCs/>
+                <w:i w:val="false"/>
+                <w:iCs w:val="false"/>
+                <w:color w:val="FFFFFF"/>
+                <w:sz w:val="20"/>
+                <w:szCs w:val="20"/>
+              </w:rPr>
+              <w:t xml:space="preserve">Default</w:t>
+            </w:r>
+          </w:p>
+        </w:tc>
+        <w:tc>
+          <w:tcPr>
+            <w:tcW w:type="dxa" w:w="1860"/>
+            <w:tcBorders>
+              <w:top w:val="single" w:color="AAAAAA" w:sz="1"/>
+              <w:left w:val="single" w:color="AAAAAA" w:sz="1"/>
+              <w:bottom w:val="single" w:color="AAAAAA" w:sz="1"/>
+              <w:right w:val="single" w:color="AAAAAA" w:sz="1"/>
+            </w:tcBorders>
+            <w:shd w:fill="1F3864" w:val="clear"/>
+            <w:tcMar>
+              <w:top w:type="dxa" w:w="60"/>
+              <w:left w:type="dxa" w:w="100"/>
+              <w:bottom w:type="dxa" w:w="60"/>
+              <w:right w:type="dxa" w:w="100"/>
+            </w:tcMar>
+          </w:tcPr>
+          <w:p>
+            <w:r>
+              <w:rPr>
+                <w:rFonts w:ascii="Arial" w:cs="Arial" w:eastAsia="Arial" w:hAnsi="Arial"/>
+                <w:b/>
+                <w:bCs/>
+                <w:i w:val="false"/>
+                <w:iCs w:val="false"/>
+                <w:color w:val="FFFFFF"/>
+                <w:sz w:val="20"/>
+                <w:szCs w:val="20"/>
+              </w:rPr>
+              <w:t xml:space="preserve">ID</w:t>
+            </w:r>
+          </w:p>
+        </w:tc>
+      </w:tr>
+      <w:tr>
+        <w:tc>
+          <w:tcPr>
+            <w:tcW w:type="dxa" w:w="2200"/>
+            <w:tcBorders>
+              <w:top w:val="single" w:color="AAAAAA" w:sz="1"/>
+              <w:left w:val="single" w:color="AAAAAA" w:sz="1"/>
+              <w:bottom w:val="single" w:color="AAAAAA" w:sz="1"/>
+              <w:right w:val="single" w:color="AAAAAA" w:sz="1"/>
+            </w:tcBorders>
+            <w:tcMar>
+              <w:top w:type="dxa" w:w="60"/>
+              <w:left w:type="dxa" w:w="100"/>
+              <w:bottom w:type="dxa" w:w="60"/>
+              <w:right w:type="dxa" w:w="100"/>
+            </w:tcMar>
+          </w:tcPr>
+          <w:p>
+            <w:r>
+              <w:rPr>
+                <w:rFonts w:ascii="Arial" w:cs="Arial" w:eastAsia="Arial" w:hAnsi="Arial"/>
+                <w:b/>
+                <w:bCs/>
+                <w:i w:val="false"/>
+                <w:iCs w:val="false"/>
+                <w:sz w:val="20"/>
+                <w:szCs w:val="20"/>
+              </w:rPr>
+              <w:t xml:space="preserve">totalLifetimeSessions</w:t>
+            </w:r>
+          </w:p>
+        </w:tc>
+        <w:tc>
+          <w:tcPr>
+            <w:tcW w:type="dxa" w:w="1100"/>
+            <w:tcBorders>
+              <w:top w:val="single" w:color="AAAAAA" w:sz="1"/>
+              <w:left w:val="single" w:color="AAAAAA" w:sz="1"/>
+              <w:bottom w:val="single" w:color="AAAAAA" w:sz="1"/>
+              <w:right w:val="single" w:color="AAAAAA" w:sz="1"/>
+            </w:tcBorders>
+            <w:tcMar>
+              <w:top w:type="dxa" w:w="60"/>
+              <w:left w:type="dxa" w:w="100"/>
+              <w:bottom w:type="dxa" w:w="60"/>
+              <w:right w:type="dxa" w:w="100"/>
+            </w:tcMar>
+          </w:tcPr>
+          <w:p>
+            <w:r>
+              <w:rPr>
+                <w:rFonts w:ascii="Arial" w:cs="Arial" w:eastAsia="Arial" w:hAnsi="Arial"/>
+                <w:b w:val="false"/>
+                <w:bCs w:val="false"/>
+                <w:i w:val="false"/>
+                <w:iCs w:val="false"/>
+                <w:sz w:val="20"/>
+                <w:szCs w:val="20"/>
+              </w:rPr>
+              <w:t xml:space="preserve">int</w:t>
+            </w:r>
+          </w:p>
+        </w:tc>
+        <w:tc>
+          <w:tcPr>
+            <w:tcW w:type="dxa" w:w="800"/>
+            <w:tcBorders>
+              <w:top w:val="single" w:color="AAAAAA" w:sz="1"/>
+              <w:left w:val="single" w:color="AAAAAA" w:sz="1"/>
+              <w:bottom w:val="single" w:color="AAAAAA" w:sz="1"/>
+              <w:right w:val="single" w:color="AAAAAA" w:sz="1"/>
+            </w:tcBorders>
+            <w:tcMar>
+              <w:top w:type="dxa" w:w="60"/>
+              <w:left w:type="dxa" w:w="100"/>
+              <w:bottom w:type="dxa" w:w="60"/>
+              <w:right w:type="dxa" w:w="100"/>
+            </w:tcMar>
+          </w:tcPr>
+          <w:p>
+            <w:r>
+              <w:rPr>
+                <w:rFonts w:ascii="Arial" w:cs="Arial" w:eastAsia="Arial" w:hAnsi="Arial"/>
+                <w:b w:val="false"/>
+                <w:bCs w:val="false"/>
+                <w:i w:val="false"/>
+                <w:iCs w:val="false"/>
+                <w:sz w:val="20"/>
+                <w:szCs w:val="20"/>
+              </w:rPr>
+              <w:t xml:space="preserve">System</w:t>
+            </w:r>
+          </w:p>
+        </w:tc>
+        <w:tc>
+          <w:tcPr>
+            <w:tcW w:type="dxa" w:w="2400"/>
+            <w:tcBorders>
+              <w:top w:val="single" w:color="AAAAAA" w:sz="1"/>
+              <w:left w:val="single" w:color="AAAAAA" w:sz="1"/>
+              <w:bottom w:val="single" w:color="AAAAAA" w:sz="1"/>
+              <w:right w:val="single" w:color="AAAAAA" w:sz="1"/>
+            </w:tcBorders>
+            <w:tcMar>
+              <w:top w:type="dxa" w:w="60"/>
+              <w:left w:type="dxa" w:w="100"/>
+              <w:bottom w:type="dxa" w:w="60"/>
+              <w:right w:type="dxa" w:w="100"/>
+            </w:tcMar>
+          </w:tcPr>
+          <w:p>
+            <w:r>
+              <w:rPr>
+                <w:rFonts w:ascii="Arial" w:cs="Arial" w:eastAsia="Arial" w:hAnsi="Arial"/>
+                <w:b w:val="false"/>
+                <w:bCs w:val="false"/>
+                <w:i w:val="false"/>
+                <w:iCs w:val="false"/>
+                <w:sz w:val="20"/>
+                <w:szCs w:val="20"/>
+              </w:rPr>
+              <w:t xml:space="preserve">—</w:t>
+            </w:r>
+          </w:p>
+        </w:tc>
+        <w:tc>
+          <w:tcPr>
+            <w:tcW w:type="dxa" w:w="1000"/>
+            <w:tcBorders>
+              <w:top w:val="single" w:color="AAAAAA" w:sz="1"/>
+              <w:left w:val="single" w:color="AAAAAA" w:sz="1"/>
+              <w:bottom w:val="single" w:color="AAAAAA" w:sz="1"/>
+              <w:right w:val="single" w:color="AAAAAA" w:sz="1"/>
+            </w:tcBorders>
+            <w:tcMar>
+              <w:top w:type="dxa" w:w="60"/>
+              <w:left w:type="dxa" w:w="100"/>
+              <w:bottom w:type="dxa" w:w="60"/>
+              <w:right w:type="dxa" w:w="100"/>
+            </w:tcMar>
+          </w:tcPr>
+          <w:p>
+            <w:r>
+              <w:rPr>
+                <w:rFonts w:ascii="Arial" w:cs="Arial" w:eastAsia="Arial" w:hAnsi="Arial"/>
+                <w:b w:val="false"/>
+                <w:bCs w:val="false"/>
+                <w:i w:val="false"/>
+                <w:iCs w:val="false"/>
+                <w:sz w:val="20"/>
+                <w:szCs w:val="20"/>
+              </w:rPr>
+              <w:t xml:space="preserve">—</w:t>
+            </w:r>
+          </w:p>
+        </w:tc>
+        <w:tc>
+          <w:tcPr>
+            <w:tcW w:type="dxa" w:w="1860"/>
+            <w:tcBorders>
+              <w:top w:val="single" w:color="AAAAAA" w:sz="1"/>
+              <w:left w:val="single" w:color="AAAAAA" w:sz="1"/>
+              <w:bottom w:val="single" w:color="AAAAAA" w:sz="1"/>
+              <w:right w:val="single" w:color="AAAAAA" w:sz="1"/>
+            </w:tcBorders>
+            <w:tcMar>
+              <w:top w:type="dxa" w:w="60"/>
+              <w:left w:type="dxa" w:w="100"/>
+              <w:bottom w:type="dxa" w:w="60"/>
+              <w:right w:type="dxa" w:w="100"/>
+            </w:tcMar>
+          </w:tcPr>
+          <w:p>
+            <w:r>
+              <w:rPr>
+                <w:rFonts w:ascii="Arial" w:cs="Arial" w:eastAsia="Arial" w:hAnsi="Arial"/>
+                <w:b w:val="false"/>
+                <w:bCs w:val="false"/>
+                <w:i w:val="false"/>
+                <w:iCs w:val="false"/>
+                <w:color w:val="888888"/>
+                <w:sz w:val="16"/>
+                <w:szCs w:val="16"/>
+              </w:rPr>
+              <w:t xml:space="preserve">MR-MANAGE-DAT-021</w:t>
+            </w:r>
+          </w:p>
+        </w:tc>
+      </w:tr>
+      <w:tr>
+        <w:tc>
+          <w:tcPr>
+            <w:tcW w:type="dxa" w:w="9360"/>
+            <w:gridSpan w:val="6"/>
+            <w:tcBorders>
+              <w:top w:val="single" w:color="AAAAAA" w:sz="1"/>
+              <w:left w:val="single" w:color="AAAAAA" w:sz="1"/>
+              <w:bottom w:val="single" w:color="AAAAAA" w:sz="1"/>
+              <w:right w:val="single" w:color="AAAAAA" w:sz="1"/>
+            </w:tcBorders>
+            <w:tcMar>
+              <w:top w:type="dxa" w:w="40"/>
+              <w:left w:type="dxa" w:w="100"/>
+              <w:bottom w:type="dxa" w:w="80"/>
+              <w:right w:type="dxa" w:w="100"/>
+            </w:tcMar>
+          </w:tcPr>
+          <w:p>
+            <w:r>
+              <w:rPr>
+                <w:rFonts w:ascii="Arial" w:cs="Arial" w:eastAsia="Arial" w:hAnsi="Arial"/>
+                <w:b w:val="false"/>
+                <w:bCs w:val="false"/>
+                <w:i w:val="false"/>
+                <w:iCs w:val="false"/>
+                <w:color w:val="888888"/>
+                <w:sz w:val="20"/>
+                <w:szCs w:val="20"/>
+              </w:rPr>
+              <w:t xml:space="preserve">Count of all completed sessions across all of the mentor’s engagements. System-calculated, read-only. Visible in list views and detail pages. </w:t>
+            </w:r>
+            <w:r>
+              <w:rPr>
+                <w:rFonts w:ascii="Arial" w:cs="Arial" w:eastAsia="Arial" w:hAnsi="Arial"/>
+                <w:b/>
+                <w:bCs/>
+                <w:i w:val="false"/>
+                <w:iCs w:val="false"/>
+                <w:color w:val="888888"/>
+                <w:sz w:val="20"/>
+                <w:szCs w:val="20"/>
+              </w:rPr>
+              <w:t xml:space="preserve">Domains: </w:t>
+            </w:r>
+            <w:r>
+              <w:rPr>
+                <w:rFonts w:ascii="Arial" w:cs="Arial" w:eastAsia="Arial" w:hAnsi="Arial"/>
+                <w:b w:val="false"/>
+                <w:bCs w:val="false"/>
+                <w:i w:val="false"/>
+                <w:iCs w:val="false"/>
+                <w:color w:val="888888"/>
+                <w:sz w:val="20"/>
+                <w:szCs w:val="20"/>
+              </w:rPr>
+              <w:t xml:space="preserve">MR. </w:t>
+            </w:r>
+            <w:r>
+              <w:rPr>
+                <w:rFonts w:ascii="Arial" w:cs="Arial" w:eastAsia="Arial" w:hAnsi="Arial"/>
+                <w:b/>
+                <w:bCs/>
+                <w:i w:val="false"/>
+                <w:iCs w:val="false"/>
+                <w:color w:val="888888"/>
+                <w:sz w:val="20"/>
+                <w:szCs w:val="20"/>
+              </w:rPr>
+              <w:t xml:space="preserve">Implementation: </w:t>
+            </w:r>
+            <w:r>
+              <w:rPr>
+                <w:rFonts w:ascii="Arial" w:cs="Arial" w:eastAsia="Arial" w:hAnsi="Arial"/>
+                <w:b w:val="false"/>
+                <w:bCs w:val="false"/>
+                <w:i w:val="false"/>
+                <w:iCs w:val="false"/>
+                <w:color w:val="888888"/>
+                <w:sz w:val="20"/>
+                <w:szCs w:val="20"/>
+              </w:rPr>
+              <w:t xml:space="preserve">system-calculated, readOnly.</w:t>
+            </w:r>
+          </w:p>
+        </w:tc>
+      </w:tr>
+      <w:tr>
+        <w:tc>
+          <w:tcPr>
+            <w:tcW w:type="dxa" w:w="2200"/>
+            <w:tcBorders>
+              <w:top w:val="single" w:color="AAAAAA" w:sz="1"/>
+              <w:left w:val="single" w:color="AAAAAA" w:sz="1"/>
+              <w:bottom w:val="single" w:color="AAAAAA" w:sz="1"/>
+              <w:right w:val="single" w:color="AAAAAA" w:sz="1"/>
+            </w:tcBorders>
+            <w:tcMar>
+              <w:top w:type="dxa" w:w="60"/>
+              <w:left w:type="dxa" w:w="100"/>
+              <w:bottom w:type="dxa" w:w="60"/>
+              <w:right w:type="dxa" w:w="100"/>
+            </w:tcMar>
+          </w:tcPr>
+          <w:p>
+            <w:r>
+              <w:rPr>
+                <w:rFonts w:ascii="Arial" w:cs="Arial" w:eastAsia="Arial" w:hAnsi="Arial"/>
+                <w:b/>
+                <w:bCs/>
+                <w:i w:val="false"/>
+                <w:iCs w:val="false"/>
+                <w:sz w:val="20"/>
+                <w:szCs w:val="20"/>
+              </w:rPr>
+              <w:t xml:space="preserve">totalMentoringHours</w:t>
+            </w:r>
+          </w:p>
+        </w:tc>
+        <w:tc>
+          <w:tcPr>
+            <w:tcW w:type="dxa" w:w="1100"/>
+            <w:tcBorders>
+              <w:top w:val="single" w:color="AAAAAA" w:sz="1"/>
+              <w:left w:val="single" w:color="AAAAAA" w:sz="1"/>
+              <w:bottom w:val="single" w:color="AAAAAA" w:sz="1"/>
+              <w:right w:val="single" w:color="AAAAAA" w:sz="1"/>
+            </w:tcBorders>
+            <w:tcMar>
+              <w:top w:type="dxa" w:w="60"/>
+              <w:left w:type="dxa" w:w="100"/>
+              <w:bottom w:type="dxa" w:w="60"/>
+              <w:right w:type="dxa" w:w="100"/>
+            </w:tcMar>
+          </w:tcPr>
+          <w:p>
+            <w:r>
+              <w:rPr>
+                <w:rFonts w:ascii="Arial" w:cs="Arial" w:eastAsia="Arial" w:hAnsi="Arial"/>
+                <w:b w:val="false"/>
+                <w:bCs w:val="false"/>
+                <w:i w:val="false"/>
+                <w:iCs w:val="false"/>
+                <w:sz w:val="20"/>
+                <w:szCs w:val="20"/>
+              </w:rPr>
+              <w:t xml:space="preserve">float</w:t>
+            </w:r>
+          </w:p>
+        </w:tc>
+        <w:tc>
+          <w:tcPr>
+            <w:tcW w:type="dxa" w:w="800"/>
+            <w:tcBorders>
+              <w:top w:val="single" w:color="AAAAAA" w:sz="1"/>
+              <w:left w:val="single" w:color="AAAAAA" w:sz="1"/>
+              <w:bottom w:val="single" w:color="AAAAAA" w:sz="1"/>
+              <w:right w:val="single" w:color="AAAAAA" w:sz="1"/>
+            </w:tcBorders>
+            <w:tcMar>
+              <w:top w:type="dxa" w:w="60"/>
+              <w:left w:type="dxa" w:w="100"/>
+              <w:bottom w:type="dxa" w:w="60"/>
+              <w:right w:type="dxa" w:w="100"/>
+            </w:tcMar>
+          </w:tcPr>
+          <w:p>
+            <w:r>
+              <w:rPr>
+                <w:rFonts w:ascii="Arial" w:cs="Arial" w:eastAsia="Arial" w:hAnsi="Arial"/>
+                <w:b w:val="false"/>
+                <w:bCs w:val="false"/>
+                <w:i w:val="false"/>
+                <w:iCs w:val="false"/>
+                <w:sz w:val="20"/>
+                <w:szCs w:val="20"/>
+              </w:rPr>
+              <w:t xml:space="preserve">System</w:t>
+            </w:r>
+          </w:p>
+        </w:tc>
+        <w:tc>
+          <w:tcPr>
+            <w:tcW w:type="dxa" w:w="2400"/>
+            <w:tcBorders>
+              <w:top w:val="single" w:color="AAAAAA" w:sz="1"/>
+              <w:left w:val="single" w:color="AAAAAA" w:sz="1"/>
+              <w:bottom w:val="single" w:color="AAAAAA" w:sz="1"/>
+              <w:right w:val="single" w:color="AAAAAA" w:sz="1"/>
+            </w:tcBorders>
+            <w:tcMar>
+              <w:top w:type="dxa" w:w="60"/>
+              <w:left w:type="dxa" w:w="100"/>
+              <w:bottom w:type="dxa" w:w="60"/>
+              <w:right w:type="dxa" w:w="100"/>
+            </w:tcMar>
+          </w:tcPr>
+          <w:p>
+            <w:r>
+              <w:rPr>
+                <w:rFonts w:ascii="Arial" w:cs="Arial" w:eastAsia="Arial" w:hAnsi="Arial"/>
+                <w:b w:val="false"/>
+                <w:bCs w:val="false"/>
+                <w:i w:val="false"/>
+                <w:iCs w:val="false"/>
+                <w:sz w:val="20"/>
+                <w:szCs w:val="20"/>
+              </w:rPr>
+              <w:t xml:space="preserve">—</w:t>
+            </w:r>
+          </w:p>
+        </w:tc>
+        <w:tc>
+          <w:tcPr>
+            <w:tcW w:type="dxa" w:w="1000"/>
+            <w:tcBorders>
+              <w:top w:val="single" w:color="AAAAAA" w:sz="1"/>
+              <w:left w:val="single" w:color="AAAAAA" w:sz="1"/>
+              <w:bottom w:val="single" w:color="AAAAAA" w:sz="1"/>
+              <w:right w:val="single" w:color="AAAAAA" w:sz="1"/>
+            </w:tcBorders>
+            <w:tcMar>
+              <w:top w:type="dxa" w:w="60"/>
+              <w:left w:type="dxa" w:w="100"/>
+              <w:bottom w:type="dxa" w:w="60"/>
+              <w:right w:type="dxa" w:w="100"/>
+            </w:tcMar>
+          </w:tcPr>
+          <w:p>
+            <w:r>
+              <w:rPr>
+                <w:rFonts w:ascii="Arial" w:cs="Arial" w:eastAsia="Arial" w:hAnsi="Arial"/>
+                <w:b w:val="false"/>
+                <w:bCs w:val="false"/>
+                <w:i w:val="false"/>
+                <w:iCs w:val="false"/>
+                <w:sz w:val="20"/>
+                <w:szCs w:val="20"/>
+              </w:rPr>
+              <w:t xml:space="preserve">—</w:t>
+            </w:r>
+          </w:p>
+        </w:tc>
+        <w:tc>
+          <w:tcPr>
+            <w:tcW w:type="dxa" w:w="1860"/>
+            <w:tcBorders>
+              <w:top w:val="single" w:color="AAAAAA" w:sz="1"/>
+              <w:left w:val="single" w:color="AAAAAA" w:sz="1"/>
+              <w:bottom w:val="single" w:color="AAAAAA" w:sz="1"/>
+              <w:right w:val="single" w:color="AAAAAA" w:sz="1"/>
+            </w:tcBorders>
+            <w:tcMar>
+              <w:top w:type="dxa" w:w="60"/>
+              <w:left w:type="dxa" w:w="100"/>
+              <w:bottom w:type="dxa" w:w="60"/>
+              <w:right w:type="dxa" w:w="100"/>
+            </w:tcMar>
+          </w:tcPr>
+          <w:p>
+            <w:r>
+              <w:rPr>
+                <w:rFonts w:ascii="Arial" w:cs="Arial" w:eastAsia="Arial" w:hAnsi="Arial"/>
+                <w:b w:val="false"/>
+                <w:bCs w:val="false"/>
+                <w:i w:val="false"/>
+                <w:iCs w:val="false"/>
+                <w:color w:val="888888"/>
+                <w:sz w:val="16"/>
+                <w:szCs w:val="16"/>
+              </w:rPr>
+              <w:t xml:space="preserve">MR-MANAGE-DAT-022</w:t>
+            </w:r>
+          </w:p>
+        </w:tc>
+      </w:tr>
+      <w:tr>
+        <w:tc>
+          <w:tcPr>
+            <w:tcW w:type="dxa" w:w="9360"/>
+            <w:gridSpan w:val="6"/>
+            <w:tcBorders>
+              <w:top w:val="single" w:color="AAAAAA" w:sz="1"/>
+              <w:left w:val="single" w:color="AAAAAA" w:sz="1"/>
+              <w:bottom w:val="single" w:color="AAAAAA" w:sz="1"/>
+              <w:right w:val="single" w:color="AAAAAA" w:sz="1"/>
+            </w:tcBorders>
+            <w:tcMar>
+              <w:top w:type="dxa" w:w="40"/>
+              <w:left w:type="dxa" w:w="100"/>
+              <w:bottom w:type="dxa" w:w="80"/>
+              <w:right w:type="dxa" w:w="100"/>
+            </w:tcMar>
+          </w:tcPr>
+          <w:p>
+            <w:r>
+              <w:rPr>
+                <w:rFonts w:ascii="Arial" w:cs="Arial" w:eastAsia="Arial" w:hAnsi="Arial"/>
+                <w:b w:val="false"/>
+                <w:bCs w:val="false"/>
+                <w:i w:val="false"/>
+                <w:iCs w:val="false"/>
+                <w:color w:val="888888"/>
+                <w:sz w:val="20"/>
+                <w:szCs w:val="20"/>
+              </w:rPr>
+              <w:t xml:space="preserve">Sum of all session hours across all of the mentor’s engagements. System-calculated, read-only. Visible in list views and detail pages. </w:t>
+            </w:r>
+            <w:r>
+              <w:rPr>
+                <w:rFonts w:ascii="Arial" w:cs="Arial" w:eastAsia="Arial" w:hAnsi="Arial"/>
+                <w:b/>
+                <w:bCs/>
+                <w:i w:val="false"/>
+                <w:iCs w:val="false"/>
+                <w:color w:val="888888"/>
+                <w:sz w:val="20"/>
+                <w:szCs w:val="20"/>
+              </w:rPr>
+              <w:t xml:space="preserve">Domains: </w:t>
+            </w:r>
+            <w:r>
+              <w:rPr>
+                <w:rFonts w:ascii="Arial" w:cs="Arial" w:eastAsia="Arial" w:hAnsi="Arial"/>
+                <w:b w:val="false"/>
+                <w:bCs w:val="false"/>
+                <w:i w:val="false"/>
+                <w:iCs w:val="false"/>
+                <w:color w:val="888888"/>
+                <w:sz w:val="20"/>
+                <w:szCs w:val="20"/>
+              </w:rPr>
+              <w:t xml:space="preserve">MR. </w:t>
+            </w:r>
+            <w:r>
+              <w:rPr>
+                <w:rFonts w:ascii="Arial" w:cs="Arial" w:eastAsia="Arial" w:hAnsi="Arial"/>
+                <w:b/>
+                <w:bCs/>
+                <w:i w:val="false"/>
+                <w:iCs w:val="false"/>
+                <w:color w:val="888888"/>
+                <w:sz w:val="20"/>
+                <w:szCs w:val="20"/>
+              </w:rPr>
+              <w:t xml:space="preserve">Implementation: </w:t>
+            </w:r>
+            <w:r>
+              <w:rPr>
+                <w:rFonts w:ascii="Arial" w:cs="Arial" w:eastAsia="Arial" w:hAnsi="Arial"/>
+                <w:b w:val="false"/>
+                <w:bCs w:val="false"/>
+                <w:i w:val="false"/>
+                <w:iCs w:val="false"/>
+                <w:color w:val="888888"/>
+                <w:sz w:val="20"/>
+                <w:szCs w:val="20"/>
+              </w:rPr>
+              <w:t xml:space="preserve">system-calculated, readOnly.</w:t>
+            </w:r>
+          </w:p>
+        </w:tc>
+      </w:tr>
+      <w:tr>
+        <w:tc>
+          <w:tcPr>
+            <w:tcW w:type="dxa" w:w="2200"/>
+            <w:tcBorders>
+              <w:top w:val="single" w:color="AAAAAA" w:sz="1"/>
+              <w:left w:val="single" w:color="AAAAAA" w:sz="1"/>
+              <w:bottom w:val="single" w:color="AAAAAA" w:sz="1"/>
+              <w:right w:val="single" w:color="AAAAAA" w:sz="1"/>
+            </w:tcBorders>
+            <w:tcMar>
+              <w:top w:type="dxa" w:w="60"/>
+              <w:left w:type="dxa" w:w="100"/>
+              <w:bottom w:type="dxa" w:w="60"/>
+              <w:right w:type="dxa" w:w="100"/>
+            </w:tcMar>
+          </w:tcPr>
+          <w:p>
+            <w:r>
+              <w:rPr>
+                <w:rFonts w:ascii="Arial" w:cs="Arial" w:eastAsia="Arial" w:hAnsi="Arial"/>
+                <w:b/>
+                <w:bCs/>
+                <w:i w:val="false"/>
+                <w:iCs w:val="false"/>
+                <w:sz w:val="20"/>
+                <w:szCs w:val="20"/>
+              </w:rPr>
+              <w:t xml:space="preserve">totalSessionsLast30Days</w:t>
+            </w:r>
+          </w:p>
+        </w:tc>
+        <w:tc>
+          <w:tcPr>
+            <w:tcW w:type="dxa" w:w="1100"/>
+            <w:tcBorders>
+              <w:top w:val="single" w:color="AAAAAA" w:sz="1"/>
+              <w:left w:val="single" w:color="AAAAAA" w:sz="1"/>
+              <w:bottom w:val="single" w:color="AAAAAA" w:sz="1"/>
+              <w:right w:val="single" w:color="AAAAAA" w:sz="1"/>
+            </w:tcBorders>
+            <w:tcMar>
+              <w:top w:type="dxa" w:w="60"/>
+              <w:left w:type="dxa" w:w="100"/>
+              <w:bottom w:type="dxa" w:w="60"/>
+              <w:right w:type="dxa" w:w="100"/>
+            </w:tcMar>
+          </w:tcPr>
+          <w:p>
+            <w:r>
+              <w:rPr>
+                <w:rFonts w:ascii="Arial" w:cs="Arial" w:eastAsia="Arial" w:hAnsi="Arial"/>
+                <w:b w:val="false"/>
+                <w:bCs w:val="false"/>
+                <w:i w:val="false"/>
+                <w:iCs w:val="false"/>
+                <w:sz w:val="20"/>
+                <w:szCs w:val="20"/>
+              </w:rPr>
+              <w:t xml:space="preserve">int</w:t>
+            </w:r>
+          </w:p>
+        </w:tc>
+        <w:tc>
+          <w:tcPr>
+            <w:tcW w:type="dxa" w:w="800"/>
+            <w:tcBorders>
+              <w:top w:val="single" w:color="AAAAAA" w:sz="1"/>
+              <w:left w:val="single" w:color="AAAAAA" w:sz="1"/>
+              <w:bottom w:val="single" w:color="AAAAAA" w:sz="1"/>
+              <w:right w:val="single" w:color="AAAAAA" w:sz="1"/>
+            </w:tcBorders>
+            <w:tcMar>
+              <w:top w:type="dxa" w:w="60"/>
+              <w:left w:type="dxa" w:w="100"/>
+              <w:bottom w:type="dxa" w:w="60"/>
+              <w:right w:type="dxa" w:w="100"/>
+            </w:tcMar>
+          </w:tcPr>
+          <w:p>
+            <w:r>
+              <w:rPr>
+                <w:rFonts w:ascii="Arial" w:cs="Arial" w:eastAsia="Arial" w:hAnsi="Arial"/>
+                <w:b w:val="false"/>
+                <w:bCs w:val="false"/>
+                <w:i w:val="false"/>
+                <w:iCs w:val="false"/>
+                <w:sz w:val="20"/>
+                <w:szCs w:val="20"/>
+              </w:rPr>
+              <w:t xml:space="preserve">System</w:t>
+            </w:r>
+          </w:p>
+        </w:tc>
+        <w:tc>
+          <w:tcPr>
+            <w:tcW w:type="dxa" w:w="2400"/>
+            <w:tcBorders>
+              <w:top w:val="single" w:color="AAAAAA" w:sz="1"/>
+              <w:left w:val="single" w:color="AAAAAA" w:sz="1"/>
+              <w:bottom w:val="single" w:color="AAAAAA" w:sz="1"/>
+              <w:right w:val="single" w:color="AAAAAA" w:sz="1"/>
+            </w:tcBorders>
+            <w:tcMar>
+              <w:top w:type="dxa" w:w="60"/>
+              <w:left w:type="dxa" w:w="100"/>
+              <w:bottom w:type="dxa" w:w="60"/>
+              <w:right w:type="dxa" w:w="100"/>
+            </w:tcMar>
+          </w:tcPr>
+          <w:p>
+            <w:r>
+              <w:rPr>
+                <w:rFonts w:ascii="Arial" w:cs="Arial" w:eastAsia="Arial" w:hAnsi="Arial"/>
+                <w:b w:val="false"/>
+                <w:bCs w:val="false"/>
+                <w:i w:val="false"/>
+                <w:iCs w:val="false"/>
+                <w:sz w:val="20"/>
+                <w:szCs w:val="20"/>
+              </w:rPr>
+              <w:t xml:space="preserve">—</w:t>
+            </w:r>
+          </w:p>
+        </w:tc>
+        <w:tc>
+          <w:tcPr>
+            <w:tcW w:type="dxa" w:w="1000"/>
+            <w:tcBorders>
+              <w:top w:val="single" w:color="AAAAAA" w:sz="1"/>
+              <w:left w:val="single" w:color="AAAAAA" w:sz="1"/>
+              <w:bottom w:val="single" w:color="AAAAAA" w:sz="1"/>
+              <w:right w:val="single" w:color="AAAAAA" w:sz="1"/>
+            </w:tcBorders>
+            <w:tcMar>
+              <w:top w:type="dxa" w:w="60"/>
+              <w:left w:type="dxa" w:w="100"/>
+              <w:bottom w:type="dxa" w:w="60"/>
+              <w:right w:type="dxa" w:w="100"/>
+            </w:tcMar>
+          </w:tcPr>
+          <w:p>
+            <w:r>
+              <w:rPr>
+                <w:rFonts w:ascii="Arial" w:cs="Arial" w:eastAsia="Arial" w:hAnsi="Arial"/>
+                <w:b w:val="false"/>
+                <w:bCs w:val="false"/>
+                <w:i w:val="false"/>
+                <w:iCs w:val="false"/>
+                <w:sz w:val="20"/>
+                <w:szCs w:val="20"/>
+              </w:rPr>
+              <w:t xml:space="preserve">—</w:t>
+            </w:r>
+          </w:p>
+        </w:tc>
+        <w:tc>
+          <w:tcPr>
+            <w:tcW w:type="dxa" w:w="1860"/>
+            <w:tcBorders>
+              <w:top w:val="single" w:color="AAAAAA" w:sz="1"/>
+              <w:left w:val="single" w:color="AAAAAA" w:sz="1"/>
+              <w:bottom w:val="single" w:color="AAAAAA" w:sz="1"/>
+              <w:right w:val="single" w:color="AAAAAA" w:sz="1"/>
+            </w:tcBorders>
+            <w:tcMar>
+              <w:top w:type="dxa" w:w="60"/>
+              <w:left w:type="dxa" w:w="100"/>
+              <w:bottom w:type="dxa" w:w="60"/>
+              <w:right w:type="dxa" w:w="100"/>
+            </w:tcMar>
+          </w:tcPr>
+          <w:p>
+            <w:r>
+              <w:rPr>
+                <w:rFonts w:ascii="Arial" w:cs="Arial" w:eastAsia="Arial" w:hAnsi="Arial"/>
+                <w:b w:val="false"/>
+                <w:bCs w:val="false"/>
+                <w:i w:val="false"/>
+                <w:iCs w:val="false"/>
+                <w:color w:val="888888"/>
+                <w:sz w:val="16"/>
+                <w:szCs w:val="16"/>
+              </w:rPr>
+              <w:t xml:space="preserve">MR-MANAGE-DAT-023</w:t>
+            </w:r>
+          </w:p>
+        </w:tc>
+      </w:tr>
+      <w:tr>
+        <w:tc>
+          <w:tcPr>
+            <w:tcW w:type="dxa" w:w="9360"/>
+            <w:gridSpan w:val="6"/>
+            <w:tcBorders>
+              <w:top w:val="single" w:color="AAAAAA" w:sz="1"/>
+              <w:left w:val="single" w:color="AAAAAA" w:sz="1"/>
+              <w:bottom w:val="single" w:color="AAAAAA" w:sz="1"/>
+              <w:right w:val="single" w:color="AAAAAA" w:sz="1"/>
+            </w:tcBorders>
+            <w:tcMar>
+              <w:top w:type="dxa" w:w="40"/>
+              <w:left w:type="dxa" w:w="100"/>
+              <w:bottom w:type="dxa" w:w="80"/>
+              <w:right w:type="dxa" w:w="100"/>
+            </w:tcMar>
+          </w:tcPr>
+          <w:p>
+            <w:r>
+              <w:rPr>
+                <w:rFonts w:ascii="Arial" w:cs="Arial" w:eastAsia="Arial" w:hAnsi="Arial"/>
+                <w:b w:val="false"/>
+                <w:bCs w:val="false"/>
+                <w:i w:val="false"/>
+                <w:iCs w:val="false"/>
+                <w:color w:val="888888"/>
+                <w:sz w:val="20"/>
+                <w:szCs w:val="20"/>
+              </w:rPr>
+              <w:t xml:space="preserve">Count of completed sessions in a rolling 30-day window across all of the mentor’s engagements. System-calculated, read-only. Visible in list views and detail pages. </w:t>
+            </w:r>
+            <w:r>
+              <w:rPr>
+                <w:rFonts w:ascii="Arial" w:cs="Arial" w:eastAsia="Arial" w:hAnsi="Arial"/>
+                <w:b/>
+                <w:bCs/>
+                <w:i w:val="false"/>
+                <w:iCs w:val="false"/>
+                <w:color w:val="888888"/>
+                <w:sz w:val="20"/>
+                <w:szCs w:val="20"/>
+              </w:rPr>
+              <w:t xml:space="preserve">Domains: </w:t>
+            </w:r>
+            <w:r>
+              <w:rPr>
+                <w:rFonts w:ascii="Arial" w:cs="Arial" w:eastAsia="Arial" w:hAnsi="Arial"/>
+                <w:b w:val="false"/>
+                <w:bCs w:val="false"/>
+                <w:i w:val="false"/>
+                <w:iCs w:val="false"/>
+                <w:color w:val="888888"/>
+                <w:sz w:val="20"/>
+                <w:szCs w:val="20"/>
+              </w:rPr>
+              <w:t xml:space="preserve">MR. </w:t>
+            </w:r>
+            <w:r>
+              <w:rPr>
+                <w:rFonts w:ascii="Arial" w:cs="Arial" w:eastAsia="Arial" w:hAnsi="Arial"/>
+                <w:b/>
+                <w:bCs/>
+                <w:i w:val="false"/>
+                <w:iCs w:val="false"/>
+                <w:color w:val="888888"/>
+                <w:sz w:val="20"/>
+                <w:szCs w:val="20"/>
+              </w:rPr>
+              <w:t xml:space="preserve">Implementation: </w:t>
+            </w:r>
+            <w:r>
+              <w:rPr>
+                <w:rFonts w:ascii="Arial" w:cs="Arial" w:eastAsia="Arial" w:hAnsi="Arial"/>
+                <w:b w:val="false"/>
+                <w:bCs w:val="false"/>
+                <w:i w:val="false"/>
+                <w:iCs w:val="false"/>
+                <w:color w:val="888888"/>
+                <w:sz w:val="20"/>
+                <w:szCs w:val="20"/>
+              </w:rPr>
+              <w:t xml:space="preserve">system-calculated, readOnly.</w:t>
+            </w:r>
+          </w:p>
+        </w:tc>
+      </w:tr>
+    </w:tbl>
+    <w:p>
+      <w:pPr>
+        <w:spacing w:after="120"/>
+      </w:pPr>
+      <w:r>
+        <w:rPr>
+          <w:rFonts w:ascii="Arial" w:cs="Arial" w:eastAsia="Arial" w:hAnsi="Arial"/>
+          <w:b w:val="false"/>
+          <w:bCs w:val="false"/>
+          <w:i w:val="false"/>
+          <w:iCs w:val="false"/>
+          <w:sz w:val="22"/>
+          <w:szCs w:val="22"/>
+        </w:rPr>
+        <w:t xml:space="preserve"/>
+      </w:r>
+    </w:p>
+    <w:p>
+      <w:pPr>
+        <w:spacing w:after="120"/>
+      </w:pPr>
+      <w:r>
+        <w:rPr>
+          <w:rFonts w:ascii="Arial" w:cs="Arial" w:eastAsia="Arial" w:hAnsi="Arial"/>
+          <w:b/>
+          <w:bCs/>
+          <w:i w:val="false"/>
+          <w:iCs w:val="false"/>
+          <w:color w:val="1F3864"/>
+          <w:sz w:val="22"/>
+          <w:szCs w:val="22"/>
+        </w:rPr>
         <w:t xml:space="preserve">Departure</w:t>
       </w:r>
     </w:p>
@@ -15408,7 +17007,7 @@
                 <w:sz w:val="20"/>
                 <w:szCs w:val="20"/>
               </w:rPr>
-              <w:t xml:space="preserve">Reason the mentor exited CBM. Shown only when mentorStatus = Departed. Set by Mentor Administrator at offboarding. </w:t>
+              <w:t xml:space="preserve">Reason the mentor exited CBM. Shown only when mentorStatus in [Resigned, Departed]. Set by Mentor Administrator at offboarding. </w:t>
             </w:r>
             <w:r>
               <w:rPr>
@@ -15460,7 +17059,7 @@
                 <w:sz w:val="20"/>
                 <w:szCs w:val="20"/>
               </w:rPr>
-              <w:t xml:space="preserve">admin-only. Dynamic logic: visible when mentorStatus = Departed.</w:t>
+              <w:t xml:space="preserve">admin-only. Dynamic logic: visible when mentorStatus in [Resigned, Departed].</w:t>
             </w:r>
           </w:p>
         </w:tc>
@@ -15691,7 +17290,7 @@
                 <w:sz w:val="20"/>
                 <w:szCs w:val="20"/>
               </w:rPr>
-              <w:t xml:space="preserve">Date the mentor formally departed. Shown only when mentorStatus = Departed. </w:t>
+              <w:t xml:space="preserve">Date the mentor formally departed. Shown only when mentorStatus in [Resigned, Departed]. </w:t>
             </w:r>
             <w:r>
               <w:rPr>
@@ -15743,7 +17342,7 @@
                 <w:sz w:val="20"/>
                 <w:szCs w:val="20"/>
               </w:rPr>
-              <w:t xml:space="preserve">admin-only. Dynamic logic: visible when mentorStatus = Departed.</w:t>
+              <w:t xml:space="preserve">admin-only. Dynamic logic: visible when mentorStatus in [Resigned, Departed].</w:t>
             </w:r>
           </w:p>
         </w:tc>
@@ -18079,7 +19678,7 @@
           <w:sz w:val="22"/>
           <w:szCs w:val="22"/>
         </w:rPr>
-        <w:t xml:space="preserve">mentorStatus, acceptingNewClients, maximumClientCapacity, currentActiveClients, availableCapacity, personalEmail, cbmEmailAddress, currentEmployer, currentlyEmployed, yearsOfBusinessExperience, professionalBio, industrySectors, mentoringFocusAreas, skillsExpertiseTags, fluentLanguages, whyInterestedInMentoring, isPrimaryMentor, isCoMentor, isSubjectMatterExpert, ethicsAgreementAccepted, ethicsAgreementAcceptanceDateTime, backgroundCheckCompleted, backgroundCheckDate, felonyConvictionDisclosure, trainingCompleted, trainingCompletionDate, duesStatus, duesPaymentDate, departureReason, departureDate</w:t>
+        <w:t xml:space="preserve">mentorStatus, acceptingNewClients, maximumClientCapacity, currentActiveClients, availableCapacity, personalEmail, cbmEmailAddress, currentEmployer, currentlyEmployed, yearsOfBusinessExperience, professionalBio, industrySectors, mentoringFocusAreas, skillsExpertiseTags, fluentLanguages, whyInterestedInMentoring, isPrimaryMentor, isCoMentor, isSubjectMatterExpert, ethicsAgreementAccepted, ethicsAgreementAcceptanceDateTime, backgroundCheckCompleted, backgroundCheckDate, felonyConvictionDisclosure, trainingCompleted, trainingCompletionDate, duesStatus, duesPaymentDate, applicationDeclineReason, totalLifetimeSessions, totalMentoringHours, totalSessionsLast30Days, departureReason, departureDate</w:t>
       </w:r>
     </w:p>
     <w:p>
@@ -18137,6 +19736,39 @@
           <w:sz w:val="22"/>
           <w:szCs w:val="22"/>
         </w:rPr>
+        <w:t xml:space="preserve">applicationDeclineReason</w:t>
+      </w:r>
+      <w:r>
+        <w:rPr>
+          <w:rFonts w:ascii="Arial" w:cs="Arial" w:eastAsia="Arial" w:hAnsi="Arial"/>
+          <w:b w:val="false"/>
+          <w:bCs w:val="false"/>
+          <w:i w:val="false"/>
+          <w:iCs w:val="false"/>
+          <w:sz w:val="22"/>
+          <w:szCs w:val="22"/>
+        </w:rPr>
+        <w:t xml:space="preserve"> — visible only when mentorStatus = Declined</w:t>
+      </w:r>
+    </w:p>
+    <w:p>
+      <w:pPr>
+        <w:numPr>
+          <w:ilvl w:val="0"/>
+          <w:numId w:val="2"/>
+        </w:numPr>
+        <w:spacing w:after="60"/>
+      </w:pPr>
+      <w:r>
+        <w:rPr>
+          <w:rFonts w:ascii="Arial" w:cs="Arial" w:eastAsia="Arial" w:hAnsi="Arial"/>
+          <w:b/>
+          <w:bCs/>
+          <w:i w:val="false"/>
+          <w:iCs w:val="false"/>
+          <w:sz w:val="22"/>
+          <w:szCs w:val="22"/>
+        </w:rPr>
         <w:t xml:space="preserve">departureReason, departureDate</w:t>
       </w:r>
       <w:r>
@@ -18149,7 +19781,7 @@
           <w:sz w:val="22"/>
           <w:szCs w:val="22"/>
         </w:rPr>
-        <w:t xml:space="preserve"> — visible only when mentorStatus = Departed</w:t>
+        <w:t xml:space="preserve"> — visible only when mentorStatus in [Resigned, Departed]</w:t>
       </w:r>
     </w:p>
     <w:p>
@@ -18562,7 +20194,7 @@
           <w:sz w:val="22"/>
           <w:szCs w:val="22"/>
         </w:rPr>
-        <w:t xml:space="preserve">Mentor Departure Panel (mentorStatus = Departed)</w:t>
+        <w:t xml:space="preserve">Mentor Departure Panel (mentorStatus in [Resigned, Departed])</w:t>
       </w:r>
     </w:p>
     <w:p>
@@ -18720,7 +20352,7 @@
           <w:sz w:val="22"/>
           <w:szCs w:val="22"/>
         </w:rPr>
-        <w:t xml:space="preserve">termsAndConditionsAccepted and termsAndConditionsAcceptanceDateTime are populated from form submissions. trainingCompleted and trainingCompletionDate are populated via LMS integration. felonyConvictionDisclosure is populated from the application form. None of these fields should be manually editable by end users.</w:t>
+        <w:t xml:space="preserve">termsAndConditionsAccepted and termsAndConditionsAcceptanceDateTime are populated from form submissions. trainingCompleted and trainingCompletionDate are populated via LMS integration but may also be manually set by the Mentor Administrator as a fallback. felonyConvictionDisclosure is populated from the application form. termsAndConditionsAccepted, termsAndConditionsAcceptanceDateTime, and felonyConvictionDisclosure should not be manually editable by end users.</w:t>
       </w:r>
     </w:p>
     <w:p>

--- a/PRDs/entities/Contact-Entity-PRD.docx
+++ b/PRDs/entities/Contact-Entity-PRD.docx
@@ -309,7 +309,7 @@
                 <w:sz w:val="20"/>
                 <w:szCs w:val="20"/>
               </w:rPr>
-              <w:t xml:space="preserve">1.0</w:t>
+              <w:t xml:space="preserve">1.1</w:t>
             </w:r>
           </w:p>
         </w:tc>
@@ -439,7 +439,7 @@
                 <w:sz w:val="20"/>
                 <w:szCs w:val="20"/>
               </w:rPr>
-              <w:t xml:space="preserve">04-05-26 22:00</w:t>
+              <w:t xml:space="preserve">04-05-26 22:15</w:t>
             </w:r>
           </w:p>
         </w:tc>
@@ -14929,6 +14929,282 @@
                 <w:szCs w:val="20"/>
               </w:rPr>
               <w:t xml:space="preserve">admin-only.</w:t>
+            </w:r>
+          </w:p>
+        </w:tc>
+      </w:tr>
+      <w:tr>
+        <w:tc>
+          <w:tcPr>
+            <w:tcW w:type="dxa" w:w="2200"/>
+            <w:tcBorders>
+              <w:top w:val="single" w:color="AAAAAA" w:sz="1"/>
+              <w:left w:val="single" w:color="AAAAAA" w:sz="1"/>
+              <w:bottom w:val="single" w:color="AAAAAA" w:sz="1"/>
+              <w:right w:val="single" w:color="AAAAAA" w:sz="1"/>
+            </w:tcBorders>
+            <w:tcMar>
+              <w:top w:type="dxa" w:w="60"/>
+              <w:left w:type="dxa" w:w="100"/>
+              <w:bottom w:type="dxa" w:w="60"/>
+              <w:right w:type="dxa" w:w="100"/>
+            </w:tcMar>
+          </w:tcPr>
+          <w:p>
+            <w:r>
+              <w:rPr>
+                <w:rFonts w:ascii="Arial" w:cs="Arial" w:eastAsia="Arial" w:hAnsi="Arial"/>
+                <w:b/>
+                <w:bCs/>
+                <w:i w:val="false"/>
+                <w:iCs w:val="false"/>
+                <w:sz w:val="20"/>
+                <w:szCs w:val="20"/>
+              </w:rPr>
+              <w:t xml:space="preserve">duesRenewalDate</w:t>
+            </w:r>
+          </w:p>
+        </w:tc>
+        <w:tc>
+          <w:tcPr>
+            <w:tcW w:type="dxa" w:w="1100"/>
+            <w:tcBorders>
+              <w:top w:val="single" w:color="AAAAAA" w:sz="1"/>
+              <w:left w:val="single" w:color="AAAAAA" w:sz="1"/>
+              <w:bottom w:val="single" w:color="AAAAAA" w:sz="1"/>
+              <w:right w:val="single" w:color="AAAAAA" w:sz="1"/>
+            </w:tcBorders>
+            <w:tcMar>
+              <w:top w:type="dxa" w:w="60"/>
+              <w:left w:type="dxa" w:w="100"/>
+              <w:bottom w:type="dxa" w:w="60"/>
+              <w:right w:type="dxa" w:w="100"/>
+            </w:tcMar>
+          </w:tcPr>
+          <w:p>
+            <w:r>
+              <w:rPr>
+                <w:rFonts w:ascii="Arial" w:cs="Arial" w:eastAsia="Arial" w:hAnsi="Arial"/>
+                <w:b w:val="false"/>
+                <w:bCs w:val="false"/>
+                <w:i w:val="false"/>
+                <w:iCs w:val="false"/>
+                <w:sz w:val="20"/>
+                <w:szCs w:val="20"/>
+              </w:rPr>
+              <w:t xml:space="preserve">date</w:t>
+            </w:r>
+          </w:p>
+        </w:tc>
+        <w:tc>
+          <w:tcPr>
+            <w:tcW w:type="dxa" w:w="800"/>
+            <w:tcBorders>
+              <w:top w:val="single" w:color="AAAAAA" w:sz="1"/>
+              <w:left w:val="single" w:color="AAAAAA" w:sz="1"/>
+              <w:bottom w:val="single" w:color="AAAAAA" w:sz="1"/>
+              <w:right w:val="single" w:color="AAAAAA" w:sz="1"/>
+            </w:tcBorders>
+            <w:tcMar>
+              <w:top w:type="dxa" w:w="60"/>
+              <w:left w:type="dxa" w:w="100"/>
+              <w:bottom w:type="dxa" w:w="60"/>
+              <w:right w:type="dxa" w:w="100"/>
+            </w:tcMar>
+          </w:tcPr>
+          <w:p>
+            <w:r>
+              <w:rPr>
+                <w:rFonts w:ascii="Arial" w:cs="Arial" w:eastAsia="Arial" w:hAnsi="Arial"/>
+                <w:b w:val="false"/>
+                <w:bCs w:val="false"/>
+                <w:i w:val="false"/>
+                <w:iCs w:val="false"/>
+                <w:sz w:val="20"/>
+                <w:szCs w:val="20"/>
+              </w:rPr>
+              <w:t xml:space="preserve">No</w:t>
+            </w:r>
+          </w:p>
+        </w:tc>
+        <w:tc>
+          <w:tcPr>
+            <w:tcW w:type="dxa" w:w="2400"/>
+            <w:tcBorders>
+              <w:top w:val="single" w:color="AAAAAA" w:sz="1"/>
+              <w:left w:val="single" w:color="AAAAAA" w:sz="1"/>
+              <w:bottom w:val="single" w:color="AAAAAA" w:sz="1"/>
+              <w:right w:val="single" w:color="AAAAAA" w:sz="1"/>
+            </w:tcBorders>
+            <w:tcMar>
+              <w:top w:type="dxa" w:w="60"/>
+              <w:left w:type="dxa" w:w="100"/>
+              <w:bottom w:type="dxa" w:w="60"/>
+              <w:right w:type="dxa" w:w="100"/>
+            </w:tcMar>
+          </w:tcPr>
+          <w:p>
+            <w:r>
+              <w:rPr>
+                <w:rFonts w:ascii="Arial" w:cs="Arial" w:eastAsia="Arial" w:hAnsi="Arial"/>
+                <w:b w:val="false"/>
+                <w:bCs w:val="false"/>
+                <w:i w:val="false"/>
+                <w:iCs w:val="false"/>
+                <w:sz w:val="20"/>
+                <w:szCs w:val="20"/>
+              </w:rPr>
+              <w:t xml:space="preserve">—</w:t>
+            </w:r>
+          </w:p>
+        </w:tc>
+        <w:tc>
+          <w:tcPr>
+            <w:tcW w:type="dxa" w:w="1000"/>
+            <w:tcBorders>
+              <w:top w:val="single" w:color="AAAAAA" w:sz="1"/>
+              <w:left w:val="single" w:color="AAAAAA" w:sz="1"/>
+              <w:bottom w:val="single" w:color="AAAAAA" w:sz="1"/>
+              <w:right w:val="single" w:color="AAAAAA" w:sz="1"/>
+            </w:tcBorders>
+            <w:tcMar>
+              <w:top w:type="dxa" w:w="60"/>
+              <w:left w:type="dxa" w:w="100"/>
+              <w:bottom w:type="dxa" w:w="60"/>
+              <w:right w:type="dxa" w:w="100"/>
+            </w:tcMar>
+          </w:tcPr>
+          <w:p>
+            <w:r>
+              <w:rPr>
+                <w:rFonts w:ascii="Arial" w:cs="Arial" w:eastAsia="Arial" w:hAnsi="Arial"/>
+                <w:b w:val="false"/>
+                <w:bCs w:val="false"/>
+                <w:i w:val="false"/>
+                <w:iCs w:val="false"/>
+                <w:sz w:val="20"/>
+                <w:szCs w:val="20"/>
+              </w:rPr>
+              <w:t xml:space="preserve">—</w:t>
+            </w:r>
+          </w:p>
+        </w:tc>
+        <w:tc>
+          <w:tcPr>
+            <w:tcW w:type="dxa" w:w="1860"/>
+            <w:tcBorders>
+              <w:top w:val="single" w:color="AAAAAA" w:sz="1"/>
+              <w:left w:val="single" w:color="AAAAAA" w:sz="1"/>
+              <w:bottom w:val="single" w:color="AAAAAA" w:sz="1"/>
+              <w:right w:val="single" w:color="AAAAAA" w:sz="1"/>
+            </w:tcBorders>
+            <w:tcMar>
+              <w:top w:type="dxa" w:w="60"/>
+              <w:left w:type="dxa" w:w="100"/>
+              <w:bottom w:type="dxa" w:w="60"/>
+              <w:right w:type="dxa" w:w="100"/>
+            </w:tcMar>
+          </w:tcPr>
+          <w:p>
+            <w:r>
+              <w:rPr>
+                <w:rFonts w:ascii="Arial" w:cs="Arial" w:eastAsia="Arial" w:hAnsi="Arial"/>
+                <w:b w:val="false"/>
+                <w:bCs w:val="false"/>
+                <w:i w:val="false"/>
+                <w:iCs w:val="false"/>
+                <w:color w:val="888888"/>
+                <w:sz w:val="16"/>
+                <w:szCs w:val="16"/>
+              </w:rPr>
+              <w:t xml:space="preserve">DUES-DEC-005</w:t>
+            </w:r>
+          </w:p>
+        </w:tc>
+      </w:tr>
+      <w:tr>
+        <w:tc>
+          <w:tcPr>
+            <w:tcW w:type="dxa" w:w="9360"/>
+            <w:gridSpan w:val="6"/>
+            <w:tcBorders>
+              <w:top w:val="single" w:color="AAAAAA" w:sz="1"/>
+              <w:left w:val="single" w:color="AAAAAA" w:sz="1"/>
+              <w:bottom w:val="single" w:color="AAAAAA" w:sz="1"/>
+              <w:right w:val="single" w:color="AAAAAA" w:sz="1"/>
+            </w:tcBorders>
+            <w:tcMar>
+              <w:top w:type="dxa" w:w="40"/>
+              <w:left w:type="dxa" w:w="100"/>
+              <w:bottom w:type="dxa" w:w="80"/>
+              <w:right w:type="dxa" w:w="100"/>
+            </w:tcMar>
+          </w:tcPr>
+          <w:p>
+            <w:r>
+              <w:rPr>
+                <w:rFonts w:ascii="Arial" w:cs="Arial" w:eastAsia="Arial" w:hAnsi="Arial"/>
+                <w:b w:val="false"/>
+                <w:bCs w:val="false"/>
+                <w:i w:val="false"/>
+                <w:iCs w:val="false"/>
+                <w:color w:val="888888"/>
+                <w:sz w:val="20"/>
+                <w:szCs w:val="20"/>
+              </w:rPr>
+              <w:t xml:space="preserve">The mentor’s annual dues renewal date, derived from their activation anniversary. Used by the Mentor Administrator to determine when to create each year’s Dues record. </w:t>
+            </w:r>
+            <w:r>
+              <w:rPr>
+                <w:rFonts w:ascii="Arial" w:cs="Arial" w:eastAsia="Arial" w:hAnsi="Arial"/>
+                <w:b/>
+                <w:bCs/>
+                <w:i w:val="false"/>
+                <w:iCs w:val="false"/>
+                <w:color w:val="888888"/>
+                <w:sz w:val="20"/>
+                <w:szCs w:val="20"/>
+              </w:rPr>
+              <w:t xml:space="preserve">Domains: </w:t>
+            </w:r>
+            <w:r>
+              <w:rPr>
+                <w:rFonts w:ascii="Arial" w:cs="Arial" w:eastAsia="Arial" w:hAnsi="Arial"/>
+                <w:b w:val="false"/>
+                <w:bCs w:val="false"/>
+                <w:i w:val="false"/>
+                <w:iCs w:val="false"/>
+                <w:color w:val="888888"/>
+                <w:sz w:val="20"/>
+                <w:szCs w:val="20"/>
+              </w:rPr>
+              <w:t xml:space="preserve">MR. </w:t>
+            </w:r>
+            <w:r>
+              <w:rPr>
+                <w:rFonts w:ascii="Arial" w:cs="Arial" w:eastAsia="Arial" w:hAnsi="Arial"/>
+                <w:b/>
+                <w:bCs/>
+                <w:i w:val="false"/>
+                <w:iCs w:val="false"/>
+                <w:color w:val="888888"/>
+                <w:sz w:val="20"/>
+                <w:szCs w:val="20"/>
+              </w:rPr>
+              <w:t xml:space="preserve">Implementation: </w:t>
+            </w:r>
+            <w:r>
+              <w:rPr>
+                <w:rFonts w:ascii="Arial" w:cs="Arial" w:eastAsia="Arial" w:hAnsi="Arial"/>
+                <w:b w:val="false"/>
+                <w:bCs w:val="false"/>
+                <w:i w:val="false"/>
+                <w:iCs w:val="false"/>
+                <w:color w:val="888888"/>
+                <w:sz w:val="20"/>
+                <w:szCs w:val="20"/>
+              </w:rPr>
+              <w:t xml:space="preserve">admin-only. Added from Dues Entity PRD (DUES-DEC-005).</w:t>
             </w:r>
           </w:p>
         </w:tc>
@@ -19678,7 +19954,7 @@
           <w:sz w:val="22"/>
           <w:szCs w:val="22"/>
         </w:rPr>
-        <w:t xml:space="preserve">mentorStatus, acceptingNewClients, maximumClientCapacity, currentActiveClients, availableCapacity, personalEmail, cbmEmailAddress, currentEmployer, currentlyEmployed, yearsOfBusinessExperience, professionalBio, industrySectors, mentoringFocusAreas, skillsExpertiseTags, fluentLanguages, whyInterestedInMentoring, isPrimaryMentor, isCoMentor, isSubjectMatterExpert, ethicsAgreementAccepted, ethicsAgreementAcceptanceDateTime, backgroundCheckCompleted, backgroundCheckDate, felonyConvictionDisclosure, trainingCompleted, trainingCompletionDate, duesStatus, duesPaymentDate, applicationDeclineReason, totalLifetimeSessions, totalMentoringHours, totalSessionsLast30Days, departureReason, departureDate</w:t>
+        <w:t xml:space="preserve">mentorStatus, acceptingNewClients, maximumClientCapacity, currentActiveClients, availableCapacity, personalEmail, cbmEmailAddress, currentEmployer, currentlyEmployed, yearsOfBusinessExperience, professionalBio, industrySectors, mentoringFocusAreas, skillsExpertiseTags, fluentLanguages, whyInterestedInMentoring, isPrimaryMentor, isCoMentor, isSubjectMatterExpert, ethicsAgreementAccepted, ethicsAgreementAcceptanceDateTime, backgroundCheckCompleted, backgroundCheckDate, felonyConvictionDisclosure, trainingCompleted, trainingCompletionDate, duesStatus, duesPaymentDate, duesRenewalDate, applicationDeclineReason, totalLifetimeSessions, totalMentoringHours, totalSessionsLast30Days, departureReason, departureDate</w:t>
       </w:r>
     </w:p>
     <w:p>
@@ -20176,7 +20452,7 @@
           <w:sz w:val="22"/>
           <w:szCs w:val="22"/>
         </w:rPr>
-        <w:t xml:space="preserve">duesStatus, duesPaymentDate.</w:t>
+        <w:t xml:space="preserve">duesStatus, duesPaymentDate, duesRenewalDate.</w:t>
       </w:r>
     </w:p>
     <w:p>
@@ -20323,7 +20599,7 @@
           <w:sz w:val="22"/>
           <w:szCs w:val="22"/>
         </w:rPr>
-        <w:t xml:space="preserve">backgroundCheckCompleted, backgroundCheckDate, and felonyConvictionDisclosure are restricted to Mentor Administrator access only and hidden from the mentor’s own record view. duesStatus, duesPaymentDate, departureReason, and departureDate are admin-only. ethicsAgreementAccepted is read-only for mentors.</w:t>
+        <w:t xml:space="preserve">backgroundCheckCompleted, backgroundCheckDate, and felonyConvictionDisclosure are restricted to Mentor Administrator access only and hidden from the mentor’s own record view. duesStatus, duesPaymentDate, duesRenewalDate, departureReason, and departureDate are admin-only. ethicsAgreementAccepted is read-only for mentors.</w:t>
       </w:r>
     </w:p>
     <w:p>

--- a/PRDs/entities/Contact-Entity-PRD.docx
+++ b/PRDs/entities/Contact-Entity-PRD.docx
@@ -309,7 +309,7 @@
                 <w:sz w:val="20"/>
                 <w:szCs w:val="20"/>
               </w:rPr>
-              <w:t xml:space="preserve">1.1</w:t>
+              <w:t xml:space="preserve">1.2</w:t>
             </w:r>
           </w:p>
         </w:tc>
@@ -439,7 +439,7 @@
                 <w:sz w:val="20"/>
                 <w:szCs w:val="20"/>
               </w:rPr>
-              <w:t xml:space="preserve">04-05-26 22:15</w:t>
+              <w:t xml:space="preserve">04-07-26 04:35</w:t>
             </w:r>
           </w:p>
         </w:tc>
@@ -17725,7 +17725,7 @@
           <w:sz w:val="22"/>
           <w:szCs w:val="22"/>
         </w:rPr>
-        <w:t xml:space="preserve"> — No custom fields defined. A Partner-specific lifecycle field is an open issue (CON-ISS-002). Partner Contact fields will be defined during CR domain process definition.</w:t>
+        <w:t xml:space="preserve"> — No custom fields defined. CON-ISS-002 is closed: partner lifecycle is tracked at the Account level via partnerStatus, not at the Contact level. No Partner-specific lifecycle field is needed on Contact. Other Partner Contact fields may be added if identified during remaining CR domain process definition.</w:t>
       </w:r>
     </w:p>
     <w:p>
@@ -20129,7 +20129,7 @@
           <w:sz w:val="22"/>
           <w:szCs w:val="22"/>
         </w:rPr>
-        <w:t xml:space="preserve">No Partner-specific custom fields are defined yet. When the Partner lifecycle field is defined (CON-ISS-002), it will require a visibility rule: contactType has Partner.</w:t>
+        <w:t xml:space="preserve">No Partner-specific custom fields are defined. CON-ISS-002 is closed: partner lifecycle is tracked at the Account level via partnerStatus, so no Partner lifecycle field on Contact is needed. If other Partner-specific fields are identified during remaining CR domain process definition, dynamic logic visibility rules (contactType has Partner) will be added at that time.</w:t>
       </w:r>
     </w:p>
     <w:p>
@@ -20980,7 +20980,7 @@
                 <w:sz w:val="20"/>
                 <w:szCs w:val="20"/>
               </w:rPr>
-              <w:t xml:space="preserve">Partner lifecycle field not yet defined. The Master PRD describes partner status tracking (prospect through active). The lifecycle stages and field definition will be established during CR domain process definition. Carried forward from EI-ISS-005.</w:t>
+              <w:t xml:space="preserve">CLOSED (v1.2): Partner lifecycle is tracked at the Account level via partnerStatus, not at the Contact level. No Partner-specific lifecycle field is needed on Contact. Resolved during CR-PARTNER Sub-Domain Overview session and applied per CR-PARTNER-MANAGE updates.</w:t>
             </w:r>
           </w:p>
         </w:tc>

--- a/PRDs/entities/Contact-Entity-PRD.docx
+++ b/PRDs/entities/Contact-Entity-PRD.docx
@@ -300,16 +300,7 @@
           </w:tcPr>
           <w:p>
             <w:r>
-              <w:rPr>
-                <w:rFonts w:ascii="Arial" w:cs="Arial" w:eastAsia="Arial" w:hAnsi="Arial"/>
-                <w:b w:val="false"/>
-                <w:bCs w:val="false"/>
-                <w:i w:val="false"/>
-                <w:iCs w:val="false"/>
-                <w:sz w:val="20"/>
-                <w:szCs w:val="20"/>
-              </w:rPr>
-              <w:t xml:space="preserve">1.2</w:t>
+              <w:t>1.3</w:t>
             </w:r>
           </w:p>
         </w:tc>
@@ -430,16 +421,7 @@
           </w:tcPr>
           <w:p>
             <w:r>
-              <w:rPr>
-                <w:rFonts w:ascii="Arial" w:cs="Arial" w:eastAsia="Arial" w:hAnsi="Arial"/>
-                <w:b w:val="false"/>
-                <w:bCs w:val="false"/>
-                <w:i w:val="false"/>
-                <w:iCs w:val="false"/>
-                <w:sz w:val="20"/>
-                <w:szCs w:val="20"/>
-              </w:rPr>
-              <w:t xml:space="preserve">04-07-26 04:35</w:t>
+              <w:t>04-08-26 16:24</w:t>
             </w:r>
           </w:p>
         </w:tc>
@@ -1199,7 +1181,7 @@
           <w:sz w:val="22"/>
           <w:szCs w:val="22"/>
         </w:rPr>
-        <w:t xml:space="preserve">Prospect is a lifecycle state, not a contactType value. A mentor prospect is a Contact with contactType = Mentor at Mentor Status = Prospect. Client prospects have not yet entered the system through the intake process.</w:t>
+        <w:t>Prospect is a lifecycle state, not a contactType value. A mentor prospect is a Contact with contactType = Mentor at Mentor Status = Prospect. A client prospect is a Contact with contactType = Client at prospectStatus reflecting their marketing-funnel state — client prospects exist as Contact records in the CRM from the moment they enter through any CR-MARKETING pathway (web inquiry, list import, single-record creation, or other inbound channel), well before any application is submitted. The prospectStatus field on Contact tracks the marketing-funnel state of the person; the clientStatus field on the linked Account (when present) tracks the client-relationship state of the company. See Section 3.5.</w:t>
       </w:r>
     </w:p>
     <w:p>
@@ -1216,7 +1198,7 @@
           <w:sz w:val="22"/>
           <w:szCs w:val="22"/>
         </w:rPr>
-        <w:t xml:space="preserve">Domain coverage: </w:t>
+        <w:t>Domain coverage: The Mentoring (MN) domain has complete field-level detail from the reconciled Domain PRD v1.0 and five process documents. The Mentor Recruitment (MR) domain has complete field definitions from the reconciled MR Domain PRD v1.0. The Client Recruiting (CR) domain has marketing-related fields from the CR-MARKETING Sub-Domain Overview v1.0 (see Section 3.5); CR-EVENTS and CR-REACTIVATE remain to be covered. The Fundraising (FU) domain still has only summary-level data from the Master PRD. This Entity PRD will require further updates as the remaining CR and FU domain process documents are completed.</w:t>
       </w:r>
       <w:r>
         <w:rPr>
@@ -1228,7 +1210,6 @@
           <w:sz w:val="22"/>
           <w:szCs w:val="22"/>
         </w:rPr>
-        <w:t xml:space="preserve">The Mentoring (MN) domain has complete field-level detail from the reconciled Domain PRD v1.0 and five process documents. The Mentor Recruitment (MR) domain has detailed field definitions from the legacy Domain PRD v1.0. The Client Recruiting (CR) and Fundraising (FU) domains have summary-level data from the Master PRD only. This Entity PRD will require updates when CR and FU domain process documents are completed.</w:t>
       </w:r>
     </w:p>
     <w:p>
@@ -4718,16 +4699,7 @@
           </w:tcPr>
           <w:p>
             <w:r>
-              <w:rPr>
-                <w:rFonts w:ascii="Arial" w:cs="Arial" w:eastAsia="Arial" w:hAnsi="Arial"/>
-                <w:b w:val="false"/>
-                <w:bCs w:val="false"/>
-                <w:i w:val="false"/>
-                <w:iCs w:val="false"/>
-                <w:sz w:val="20"/>
-                <w:szCs w:val="20"/>
-              </w:rPr>
-              <w:t xml:space="preserve">TBD — see CON-ISS-005</w:t>
+              <w:t>Partner Referral, Workshop or Event, Email Marketing, Social Media, Search Engine, CBM Website, News or Media, Personal Referral, Returning Client, Other</w:t>
             </w:r>
           </w:p>
         </w:tc>
@@ -4782,17 +4754,7 @@
           </w:tcPr>
           <w:p>
             <w:r>
-              <w:rPr>
-                <w:rFonts w:ascii="Arial" w:cs="Arial" w:eastAsia="Arial" w:hAnsi="Arial"/>
-                <w:b w:val="false"/>
-                <w:bCs w:val="false"/>
-                <w:i w:val="false"/>
-                <w:iCs w:val="false"/>
-                <w:color w:val="888888"/>
-                <w:sz w:val="16"/>
-                <w:szCs w:val="16"/>
-              </w:rPr>
-              <w:t xml:space="preserve">MR-ISS-003</w:t>
+              <w:t>CR-MARKETING SDO</w:t>
             </w:r>
           </w:p>
         </w:tc>
@@ -4818,43 +4780,7 @@
           </w:tcPr>
           <w:p>
             <w:r>
-              <w:rPr>
-                <w:rFonts w:ascii="Arial" w:cs="Arial" w:eastAsia="Arial" w:hAnsi="Arial"/>
-                <w:b w:val="false"/>
-                <w:bCs w:val="false"/>
-                <w:i w:val="false"/>
-                <w:iCs w:val="false"/>
-                <w:color w:val="888888"/>
-                <w:sz w:val="20"/>
-                <w:szCs w:val="20"/>
-              </w:rPr>
-              <w:t xml:space="preserve">How the contact learned about CBM. Recorded at point of first contact for any contact type. Supports referral channel and outreach effectiveness reporting. Values to be defined by CBM leadership. </w:t>
-            </w:r>
-            <w:r>
-              <w:rPr>
-                <w:rFonts w:ascii="Arial" w:cs="Arial" w:eastAsia="Arial" w:hAnsi="Arial"/>
-                <w:b/>
-                <w:bCs/>
-                <w:i w:val="false"/>
-                <w:iCs w:val="false"/>
-                <w:color w:val="888888"/>
-                <w:sz w:val="20"/>
-                <w:szCs w:val="20"/>
-              </w:rPr>
-              <w:t xml:space="preserve">Domains: </w:t>
-            </w:r>
-            <w:r>
-              <w:rPr>
-                <w:rFonts w:ascii="Arial" w:cs="Arial" w:eastAsia="Arial" w:hAnsi="Arial"/>
-                <w:b w:val="false"/>
-                <w:bCs w:val="false"/>
-                <w:i w:val="false"/>
-                <w:iCs w:val="false"/>
-                <w:color w:val="888888"/>
-                <w:sz w:val="20"/>
-                <w:szCs w:val="20"/>
-              </w:rPr>
-              <w:t xml:space="preserve">MR, CR.</w:t>
+              <w:t>How the contact learned about CBM. Recorded at point of first contact for any contact type. Supports referral channel and source attribution reporting. The 10-value enum list is finalized by the CR-MARKETING Sub-Domain Overview and rolls up to CR sub-domains for channel effectiveness reporting (Partner Referral → CR-PARTNER; Workshop or Event → CR-EVENTS; Email Marketing, Social Media, Search Engine, CBM Website, News or Media → CR-MARKETING; Returning Client → CR-REACTIVATE; Personal Referral and Other → organic/unattributed). Domains: MR, CR.</w:t>
             </w:r>
           </w:p>
         </w:tc>
@@ -17679,7 +17605,7 @@
           <w:sz w:val="22"/>
           <w:szCs w:val="22"/>
         </w:rPr>
-        <w:t xml:space="preserve">Client</w:t>
+        <w:t>Client — Marketing-related Client fields are defined in Section 3.5 (Marketing and Source Attribution) by the CR-MARKETING Sub-Domain Overview. Other Client-specific fields (engagement-related, intake-related) remain to be defined as the remaining CR sub-domain process documents are completed. CON-ISS-001 is CLOSED (resolved by the prospectStatus field in Section 3.5).</w:t>
       </w:r>
       <w:r>
         <w:rPr>
@@ -17691,7 +17617,6 @@
           <w:sz w:val="22"/>
           <w:szCs w:val="22"/>
         </w:rPr>
-        <w:t xml:space="preserve"> — No custom fields beyond the shared fields in Section 3.1. A Client-specific lifecycle field (analogous to mentorStatus) is an open issue (CON-ISS-001). Field-level detail is available from the MN Domain PRD for Client Contact identity fields, but these map to native fields (Section 2).</w:t>
       </w:r>
     </w:p>
     <w:p>
@@ -17869,6 +17794,1561 @@
         <w:br w:type="page"/>
       </w:r>
     </w:p>
+    <w:p>
+      <w:pPr>
+        <w:pStyle w:val="Heading2"/>
+      </w:pPr>
+      <w:r>
+        <w:t xml:space="preserve">3.5 Marketing and Source Attribution</w:t>
+      </w:r>
+    </w:p>
+    <w:p>
+      <w:r>
+        <w:t xml:space="preserve">The following fields support marketing operations, prospect contact lifecycle management, opt-out compliance, and application source attribution. They are defined by the CR-MARKETING Sub-Domain Overview (v1.0) and apply across contact types where relevant. The opt-out and engagement roll-up fields apply to any Contact who may be a marketing recipient (any contactType). The prospectStatus and sourceAttributionDetails fields are scoped to Client contacts but live on the Contact entity to support the marketing-funnel lifecycle that precedes Account creation for prospects without company information. Detailed visibility rules will be specified during YAML generation.</w:t>
+      </w:r>
+    </w:p>
+    <w:tbl>
+      <w:tblPr>
+        <w:tblW w:type="dxa" w:w="9360"/>
+        <w:tblBorders>
+          <w:top w:val="single" w:color="auto" w:sz="4"/>
+          <w:left w:val="single" w:color="auto" w:sz="4"/>
+          <w:bottom w:val="single" w:color="auto" w:sz="4"/>
+          <w:right w:val="single" w:color="auto" w:sz="4"/>
+          <w:insideH w:val="single" w:color="auto" w:sz="4"/>
+          <w:insideV w:val="single" w:color="auto" w:sz="4"/>
+        </w:tblBorders>
+      </w:tblPr>
+      <w:tblGrid>
+        <w:gridCol w:w="2200"/>
+        <w:gridCol w:w="1100"/>
+        <w:gridCol w:w="800"/>
+        <w:gridCol w:w="2400"/>
+        <w:gridCol w:w="1000"/>
+        <w:gridCol w:w="1860"/>
+      </w:tblGrid>
+      <w:tr>
+        <w:tc>
+          <w:tcPr>
+            <w:tcW w:type="dxa" w:w="2200"/>
+            <w:tcBorders>
+              <w:top w:val="single" w:color="AAAAAA" w:sz="1"/>
+              <w:left w:val="single" w:color="AAAAAA" w:sz="1"/>
+              <w:bottom w:val="single" w:color="AAAAAA" w:sz="1"/>
+              <w:right w:val="single" w:color="AAAAAA" w:sz="1"/>
+            </w:tcBorders>
+            <w:shd w:fill="1F3864" w:val="clear"/>
+            <w:tcMar>
+              <w:top w:type="dxa" w:w="60"/>
+              <w:left w:type="dxa" w:w="100"/>
+              <w:bottom w:type="dxa" w:w="60"/>
+              <w:right w:type="dxa" w:w="100"/>
+            </w:tcMar>
+          </w:tcPr>
+          <w:p>
+            <w:r>
+              <w:rPr>
+                <w:rFonts w:ascii="Arial" w:cs="Arial" w:eastAsia="Arial" w:hAnsi="Arial"/>
+                <w:b/>
+                <w:bCs/>
+                <w:i w:val="false"/>
+                <w:iCs w:val="false"/>
+                <w:color w:val="FFFFFF"/>
+                <w:sz w:val="20"/>
+                <w:szCs w:val="20"/>
+              </w:rPr>
+              <w:t xml:space="preserve">Field Name</w:t>
+            </w:r>
+          </w:p>
+        </w:tc>
+        <w:tc>
+          <w:tcPr>
+            <w:tcW w:type="dxa" w:w="1100"/>
+            <w:tcBorders>
+              <w:top w:val="single" w:color="AAAAAA" w:sz="1"/>
+              <w:left w:val="single" w:color="AAAAAA" w:sz="1"/>
+              <w:bottom w:val="single" w:color="AAAAAA" w:sz="1"/>
+              <w:right w:val="single" w:color="AAAAAA" w:sz="1"/>
+            </w:tcBorders>
+            <w:shd w:fill="1F3864" w:val="clear"/>
+            <w:tcMar>
+              <w:top w:type="dxa" w:w="60"/>
+              <w:left w:type="dxa" w:w="100"/>
+              <w:bottom w:type="dxa" w:w="60"/>
+              <w:right w:type="dxa" w:w="100"/>
+            </w:tcMar>
+          </w:tcPr>
+          <w:p>
+            <w:r>
+              <w:rPr>
+                <w:rFonts w:ascii="Arial" w:cs="Arial" w:eastAsia="Arial" w:hAnsi="Arial"/>
+                <w:b/>
+                <w:bCs/>
+                <w:i w:val="false"/>
+                <w:iCs w:val="false"/>
+                <w:color w:val="FFFFFF"/>
+                <w:sz w:val="20"/>
+                <w:szCs w:val="20"/>
+              </w:rPr>
+              <w:t xml:space="preserve">Type</w:t>
+            </w:r>
+          </w:p>
+        </w:tc>
+        <w:tc>
+          <w:tcPr>
+            <w:tcW w:type="dxa" w:w="800"/>
+            <w:tcBorders>
+              <w:top w:val="single" w:color="AAAAAA" w:sz="1"/>
+              <w:left w:val="single" w:color="AAAAAA" w:sz="1"/>
+              <w:bottom w:val="single" w:color="AAAAAA" w:sz="1"/>
+              <w:right w:val="single" w:color="AAAAAA" w:sz="1"/>
+            </w:tcBorders>
+            <w:shd w:fill="1F3864" w:val="clear"/>
+            <w:tcMar>
+              <w:top w:type="dxa" w:w="60"/>
+              <w:left w:type="dxa" w:w="100"/>
+              <w:bottom w:type="dxa" w:w="60"/>
+              <w:right w:type="dxa" w:w="100"/>
+            </w:tcMar>
+          </w:tcPr>
+          <w:p>
+            <w:r>
+              <w:rPr>
+                <w:rFonts w:ascii="Arial" w:cs="Arial" w:eastAsia="Arial" w:hAnsi="Arial"/>
+                <w:b/>
+                <w:bCs/>
+                <w:i w:val="false"/>
+                <w:iCs w:val="false"/>
+                <w:color w:val="FFFFFF"/>
+                <w:sz w:val="20"/>
+                <w:szCs w:val="20"/>
+              </w:rPr>
+              <w:t xml:space="preserve">Required</w:t>
+            </w:r>
+          </w:p>
+        </w:tc>
+        <w:tc>
+          <w:tcPr>
+            <w:tcW w:type="dxa" w:w="2400"/>
+            <w:tcBorders>
+              <w:top w:val="single" w:color="AAAAAA" w:sz="1"/>
+              <w:left w:val="single" w:color="AAAAAA" w:sz="1"/>
+              <w:bottom w:val="single" w:color="AAAAAA" w:sz="1"/>
+              <w:right w:val="single" w:color="AAAAAA" w:sz="1"/>
+            </w:tcBorders>
+            <w:shd w:fill="1F3864" w:val="clear"/>
+            <w:tcMar>
+              <w:top w:type="dxa" w:w="60"/>
+              <w:left w:type="dxa" w:w="100"/>
+              <w:bottom w:type="dxa" w:w="60"/>
+              <w:right w:type="dxa" w:w="100"/>
+            </w:tcMar>
+          </w:tcPr>
+          <w:p>
+            <w:r>
+              <w:rPr>
+                <w:rFonts w:ascii="Arial" w:cs="Arial" w:eastAsia="Arial" w:hAnsi="Arial"/>
+                <w:b/>
+                <w:bCs/>
+                <w:i w:val="false"/>
+                <w:iCs w:val="false"/>
+                <w:color w:val="FFFFFF"/>
+                <w:sz w:val="20"/>
+                <w:szCs w:val="20"/>
+              </w:rPr>
+              <w:t xml:space="preserve">Values</w:t>
+            </w:r>
+          </w:p>
+        </w:tc>
+        <w:tc>
+          <w:tcPr>
+            <w:tcW w:type="dxa" w:w="1000"/>
+            <w:tcBorders>
+              <w:top w:val="single" w:color="AAAAAA" w:sz="1"/>
+              <w:left w:val="single" w:color="AAAAAA" w:sz="1"/>
+              <w:bottom w:val="single" w:color="AAAAAA" w:sz="1"/>
+              <w:right w:val="single" w:color="AAAAAA" w:sz="1"/>
+            </w:tcBorders>
+            <w:shd w:fill="1F3864" w:val="clear"/>
+            <w:tcMar>
+              <w:top w:type="dxa" w:w="60"/>
+              <w:left w:type="dxa" w:w="100"/>
+              <w:bottom w:type="dxa" w:w="60"/>
+              <w:right w:type="dxa" w:w="100"/>
+            </w:tcMar>
+          </w:tcPr>
+          <w:p>
+            <w:r>
+              <w:rPr>
+                <w:rFonts w:ascii="Arial" w:cs="Arial" w:eastAsia="Arial" w:hAnsi="Arial"/>
+                <w:b/>
+                <w:bCs/>
+                <w:i w:val="false"/>
+                <w:iCs w:val="false"/>
+                <w:color w:val="FFFFFF"/>
+                <w:sz w:val="20"/>
+                <w:szCs w:val="20"/>
+              </w:rPr>
+              <w:t xml:space="preserve">Default</w:t>
+            </w:r>
+          </w:p>
+        </w:tc>
+        <w:tc>
+          <w:tcPr>
+            <w:tcW w:type="dxa" w:w="1860"/>
+            <w:tcBorders>
+              <w:top w:val="single" w:color="AAAAAA" w:sz="1"/>
+              <w:left w:val="single" w:color="AAAAAA" w:sz="1"/>
+              <w:bottom w:val="single" w:color="AAAAAA" w:sz="1"/>
+              <w:right w:val="single" w:color="AAAAAA" w:sz="1"/>
+            </w:tcBorders>
+            <w:shd w:fill="1F3864" w:val="clear"/>
+            <w:tcMar>
+              <w:top w:type="dxa" w:w="60"/>
+              <w:left w:type="dxa" w:w="100"/>
+              <w:bottom w:type="dxa" w:w="60"/>
+              <w:right w:type="dxa" w:w="100"/>
+            </w:tcMar>
+          </w:tcPr>
+          <w:p>
+            <w:r>
+              <w:rPr>
+                <w:rFonts w:ascii="Arial" w:cs="Arial" w:eastAsia="Arial" w:hAnsi="Arial"/>
+                <w:b/>
+                <w:bCs/>
+                <w:i w:val="false"/>
+                <w:iCs w:val="false"/>
+                <w:color w:val="FFFFFF"/>
+                <w:sz w:val="20"/>
+                <w:szCs w:val="20"/>
+              </w:rPr>
+              <w:t xml:space="preserve">ID</w:t>
+            </w:r>
+          </w:p>
+        </w:tc>
+      </w:tr>
+      <w:tr>
+        <w:tc>
+          <w:tcPr>
+            <w:tcW w:type="dxa" w:w="2200"/>
+            <w:tcBorders>
+              <w:top w:val="single" w:color="AAAAAA" w:sz="1"/>
+              <w:left w:val="single" w:color="AAAAAA" w:sz="1"/>
+              <w:bottom w:val="single" w:color="AAAAAA" w:sz="1"/>
+              <w:right w:val="single" w:color="AAAAAA" w:sz="1"/>
+            </w:tcBorders>
+            <w:tcMar>
+              <w:top w:type="dxa" w:w="60"/>
+              <w:left w:type="dxa" w:w="100"/>
+              <w:bottom w:type="dxa" w:w="60"/>
+              <w:right w:type="dxa" w:w="100"/>
+            </w:tcMar>
+          </w:tcPr>
+          <w:p>
+            <w:r>
+              <w:rPr>
+                <w:b/>
+              </w:rPr>
+              <w:t xml:space="preserve">prospectStatus</w:t>
+            </w:r>
+          </w:p>
+        </w:tc>
+        <w:tc>
+          <w:tcPr>
+            <w:tcW w:type="dxa" w:w="1100"/>
+            <w:tcBorders>
+              <w:top w:val="single" w:color="AAAAAA" w:sz="1"/>
+              <w:left w:val="single" w:color="AAAAAA" w:sz="1"/>
+              <w:bottom w:val="single" w:color="AAAAAA" w:sz="1"/>
+              <w:right w:val="single" w:color="AAAAAA" w:sz="1"/>
+            </w:tcBorders>
+            <w:tcMar>
+              <w:top w:type="dxa" w:w="60"/>
+              <w:left w:type="dxa" w:w="100"/>
+              <w:bottom w:type="dxa" w:w="60"/>
+              <w:right w:type="dxa" w:w="100"/>
+            </w:tcMar>
+          </w:tcPr>
+          <w:p>
+            <w:r>
+              <w:t xml:space="preserve">enum</w:t>
+            </w:r>
+          </w:p>
+        </w:tc>
+        <w:tc>
+          <w:tcPr>
+            <w:tcW w:type="dxa" w:w="800"/>
+            <w:tcBorders>
+              <w:top w:val="single" w:color="AAAAAA" w:sz="1"/>
+              <w:left w:val="single" w:color="AAAAAA" w:sz="1"/>
+              <w:bottom w:val="single" w:color="AAAAAA" w:sz="1"/>
+              <w:right w:val="single" w:color="AAAAAA" w:sz="1"/>
+            </w:tcBorders>
+            <w:tcMar>
+              <w:top w:type="dxa" w:w="60"/>
+              <w:left w:type="dxa" w:w="100"/>
+              <w:bottom w:type="dxa" w:w="60"/>
+              <w:right w:type="dxa" w:w="100"/>
+            </w:tcMar>
+          </w:tcPr>
+          <w:p>
+            <w:r>
+              <w:t xml:space="preserve">No</w:t>
+            </w:r>
+          </w:p>
+        </w:tc>
+        <w:tc>
+          <w:tcPr>
+            <w:tcW w:type="dxa" w:w="2400"/>
+            <w:tcBorders>
+              <w:top w:val="single" w:color="AAAAAA" w:sz="1"/>
+              <w:left w:val="single" w:color="AAAAAA" w:sz="1"/>
+              <w:bottom w:val="single" w:color="AAAAAA" w:sz="1"/>
+              <w:right w:val="single" w:color="AAAAAA" w:sz="1"/>
+            </w:tcBorders>
+            <w:tcMar>
+              <w:top w:type="dxa" w:w="60"/>
+              <w:left w:type="dxa" w:w="100"/>
+              <w:bottom w:type="dxa" w:w="60"/>
+              <w:right w:type="dxa" w:w="100"/>
+            </w:tcMar>
+          </w:tcPr>
+          <w:p>
+            <w:r>
+              <w:t xml:space="preserve">TBD — see CR-MARKETING-ISS-003</w:t>
+            </w:r>
+          </w:p>
+        </w:tc>
+        <w:tc>
+          <w:tcPr>
+            <w:tcW w:type="dxa" w:w="1000"/>
+            <w:tcBorders>
+              <w:top w:val="single" w:color="AAAAAA" w:sz="1"/>
+              <w:left w:val="single" w:color="AAAAAA" w:sz="1"/>
+              <w:bottom w:val="single" w:color="AAAAAA" w:sz="1"/>
+              <w:right w:val="single" w:color="AAAAAA" w:sz="1"/>
+            </w:tcBorders>
+            <w:tcMar>
+              <w:top w:type="dxa" w:w="60"/>
+              <w:left w:type="dxa" w:w="100"/>
+              <w:bottom w:type="dxa" w:w="60"/>
+              <w:right w:type="dxa" w:w="100"/>
+            </w:tcMar>
+          </w:tcPr>
+          <w:p>
+            <w:r>
+              <w:t xml:space="preserve">—</w:t>
+            </w:r>
+          </w:p>
+        </w:tc>
+        <w:tc>
+          <w:tcPr>
+            <w:tcW w:type="dxa" w:w="1860"/>
+            <w:tcBorders>
+              <w:top w:val="single" w:color="AAAAAA" w:sz="1"/>
+              <w:left w:val="single" w:color="AAAAAA" w:sz="1"/>
+              <w:bottom w:val="single" w:color="AAAAAA" w:sz="1"/>
+              <w:right w:val="single" w:color="AAAAAA" w:sz="1"/>
+            </w:tcBorders>
+            <w:tcMar>
+              <w:top w:type="dxa" w:w="60"/>
+              <w:left w:type="dxa" w:w="100"/>
+              <w:bottom w:type="dxa" w:w="60"/>
+              <w:right w:type="dxa" w:w="100"/>
+            </w:tcMar>
+          </w:tcPr>
+          <w:p>
+            <w:r>
+              <w:t xml:space="preserve">CR-MARKETING SDO</w:t>
+            </w:r>
+          </w:p>
+        </w:tc>
+      </w:tr>
+      <w:tr>
+        <w:tc>
+          <w:tcPr>
+            <w:tcW w:type="dxa" w:w="9360"/>
+            <w:gridSpan w:val="6"/>
+            <w:tcBorders>
+              <w:top w:val="single" w:color="AAAAAA" w:sz="1"/>
+              <w:left w:val="single" w:color="AAAAAA" w:sz="1"/>
+              <w:bottom w:val="single" w:color="AAAAAA" w:sz="1"/>
+              <w:right w:val="single" w:color="AAAAAA" w:sz="1"/>
+            </w:tcBorders>
+            <w:tcMar>
+              <w:top w:type="dxa" w:w="40"/>
+              <w:left w:type="dxa" w:w="100"/>
+              <w:bottom w:type="dxa" w:w="80"/>
+              <w:right w:type="dxa" w:w="100"/>
+            </w:tcMar>
+          </w:tcPr>
+          <w:p>
+            <w:r>
+              <w:rPr>
+                <w:i/>
+              </w:rPr>
+              <w:t xml:space="preserve">Marketing-funnel state of an individual person. Tracks how the prospect is engaging with CBM marketing communications. Closes CON-ISS-001 with reframed scope: the original issue called for a client lifecycle field on Contact, but the correct answer is a marketing-funnel field on Contact paired with a client-relationship field (clientStatus) on Account. Stops being actively managed after the contact applies (terminal state: Converted, when the prospect is converted to an applicant via MN-INTAKE). Straw-man values pending CBM leadership: New Prospect, Engaged, Unresponsive, Converted, Opted Out. Domains: CR.</w:t>
+            </w:r>
+          </w:p>
+        </w:tc>
+      </w:tr>
+      <w:tr>
+        <w:tc>
+          <w:tcPr>
+            <w:tcW w:type="dxa" w:w="2200"/>
+            <w:tcBorders>
+              <w:top w:val="single" w:color="AAAAAA" w:sz="1"/>
+              <w:left w:val="single" w:color="AAAAAA" w:sz="1"/>
+              <w:bottom w:val="single" w:color="AAAAAA" w:sz="1"/>
+              <w:right w:val="single" w:color="AAAAAA" w:sz="1"/>
+            </w:tcBorders>
+            <w:tcMar>
+              <w:top w:type="dxa" w:w="60"/>
+              <w:left w:type="dxa" w:w="100"/>
+              <w:bottom w:type="dxa" w:w="60"/>
+              <w:right w:type="dxa" w:w="100"/>
+            </w:tcMar>
+          </w:tcPr>
+          <w:p>
+            <w:r>
+              <w:rPr>
+                <w:b/>
+              </w:rPr>
+              <w:t xml:space="preserve">sourceAttributionDetails</w:t>
+            </w:r>
+          </w:p>
+        </w:tc>
+        <w:tc>
+          <w:tcPr>
+            <w:tcW w:type="dxa" w:w="1100"/>
+            <w:tcBorders>
+              <w:top w:val="single" w:color="AAAAAA" w:sz="1"/>
+              <w:left w:val="single" w:color="AAAAAA" w:sz="1"/>
+              <w:bottom w:val="single" w:color="AAAAAA" w:sz="1"/>
+              <w:right w:val="single" w:color="AAAAAA" w:sz="1"/>
+            </w:tcBorders>
+            <w:tcMar>
+              <w:top w:type="dxa" w:w="60"/>
+              <w:left w:type="dxa" w:w="100"/>
+              <w:bottom w:type="dxa" w:w="60"/>
+              <w:right w:type="dxa" w:w="100"/>
+            </w:tcMar>
+          </w:tcPr>
+          <w:p>
+            <w:r>
+              <w:t xml:space="preserve">wysiwyg</w:t>
+            </w:r>
+          </w:p>
+        </w:tc>
+        <w:tc>
+          <w:tcPr>
+            <w:tcW w:type="dxa" w:w="800"/>
+            <w:tcBorders>
+              <w:top w:val="single" w:color="AAAAAA" w:sz="1"/>
+              <w:left w:val="single" w:color="AAAAAA" w:sz="1"/>
+              <w:bottom w:val="single" w:color="AAAAAA" w:sz="1"/>
+              <w:right w:val="single" w:color="AAAAAA" w:sz="1"/>
+            </w:tcBorders>
+            <w:tcMar>
+              <w:top w:type="dxa" w:w="60"/>
+              <w:left w:type="dxa" w:w="100"/>
+              <w:bottom w:type="dxa" w:w="60"/>
+              <w:right w:type="dxa" w:w="100"/>
+            </w:tcMar>
+          </w:tcPr>
+          <w:p>
+            <w:r>
+              <w:t xml:space="preserve">No</w:t>
+            </w:r>
+          </w:p>
+        </w:tc>
+        <w:tc>
+          <w:tcPr>
+            <w:tcW w:type="dxa" w:w="2400"/>
+            <w:tcBorders>
+              <w:top w:val="single" w:color="AAAAAA" w:sz="1"/>
+              <w:left w:val="single" w:color="AAAAAA" w:sz="1"/>
+              <w:bottom w:val="single" w:color="AAAAAA" w:sz="1"/>
+              <w:right w:val="single" w:color="AAAAAA" w:sz="1"/>
+            </w:tcBorders>
+            <w:tcMar>
+              <w:top w:type="dxa" w:w="60"/>
+              <w:left w:type="dxa" w:w="100"/>
+              <w:bottom w:type="dxa" w:w="60"/>
+              <w:right w:type="dxa" w:w="100"/>
+            </w:tcMar>
+          </w:tcPr>
+          <w:p>
+            <w:r>
+              <w:t xml:space="preserve">—</w:t>
+            </w:r>
+          </w:p>
+        </w:tc>
+        <w:tc>
+          <w:tcPr>
+            <w:tcW w:type="dxa" w:w="1000"/>
+            <w:tcBorders>
+              <w:top w:val="single" w:color="AAAAAA" w:sz="1"/>
+              <w:left w:val="single" w:color="AAAAAA" w:sz="1"/>
+              <w:bottom w:val="single" w:color="AAAAAA" w:sz="1"/>
+              <w:right w:val="single" w:color="AAAAAA" w:sz="1"/>
+            </w:tcBorders>
+            <w:tcMar>
+              <w:top w:type="dxa" w:w="60"/>
+              <w:left w:type="dxa" w:w="100"/>
+              <w:bottom w:type="dxa" w:w="60"/>
+              <w:right w:type="dxa" w:w="100"/>
+            </w:tcMar>
+          </w:tcPr>
+          <w:p>
+            <w:r>
+              <w:t xml:space="preserve">—</w:t>
+            </w:r>
+          </w:p>
+        </w:tc>
+        <w:tc>
+          <w:tcPr>
+            <w:tcW w:type="dxa" w:w="1860"/>
+            <w:tcBorders>
+              <w:top w:val="single" w:color="AAAAAA" w:sz="1"/>
+              <w:left w:val="single" w:color="AAAAAA" w:sz="1"/>
+              <w:bottom w:val="single" w:color="AAAAAA" w:sz="1"/>
+              <w:right w:val="single" w:color="AAAAAA" w:sz="1"/>
+            </w:tcBorders>
+            <w:tcMar>
+              <w:top w:type="dxa" w:w="60"/>
+              <w:left w:type="dxa" w:w="100"/>
+              <w:bottom w:type="dxa" w:w="60"/>
+              <w:right w:type="dxa" w:w="100"/>
+            </w:tcMar>
+          </w:tcPr>
+          <w:p>
+            <w:r>
+              <w:t xml:space="preserve">CR-MARKETING SDO</w:t>
+            </w:r>
+          </w:p>
+        </w:tc>
+      </w:tr>
+      <w:tr>
+        <w:tc>
+          <w:tcPr>
+            <w:tcW w:type="dxa" w:w="9360"/>
+            <w:gridSpan w:val="6"/>
+            <w:tcBorders>
+              <w:top w:val="single" w:color="AAAAAA" w:sz="1"/>
+              <w:left w:val="single" w:color="AAAAAA" w:sz="1"/>
+              <w:bottom w:val="single" w:color="AAAAAA" w:sz="1"/>
+              <w:right w:val="single" w:color="AAAAAA" w:sz="1"/>
+            </w:tcBorders>
+            <w:tcMar>
+              <w:top w:type="dxa" w:w="40"/>
+              <w:left w:type="dxa" w:w="100"/>
+              <w:bottom w:type="dxa" w:w="80"/>
+              <w:right w:type="dxa" w:w="100"/>
+            </w:tcMar>
+          </w:tcPr>
+          <w:p>
+            <w:r>
+              <w:rPr>
+                <w:i/>
+              </w:rPr>
+              <w:t xml:space="preserve">Supplementary unstructured detail beyond the structured howDidYouHearAboutCbm enum. Holds UTM parameters and referrer URLs when technical signals are available; the specific partner name when Partner Referral is selected; the specific event name when Workshop or Event is selected; staff notes from application review; and audit-trail entries when staff override prior values during MN-INTAKE review. Used for human review and attribution enrichment, not for structured reporting. Domains: CR.</w:t>
+            </w:r>
+          </w:p>
+        </w:tc>
+      </w:tr>
+      <w:tr>
+        <w:tc>
+          <w:tcPr>
+            <w:tcW w:type="dxa" w:w="2200"/>
+            <w:tcBorders>
+              <w:top w:val="single" w:color="AAAAAA" w:sz="1"/>
+              <w:left w:val="single" w:color="AAAAAA" w:sz="1"/>
+              <w:bottom w:val="single" w:color="AAAAAA" w:sz="1"/>
+              <w:right w:val="single" w:color="AAAAAA" w:sz="1"/>
+            </w:tcBorders>
+            <w:tcMar>
+              <w:top w:type="dxa" w:w="60"/>
+              <w:left w:type="dxa" w:w="100"/>
+              <w:bottom w:type="dxa" w:w="60"/>
+              <w:right w:type="dxa" w:w="100"/>
+            </w:tcMar>
+          </w:tcPr>
+          <w:p>
+            <w:r>
+              <w:rPr>
+                <w:b/>
+              </w:rPr>
+              <w:t xml:space="preserve">emailOptOut</w:t>
+            </w:r>
+          </w:p>
+        </w:tc>
+        <w:tc>
+          <w:tcPr>
+            <w:tcW w:type="dxa" w:w="1100"/>
+            <w:tcBorders>
+              <w:top w:val="single" w:color="AAAAAA" w:sz="1"/>
+              <w:left w:val="single" w:color="AAAAAA" w:sz="1"/>
+              <w:bottom w:val="single" w:color="AAAAAA" w:sz="1"/>
+              <w:right w:val="single" w:color="AAAAAA" w:sz="1"/>
+            </w:tcBorders>
+            <w:tcMar>
+              <w:top w:type="dxa" w:w="60"/>
+              <w:left w:type="dxa" w:w="100"/>
+              <w:bottom w:type="dxa" w:w="60"/>
+              <w:right w:type="dxa" w:w="100"/>
+            </w:tcMar>
+          </w:tcPr>
+          <w:p>
+            <w:r>
+              <w:t xml:space="preserve">bool</w:t>
+            </w:r>
+          </w:p>
+        </w:tc>
+        <w:tc>
+          <w:tcPr>
+            <w:tcW w:type="dxa" w:w="800"/>
+            <w:tcBorders>
+              <w:top w:val="single" w:color="AAAAAA" w:sz="1"/>
+              <w:left w:val="single" w:color="AAAAAA" w:sz="1"/>
+              <w:bottom w:val="single" w:color="AAAAAA" w:sz="1"/>
+              <w:right w:val="single" w:color="AAAAAA" w:sz="1"/>
+            </w:tcBorders>
+            <w:tcMar>
+              <w:top w:type="dxa" w:w="60"/>
+              <w:left w:type="dxa" w:w="100"/>
+              <w:bottom w:type="dxa" w:w="60"/>
+              <w:right w:type="dxa" w:w="100"/>
+            </w:tcMar>
+          </w:tcPr>
+          <w:p>
+            <w:r>
+              <w:t xml:space="preserve">No</w:t>
+            </w:r>
+          </w:p>
+        </w:tc>
+        <w:tc>
+          <w:tcPr>
+            <w:tcW w:type="dxa" w:w="2400"/>
+            <w:tcBorders>
+              <w:top w:val="single" w:color="AAAAAA" w:sz="1"/>
+              <w:left w:val="single" w:color="AAAAAA" w:sz="1"/>
+              <w:bottom w:val="single" w:color="AAAAAA" w:sz="1"/>
+              <w:right w:val="single" w:color="AAAAAA" w:sz="1"/>
+            </w:tcBorders>
+            <w:tcMar>
+              <w:top w:type="dxa" w:w="60"/>
+              <w:left w:type="dxa" w:w="100"/>
+              <w:bottom w:type="dxa" w:w="60"/>
+              <w:right w:type="dxa" w:w="100"/>
+            </w:tcMar>
+          </w:tcPr>
+          <w:p>
+            <w:r>
+              <w:t xml:space="preserve">—</w:t>
+            </w:r>
+          </w:p>
+        </w:tc>
+        <w:tc>
+          <w:tcPr>
+            <w:tcW w:type="dxa" w:w="1000"/>
+            <w:tcBorders>
+              <w:top w:val="single" w:color="AAAAAA" w:sz="1"/>
+              <w:left w:val="single" w:color="AAAAAA" w:sz="1"/>
+              <w:bottom w:val="single" w:color="AAAAAA" w:sz="1"/>
+              <w:right w:val="single" w:color="AAAAAA" w:sz="1"/>
+            </w:tcBorders>
+            <w:tcMar>
+              <w:top w:type="dxa" w:w="60"/>
+              <w:left w:type="dxa" w:w="100"/>
+              <w:bottom w:type="dxa" w:w="60"/>
+              <w:right w:type="dxa" w:w="100"/>
+            </w:tcMar>
+          </w:tcPr>
+          <w:p>
+            <w:r>
+              <w:t xml:space="preserve">false</w:t>
+            </w:r>
+          </w:p>
+        </w:tc>
+        <w:tc>
+          <w:tcPr>
+            <w:tcW w:type="dxa" w:w="1860"/>
+            <w:tcBorders>
+              <w:top w:val="single" w:color="AAAAAA" w:sz="1"/>
+              <w:left w:val="single" w:color="AAAAAA" w:sz="1"/>
+              <w:bottom w:val="single" w:color="AAAAAA" w:sz="1"/>
+              <w:right w:val="single" w:color="AAAAAA" w:sz="1"/>
+            </w:tcBorders>
+            <w:tcMar>
+              <w:top w:type="dxa" w:w="60"/>
+              <w:left w:type="dxa" w:w="100"/>
+              <w:bottom w:type="dxa" w:w="60"/>
+              <w:right w:type="dxa" w:w="100"/>
+            </w:tcMar>
+          </w:tcPr>
+          <w:p>
+            <w:r>
+              <w:t xml:space="preserve">CR-MARKETING SDO</w:t>
+            </w:r>
+          </w:p>
+        </w:tc>
+      </w:tr>
+      <w:tr>
+        <w:tc>
+          <w:tcPr>
+            <w:tcW w:type="dxa" w:w="9360"/>
+            <w:gridSpan w:val="6"/>
+            <w:tcBorders>
+              <w:top w:val="single" w:color="AAAAAA" w:sz="1"/>
+              <w:left w:val="single" w:color="AAAAAA" w:sz="1"/>
+              <w:bottom w:val="single" w:color="AAAAAA" w:sz="1"/>
+              <w:right w:val="single" w:color="AAAAAA" w:sz="1"/>
+            </w:tcBorders>
+            <w:tcMar>
+              <w:top w:type="dxa" w:w="40"/>
+              <w:left w:type="dxa" w:w="100"/>
+              <w:bottom w:type="dxa" w:w="80"/>
+              <w:right w:type="dxa" w:w="100"/>
+            </w:tcMar>
+          </w:tcPr>
+          <w:p>
+            <w:r>
+              <w:rPr>
+                <w:i/>
+              </w:rPr>
+              <w:t xml:space="preserve">Email marketing opt-out flag. Set by the inbound sync from the external marketing platform on unsubscribe events (the platform records unsubscribes from email-client-native unsubscribe headers, in-message links, and direct user actions, then pushes them to the CRM near-real-time). Once set, the email channel is suppressed for this Contact in all future syncs to the marketing platform. CAN-SPAM compliance signal. Domains: CR (all sub-domains with email outreach).</w:t>
+            </w:r>
+          </w:p>
+        </w:tc>
+      </w:tr>
+      <w:tr>
+        <w:tc>
+          <w:tcPr>
+            <w:tcW w:type="dxa" w:w="2200"/>
+            <w:tcBorders>
+              <w:top w:val="single" w:color="AAAAAA" w:sz="1"/>
+              <w:left w:val="single" w:color="AAAAAA" w:sz="1"/>
+              <w:bottom w:val="single" w:color="AAAAAA" w:sz="1"/>
+              <w:right w:val="single" w:color="AAAAAA" w:sz="1"/>
+            </w:tcBorders>
+            <w:tcMar>
+              <w:top w:type="dxa" w:w="60"/>
+              <w:left w:type="dxa" w:w="100"/>
+              <w:bottom w:type="dxa" w:w="60"/>
+              <w:right w:type="dxa" w:w="100"/>
+            </w:tcMar>
+          </w:tcPr>
+          <w:p>
+            <w:r>
+              <w:rPr>
+                <w:b/>
+              </w:rPr>
+              <w:t xml:space="preserve">smsOptOut</w:t>
+            </w:r>
+          </w:p>
+        </w:tc>
+        <w:tc>
+          <w:tcPr>
+            <w:tcW w:type="dxa" w:w="1100"/>
+            <w:tcBorders>
+              <w:top w:val="single" w:color="AAAAAA" w:sz="1"/>
+              <w:left w:val="single" w:color="AAAAAA" w:sz="1"/>
+              <w:bottom w:val="single" w:color="AAAAAA" w:sz="1"/>
+              <w:right w:val="single" w:color="AAAAAA" w:sz="1"/>
+            </w:tcBorders>
+            <w:tcMar>
+              <w:top w:type="dxa" w:w="60"/>
+              <w:left w:type="dxa" w:w="100"/>
+              <w:bottom w:type="dxa" w:w="60"/>
+              <w:right w:type="dxa" w:w="100"/>
+            </w:tcMar>
+          </w:tcPr>
+          <w:p>
+            <w:r>
+              <w:t xml:space="preserve">bool</w:t>
+            </w:r>
+          </w:p>
+        </w:tc>
+        <w:tc>
+          <w:tcPr>
+            <w:tcW w:type="dxa" w:w="800"/>
+            <w:tcBorders>
+              <w:top w:val="single" w:color="AAAAAA" w:sz="1"/>
+              <w:left w:val="single" w:color="AAAAAA" w:sz="1"/>
+              <w:bottom w:val="single" w:color="AAAAAA" w:sz="1"/>
+              <w:right w:val="single" w:color="AAAAAA" w:sz="1"/>
+            </w:tcBorders>
+            <w:tcMar>
+              <w:top w:type="dxa" w:w="60"/>
+              <w:left w:type="dxa" w:w="100"/>
+              <w:bottom w:type="dxa" w:w="60"/>
+              <w:right w:type="dxa" w:w="100"/>
+            </w:tcMar>
+          </w:tcPr>
+          <w:p>
+            <w:r>
+              <w:t xml:space="preserve">No</w:t>
+            </w:r>
+          </w:p>
+        </w:tc>
+        <w:tc>
+          <w:tcPr>
+            <w:tcW w:type="dxa" w:w="2400"/>
+            <w:tcBorders>
+              <w:top w:val="single" w:color="AAAAAA" w:sz="1"/>
+              <w:left w:val="single" w:color="AAAAAA" w:sz="1"/>
+              <w:bottom w:val="single" w:color="AAAAAA" w:sz="1"/>
+              <w:right w:val="single" w:color="AAAAAA" w:sz="1"/>
+            </w:tcBorders>
+            <w:tcMar>
+              <w:top w:type="dxa" w:w="60"/>
+              <w:left w:type="dxa" w:w="100"/>
+              <w:bottom w:type="dxa" w:w="60"/>
+              <w:right w:type="dxa" w:w="100"/>
+            </w:tcMar>
+          </w:tcPr>
+          <w:p>
+            <w:r>
+              <w:t xml:space="preserve">—</w:t>
+            </w:r>
+          </w:p>
+        </w:tc>
+        <w:tc>
+          <w:tcPr>
+            <w:tcW w:type="dxa" w:w="1000"/>
+            <w:tcBorders>
+              <w:top w:val="single" w:color="AAAAAA" w:sz="1"/>
+              <w:left w:val="single" w:color="AAAAAA" w:sz="1"/>
+              <w:bottom w:val="single" w:color="AAAAAA" w:sz="1"/>
+              <w:right w:val="single" w:color="AAAAAA" w:sz="1"/>
+            </w:tcBorders>
+            <w:tcMar>
+              <w:top w:type="dxa" w:w="60"/>
+              <w:left w:type="dxa" w:w="100"/>
+              <w:bottom w:type="dxa" w:w="60"/>
+              <w:right w:type="dxa" w:w="100"/>
+            </w:tcMar>
+          </w:tcPr>
+          <w:p>
+            <w:r>
+              <w:t xml:space="preserve">false</w:t>
+            </w:r>
+          </w:p>
+        </w:tc>
+        <w:tc>
+          <w:tcPr>
+            <w:tcW w:type="dxa" w:w="1860"/>
+            <w:tcBorders>
+              <w:top w:val="single" w:color="AAAAAA" w:sz="1"/>
+              <w:left w:val="single" w:color="AAAAAA" w:sz="1"/>
+              <w:bottom w:val="single" w:color="AAAAAA" w:sz="1"/>
+              <w:right w:val="single" w:color="AAAAAA" w:sz="1"/>
+            </w:tcBorders>
+            <w:tcMar>
+              <w:top w:type="dxa" w:w="60"/>
+              <w:left w:type="dxa" w:w="100"/>
+              <w:bottom w:type="dxa" w:w="60"/>
+              <w:right w:type="dxa" w:w="100"/>
+            </w:tcMar>
+          </w:tcPr>
+          <w:p>
+            <w:r>
+              <w:t xml:space="preserve">CR-MARKETING SDO</w:t>
+            </w:r>
+          </w:p>
+        </w:tc>
+      </w:tr>
+      <w:tr>
+        <w:tc>
+          <w:tcPr>
+            <w:tcW w:type="dxa" w:w="9360"/>
+            <w:gridSpan w:val="6"/>
+            <w:tcBorders>
+              <w:top w:val="single" w:color="AAAAAA" w:sz="1"/>
+              <w:left w:val="single" w:color="AAAAAA" w:sz="1"/>
+              <w:bottom w:val="single" w:color="AAAAAA" w:sz="1"/>
+              <w:right w:val="single" w:color="AAAAAA" w:sz="1"/>
+            </w:tcBorders>
+            <w:tcMar>
+              <w:top w:type="dxa" w:w="40"/>
+              <w:left w:type="dxa" w:w="100"/>
+              <w:bottom w:type="dxa" w:w="80"/>
+              <w:right w:type="dxa" w:w="100"/>
+            </w:tcMar>
+          </w:tcPr>
+          <w:p>
+            <w:r>
+              <w:rPr>
+                <w:i/>
+              </w:rPr>
+              <w:t xml:space="preserve">SMS marketing opt-out flag. Separate from emailOptOut because the legal compliance regimes are different (TCPA for SMS, CAN-SPAM for email) and a contact may legitimately opt out of one channel but not the other. Set by the inbound sync from the external marketing platform on SMS unsubscribe events. Once set, the SMS channel is suppressed for this Contact in all future syncs. TCPA compliance signal. Domains: CR (all sub-domains with SMS outreach).</w:t>
+            </w:r>
+          </w:p>
+        </w:tc>
+      </w:tr>
+      <w:tr>
+        <w:tc>
+          <w:tcPr>
+            <w:tcW w:type="dxa" w:w="2200"/>
+            <w:tcBorders>
+              <w:top w:val="single" w:color="AAAAAA" w:sz="1"/>
+              <w:left w:val="single" w:color="AAAAAA" w:sz="1"/>
+              <w:bottom w:val="single" w:color="AAAAAA" w:sz="1"/>
+              <w:right w:val="single" w:color="AAAAAA" w:sz="1"/>
+            </w:tcBorders>
+            <w:tcMar>
+              <w:top w:type="dxa" w:w="60"/>
+              <w:left w:type="dxa" w:w="100"/>
+              <w:bottom w:type="dxa" w:w="60"/>
+              <w:right w:type="dxa" w:w="100"/>
+            </w:tcMar>
+          </w:tcPr>
+          <w:p>
+            <w:r>
+              <w:rPr>
+                <w:b/>
+              </w:rPr>
+              <w:t xml:space="preserve">lastMarketingEngagement</w:t>
+            </w:r>
+          </w:p>
+        </w:tc>
+        <w:tc>
+          <w:tcPr>
+            <w:tcW w:type="dxa" w:w="1100"/>
+            <w:tcBorders>
+              <w:top w:val="single" w:color="AAAAAA" w:sz="1"/>
+              <w:left w:val="single" w:color="AAAAAA" w:sz="1"/>
+              <w:bottom w:val="single" w:color="AAAAAA" w:sz="1"/>
+              <w:right w:val="single" w:color="AAAAAA" w:sz="1"/>
+            </w:tcBorders>
+            <w:tcMar>
+              <w:top w:type="dxa" w:w="60"/>
+              <w:left w:type="dxa" w:w="100"/>
+              <w:bottom w:type="dxa" w:w="60"/>
+              <w:right w:type="dxa" w:w="100"/>
+            </w:tcMar>
+          </w:tcPr>
+          <w:p>
+            <w:r>
+              <w:t xml:space="preserve">datetime</w:t>
+            </w:r>
+          </w:p>
+        </w:tc>
+        <w:tc>
+          <w:tcPr>
+            <w:tcW w:type="dxa" w:w="800"/>
+            <w:tcBorders>
+              <w:top w:val="single" w:color="AAAAAA" w:sz="1"/>
+              <w:left w:val="single" w:color="AAAAAA" w:sz="1"/>
+              <w:bottom w:val="single" w:color="AAAAAA" w:sz="1"/>
+              <w:right w:val="single" w:color="AAAAAA" w:sz="1"/>
+            </w:tcBorders>
+            <w:tcMar>
+              <w:top w:type="dxa" w:w="60"/>
+              <w:left w:type="dxa" w:w="100"/>
+              <w:bottom w:type="dxa" w:w="60"/>
+              <w:right w:type="dxa" w:w="100"/>
+            </w:tcMar>
+          </w:tcPr>
+          <w:p>
+            <w:r>
+              <w:t xml:space="preserve">No</w:t>
+            </w:r>
+          </w:p>
+        </w:tc>
+        <w:tc>
+          <w:tcPr>
+            <w:tcW w:type="dxa" w:w="2400"/>
+            <w:tcBorders>
+              <w:top w:val="single" w:color="AAAAAA" w:sz="1"/>
+              <w:left w:val="single" w:color="AAAAAA" w:sz="1"/>
+              <w:bottom w:val="single" w:color="AAAAAA" w:sz="1"/>
+              <w:right w:val="single" w:color="AAAAAA" w:sz="1"/>
+            </w:tcBorders>
+            <w:tcMar>
+              <w:top w:type="dxa" w:w="60"/>
+              <w:left w:type="dxa" w:w="100"/>
+              <w:bottom w:type="dxa" w:w="60"/>
+              <w:right w:type="dxa" w:w="100"/>
+            </w:tcMar>
+          </w:tcPr>
+          <w:p>
+            <w:r>
+              <w:t xml:space="preserve">—</w:t>
+            </w:r>
+          </w:p>
+        </w:tc>
+        <w:tc>
+          <w:tcPr>
+            <w:tcW w:type="dxa" w:w="1000"/>
+            <w:tcBorders>
+              <w:top w:val="single" w:color="AAAAAA" w:sz="1"/>
+              <w:left w:val="single" w:color="AAAAAA" w:sz="1"/>
+              <w:bottom w:val="single" w:color="AAAAAA" w:sz="1"/>
+              <w:right w:val="single" w:color="AAAAAA" w:sz="1"/>
+            </w:tcBorders>
+            <w:tcMar>
+              <w:top w:type="dxa" w:w="60"/>
+              <w:left w:type="dxa" w:w="100"/>
+              <w:bottom w:type="dxa" w:w="60"/>
+              <w:right w:type="dxa" w:w="100"/>
+            </w:tcMar>
+          </w:tcPr>
+          <w:p>
+            <w:r>
+              <w:t xml:space="preserve">—</w:t>
+            </w:r>
+          </w:p>
+        </w:tc>
+        <w:tc>
+          <w:tcPr>
+            <w:tcW w:type="dxa" w:w="1860"/>
+            <w:tcBorders>
+              <w:top w:val="single" w:color="AAAAAA" w:sz="1"/>
+              <w:left w:val="single" w:color="AAAAAA" w:sz="1"/>
+              <w:bottom w:val="single" w:color="AAAAAA" w:sz="1"/>
+              <w:right w:val="single" w:color="AAAAAA" w:sz="1"/>
+            </w:tcBorders>
+            <w:tcMar>
+              <w:top w:type="dxa" w:w="60"/>
+              <w:left w:type="dxa" w:w="100"/>
+              <w:bottom w:type="dxa" w:w="60"/>
+              <w:right w:type="dxa" w:w="100"/>
+            </w:tcMar>
+          </w:tcPr>
+          <w:p>
+            <w:r>
+              <w:t xml:space="preserve">CR-MARKETING SDO</w:t>
+            </w:r>
+          </w:p>
+        </w:tc>
+      </w:tr>
+      <w:tr>
+        <w:tc>
+          <w:tcPr>
+            <w:tcW w:type="dxa" w:w="9360"/>
+            <w:gridSpan w:val="6"/>
+            <w:tcBorders>
+              <w:top w:val="single" w:color="AAAAAA" w:sz="1"/>
+              <w:left w:val="single" w:color="AAAAAA" w:sz="1"/>
+              <w:bottom w:val="single" w:color="AAAAAA" w:sz="1"/>
+              <w:right w:val="single" w:color="AAAAAA" w:sz="1"/>
+            </w:tcBorders>
+            <w:tcMar>
+              <w:top w:type="dxa" w:w="40"/>
+              <w:left w:type="dxa" w:w="100"/>
+              <w:bottom w:type="dxa" w:w="80"/>
+              <w:right w:type="dxa" w:w="100"/>
+            </w:tcMar>
+          </w:tcPr>
+          <w:p>
+            <w:r>
+              <w:rPr>
+                <w:i/>
+              </w:rPr>
+              <w:t xml:space="preserve">Roll-up: timestamp of the most recent send, open, or click event for this Contact across all Campaigns. Workflow-updated from Campaign Engagement records. Used for prospect-level views, segmentation (e.g., "contacts not engaged in last 90 days"), and CR-REACTIVATE handoff signaling. Domains: CR.</w:t>
+            </w:r>
+          </w:p>
+        </w:tc>
+      </w:tr>
+      <w:tr>
+        <w:tc>
+          <w:tcPr>
+            <w:tcW w:type="dxa" w:w="2200"/>
+            <w:tcBorders>
+              <w:top w:val="single" w:color="AAAAAA" w:sz="1"/>
+              <w:left w:val="single" w:color="AAAAAA" w:sz="1"/>
+              <w:bottom w:val="single" w:color="AAAAAA" w:sz="1"/>
+              <w:right w:val="single" w:color="AAAAAA" w:sz="1"/>
+            </w:tcBorders>
+            <w:tcMar>
+              <w:top w:type="dxa" w:w="60"/>
+              <w:left w:type="dxa" w:w="100"/>
+              <w:bottom w:type="dxa" w:w="60"/>
+              <w:right w:type="dxa" w:w="100"/>
+            </w:tcMar>
+          </w:tcPr>
+          <w:p>
+            <w:r>
+              <w:rPr>
+                <w:b/>
+              </w:rPr>
+              <w:t xml:space="preserve">totalCampaignsSent</w:t>
+            </w:r>
+          </w:p>
+        </w:tc>
+        <w:tc>
+          <w:tcPr>
+            <w:tcW w:type="dxa" w:w="1100"/>
+            <w:tcBorders>
+              <w:top w:val="single" w:color="AAAAAA" w:sz="1"/>
+              <w:left w:val="single" w:color="AAAAAA" w:sz="1"/>
+              <w:bottom w:val="single" w:color="AAAAAA" w:sz="1"/>
+              <w:right w:val="single" w:color="AAAAAA" w:sz="1"/>
+            </w:tcBorders>
+            <w:tcMar>
+              <w:top w:type="dxa" w:w="60"/>
+              <w:left w:type="dxa" w:w="100"/>
+              <w:bottom w:type="dxa" w:w="60"/>
+              <w:right w:type="dxa" w:w="100"/>
+            </w:tcMar>
+          </w:tcPr>
+          <w:p>
+            <w:r>
+              <w:t xml:space="preserve">int</w:t>
+            </w:r>
+          </w:p>
+        </w:tc>
+        <w:tc>
+          <w:tcPr>
+            <w:tcW w:type="dxa" w:w="800"/>
+            <w:tcBorders>
+              <w:top w:val="single" w:color="AAAAAA" w:sz="1"/>
+              <w:left w:val="single" w:color="AAAAAA" w:sz="1"/>
+              <w:bottom w:val="single" w:color="AAAAAA" w:sz="1"/>
+              <w:right w:val="single" w:color="AAAAAA" w:sz="1"/>
+            </w:tcBorders>
+            <w:tcMar>
+              <w:top w:type="dxa" w:w="60"/>
+              <w:left w:type="dxa" w:w="100"/>
+              <w:bottom w:type="dxa" w:w="60"/>
+              <w:right w:type="dxa" w:w="100"/>
+            </w:tcMar>
+          </w:tcPr>
+          <w:p>
+            <w:r>
+              <w:t xml:space="preserve">No</w:t>
+            </w:r>
+          </w:p>
+        </w:tc>
+        <w:tc>
+          <w:tcPr>
+            <w:tcW w:type="dxa" w:w="2400"/>
+            <w:tcBorders>
+              <w:top w:val="single" w:color="AAAAAA" w:sz="1"/>
+              <w:left w:val="single" w:color="AAAAAA" w:sz="1"/>
+              <w:bottom w:val="single" w:color="AAAAAA" w:sz="1"/>
+              <w:right w:val="single" w:color="AAAAAA" w:sz="1"/>
+            </w:tcBorders>
+            <w:tcMar>
+              <w:top w:type="dxa" w:w="60"/>
+              <w:left w:type="dxa" w:w="100"/>
+              <w:bottom w:type="dxa" w:w="60"/>
+              <w:right w:type="dxa" w:w="100"/>
+            </w:tcMar>
+          </w:tcPr>
+          <w:p>
+            <w:r>
+              <w:t xml:space="preserve">—</w:t>
+            </w:r>
+          </w:p>
+        </w:tc>
+        <w:tc>
+          <w:tcPr>
+            <w:tcW w:type="dxa" w:w="1000"/>
+            <w:tcBorders>
+              <w:top w:val="single" w:color="AAAAAA" w:sz="1"/>
+              <w:left w:val="single" w:color="AAAAAA" w:sz="1"/>
+              <w:bottom w:val="single" w:color="AAAAAA" w:sz="1"/>
+              <w:right w:val="single" w:color="AAAAAA" w:sz="1"/>
+            </w:tcBorders>
+            <w:tcMar>
+              <w:top w:type="dxa" w:w="60"/>
+              <w:left w:type="dxa" w:w="100"/>
+              <w:bottom w:type="dxa" w:w="60"/>
+              <w:right w:type="dxa" w:w="100"/>
+            </w:tcMar>
+          </w:tcPr>
+          <w:p>
+            <w:r>
+              <w:t xml:space="preserve">0</w:t>
+            </w:r>
+          </w:p>
+        </w:tc>
+        <w:tc>
+          <w:tcPr>
+            <w:tcW w:type="dxa" w:w="1860"/>
+            <w:tcBorders>
+              <w:top w:val="single" w:color="AAAAAA" w:sz="1"/>
+              <w:left w:val="single" w:color="AAAAAA" w:sz="1"/>
+              <w:bottom w:val="single" w:color="AAAAAA" w:sz="1"/>
+              <w:right w:val="single" w:color="AAAAAA" w:sz="1"/>
+            </w:tcBorders>
+            <w:tcMar>
+              <w:top w:type="dxa" w:w="60"/>
+              <w:left w:type="dxa" w:w="100"/>
+              <w:bottom w:type="dxa" w:w="60"/>
+              <w:right w:type="dxa" w:w="100"/>
+            </w:tcMar>
+          </w:tcPr>
+          <w:p>
+            <w:r>
+              <w:t xml:space="preserve">CR-MARKETING SDO</w:t>
+            </w:r>
+          </w:p>
+        </w:tc>
+      </w:tr>
+      <w:tr>
+        <w:tc>
+          <w:tcPr>
+            <w:tcW w:type="dxa" w:w="9360"/>
+            <w:gridSpan w:val="6"/>
+            <w:tcBorders>
+              <w:top w:val="single" w:color="AAAAAA" w:sz="1"/>
+              <w:left w:val="single" w:color="AAAAAA" w:sz="1"/>
+              <w:bottom w:val="single" w:color="AAAAAA" w:sz="1"/>
+              <w:right w:val="single" w:color="AAAAAA" w:sz="1"/>
+            </w:tcBorders>
+            <w:tcMar>
+              <w:top w:type="dxa" w:w="40"/>
+              <w:left w:type="dxa" w:w="100"/>
+              <w:bottom w:type="dxa" w:w="80"/>
+              <w:right w:type="dxa" w:w="100"/>
+            </w:tcMar>
+          </w:tcPr>
+          <w:p>
+            <w:r>
+              <w:rPr>
+                <w:i/>
+              </w:rPr>
+              <w:t xml:space="preserve">Roll-up: total count of Campaigns this Contact has been sent. Workflow-updated from Campaign Engagement records. Used for prospect-level engagement summaries and audience saturation analysis. Domains: CR.</w:t>
+            </w:r>
+          </w:p>
+        </w:tc>
+      </w:tr>
+      <w:tr>
+        <w:tc>
+          <w:tcPr>
+            <w:tcW w:type="dxa" w:w="2200"/>
+            <w:tcBorders>
+              <w:top w:val="single" w:color="AAAAAA" w:sz="1"/>
+              <w:left w:val="single" w:color="AAAAAA" w:sz="1"/>
+              <w:bottom w:val="single" w:color="AAAAAA" w:sz="1"/>
+              <w:right w:val="single" w:color="AAAAAA" w:sz="1"/>
+            </w:tcBorders>
+            <w:tcMar>
+              <w:top w:type="dxa" w:w="60"/>
+              <w:left w:type="dxa" w:w="100"/>
+              <w:bottom w:type="dxa" w:w="60"/>
+              <w:right w:type="dxa" w:w="100"/>
+            </w:tcMar>
+          </w:tcPr>
+          <w:p>
+            <w:r>
+              <w:rPr>
+                <w:b/>
+              </w:rPr>
+              <w:t xml:space="preserve">totalOpens</w:t>
+            </w:r>
+          </w:p>
+        </w:tc>
+        <w:tc>
+          <w:tcPr>
+            <w:tcW w:type="dxa" w:w="1100"/>
+            <w:tcBorders>
+              <w:top w:val="single" w:color="AAAAAA" w:sz="1"/>
+              <w:left w:val="single" w:color="AAAAAA" w:sz="1"/>
+              <w:bottom w:val="single" w:color="AAAAAA" w:sz="1"/>
+              <w:right w:val="single" w:color="AAAAAA" w:sz="1"/>
+            </w:tcBorders>
+            <w:tcMar>
+              <w:top w:type="dxa" w:w="60"/>
+              <w:left w:type="dxa" w:w="100"/>
+              <w:bottom w:type="dxa" w:w="60"/>
+              <w:right w:type="dxa" w:w="100"/>
+            </w:tcMar>
+          </w:tcPr>
+          <w:p>
+            <w:r>
+              <w:t xml:space="preserve">int</w:t>
+            </w:r>
+          </w:p>
+        </w:tc>
+        <w:tc>
+          <w:tcPr>
+            <w:tcW w:type="dxa" w:w="800"/>
+            <w:tcBorders>
+              <w:top w:val="single" w:color="AAAAAA" w:sz="1"/>
+              <w:left w:val="single" w:color="AAAAAA" w:sz="1"/>
+              <w:bottom w:val="single" w:color="AAAAAA" w:sz="1"/>
+              <w:right w:val="single" w:color="AAAAAA" w:sz="1"/>
+            </w:tcBorders>
+            <w:tcMar>
+              <w:top w:type="dxa" w:w="60"/>
+              <w:left w:type="dxa" w:w="100"/>
+              <w:bottom w:type="dxa" w:w="60"/>
+              <w:right w:type="dxa" w:w="100"/>
+            </w:tcMar>
+          </w:tcPr>
+          <w:p>
+            <w:r>
+              <w:t xml:space="preserve">No</w:t>
+            </w:r>
+          </w:p>
+        </w:tc>
+        <w:tc>
+          <w:tcPr>
+            <w:tcW w:type="dxa" w:w="2400"/>
+            <w:tcBorders>
+              <w:top w:val="single" w:color="AAAAAA" w:sz="1"/>
+              <w:left w:val="single" w:color="AAAAAA" w:sz="1"/>
+              <w:bottom w:val="single" w:color="AAAAAA" w:sz="1"/>
+              <w:right w:val="single" w:color="AAAAAA" w:sz="1"/>
+            </w:tcBorders>
+            <w:tcMar>
+              <w:top w:type="dxa" w:w="60"/>
+              <w:left w:type="dxa" w:w="100"/>
+              <w:bottom w:type="dxa" w:w="60"/>
+              <w:right w:type="dxa" w:w="100"/>
+            </w:tcMar>
+          </w:tcPr>
+          <w:p>
+            <w:r>
+              <w:t xml:space="preserve">—</w:t>
+            </w:r>
+          </w:p>
+        </w:tc>
+        <w:tc>
+          <w:tcPr>
+            <w:tcW w:type="dxa" w:w="1000"/>
+            <w:tcBorders>
+              <w:top w:val="single" w:color="AAAAAA" w:sz="1"/>
+              <w:left w:val="single" w:color="AAAAAA" w:sz="1"/>
+              <w:bottom w:val="single" w:color="AAAAAA" w:sz="1"/>
+              <w:right w:val="single" w:color="AAAAAA" w:sz="1"/>
+            </w:tcBorders>
+            <w:tcMar>
+              <w:top w:type="dxa" w:w="60"/>
+              <w:left w:type="dxa" w:w="100"/>
+              <w:bottom w:type="dxa" w:w="60"/>
+              <w:right w:type="dxa" w:w="100"/>
+            </w:tcMar>
+          </w:tcPr>
+          <w:p>
+            <w:r>
+              <w:t xml:space="preserve">0</w:t>
+            </w:r>
+          </w:p>
+        </w:tc>
+        <w:tc>
+          <w:tcPr>
+            <w:tcW w:type="dxa" w:w="1860"/>
+            <w:tcBorders>
+              <w:top w:val="single" w:color="AAAAAA" w:sz="1"/>
+              <w:left w:val="single" w:color="AAAAAA" w:sz="1"/>
+              <w:bottom w:val="single" w:color="AAAAAA" w:sz="1"/>
+              <w:right w:val="single" w:color="AAAAAA" w:sz="1"/>
+            </w:tcBorders>
+            <w:tcMar>
+              <w:top w:type="dxa" w:w="60"/>
+              <w:left w:type="dxa" w:w="100"/>
+              <w:bottom w:type="dxa" w:w="60"/>
+              <w:right w:type="dxa" w:w="100"/>
+            </w:tcMar>
+          </w:tcPr>
+          <w:p>
+            <w:r>
+              <w:t xml:space="preserve">CR-MARKETING SDO</w:t>
+            </w:r>
+          </w:p>
+        </w:tc>
+      </w:tr>
+      <w:tr>
+        <w:tc>
+          <w:tcPr>
+            <w:tcW w:type="dxa" w:w="9360"/>
+            <w:gridSpan w:val="6"/>
+            <w:tcBorders>
+              <w:top w:val="single" w:color="AAAAAA" w:sz="1"/>
+              <w:left w:val="single" w:color="AAAAAA" w:sz="1"/>
+              <w:bottom w:val="single" w:color="AAAAAA" w:sz="1"/>
+              <w:right w:val="single" w:color="AAAAAA" w:sz="1"/>
+            </w:tcBorders>
+            <w:tcMar>
+              <w:top w:type="dxa" w:w="40"/>
+              <w:left w:type="dxa" w:w="100"/>
+              <w:bottom w:type="dxa" w:w="80"/>
+              <w:right w:type="dxa" w:w="100"/>
+            </w:tcMar>
+          </w:tcPr>
+          <w:p>
+            <w:r>
+              <w:rPr>
+                <w:i/>
+              </w:rPr>
+              <w:t xml:space="preserve">Roll-up: total count of email opens by this Contact across all Campaigns. Workflow-updated from Campaign Engagement records. Email-only metric (SMS has no "open" event). Used for engagement scoring and segmentation. Domains: CR.</w:t>
+            </w:r>
+          </w:p>
+        </w:tc>
+      </w:tr>
+      <w:tr>
+        <w:tc>
+          <w:tcPr>
+            <w:tcW w:type="dxa" w:w="2200"/>
+            <w:tcBorders>
+              <w:top w:val="single" w:color="AAAAAA" w:sz="1"/>
+              <w:left w:val="single" w:color="AAAAAA" w:sz="1"/>
+              <w:bottom w:val="single" w:color="AAAAAA" w:sz="1"/>
+              <w:right w:val="single" w:color="AAAAAA" w:sz="1"/>
+            </w:tcBorders>
+            <w:tcMar>
+              <w:top w:type="dxa" w:w="60"/>
+              <w:left w:type="dxa" w:w="100"/>
+              <w:bottom w:type="dxa" w:w="60"/>
+              <w:right w:type="dxa" w:w="100"/>
+            </w:tcMar>
+          </w:tcPr>
+          <w:p>
+            <w:r>
+              <w:rPr>
+                <w:b/>
+              </w:rPr>
+              <w:t xml:space="preserve">totalClicks</w:t>
+            </w:r>
+          </w:p>
+        </w:tc>
+        <w:tc>
+          <w:tcPr>
+            <w:tcW w:type="dxa" w:w="1100"/>
+            <w:tcBorders>
+              <w:top w:val="single" w:color="AAAAAA" w:sz="1"/>
+              <w:left w:val="single" w:color="AAAAAA" w:sz="1"/>
+              <w:bottom w:val="single" w:color="AAAAAA" w:sz="1"/>
+              <w:right w:val="single" w:color="AAAAAA" w:sz="1"/>
+            </w:tcBorders>
+            <w:tcMar>
+              <w:top w:type="dxa" w:w="60"/>
+              <w:left w:type="dxa" w:w="100"/>
+              <w:bottom w:type="dxa" w:w="60"/>
+              <w:right w:type="dxa" w:w="100"/>
+            </w:tcMar>
+          </w:tcPr>
+          <w:p>
+            <w:r>
+              <w:t xml:space="preserve">int</w:t>
+            </w:r>
+          </w:p>
+        </w:tc>
+        <w:tc>
+          <w:tcPr>
+            <w:tcW w:type="dxa" w:w="800"/>
+            <w:tcBorders>
+              <w:top w:val="single" w:color="AAAAAA" w:sz="1"/>
+              <w:left w:val="single" w:color="AAAAAA" w:sz="1"/>
+              <w:bottom w:val="single" w:color="AAAAAA" w:sz="1"/>
+              <w:right w:val="single" w:color="AAAAAA" w:sz="1"/>
+            </w:tcBorders>
+            <w:tcMar>
+              <w:top w:type="dxa" w:w="60"/>
+              <w:left w:type="dxa" w:w="100"/>
+              <w:bottom w:type="dxa" w:w="60"/>
+              <w:right w:type="dxa" w:w="100"/>
+            </w:tcMar>
+          </w:tcPr>
+          <w:p>
+            <w:r>
+              <w:t xml:space="preserve">No</w:t>
+            </w:r>
+          </w:p>
+        </w:tc>
+        <w:tc>
+          <w:tcPr>
+            <w:tcW w:type="dxa" w:w="2400"/>
+            <w:tcBorders>
+              <w:top w:val="single" w:color="AAAAAA" w:sz="1"/>
+              <w:left w:val="single" w:color="AAAAAA" w:sz="1"/>
+              <w:bottom w:val="single" w:color="AAAAAA" w:sz="1"/>
+              <w:right w:val="single" w:color="AAAAAA" w:sz="1"/>
+            </w:tcBorders>
+            <w:tcMar>
+              <w:top w:type="dxa" w:w="60"/>
+              <w:left w:type="dxa" w:w="100"/>
+              <w:bottom w:type="dxa" w:w="60"/>
+              <w:right w:type="dxa" w:w="100"/>
+            </w:tcMar>
+          </w:tcPr>
+          <w:p>
+            <w:r>
+              <w:t xml:space="preserve">—</w:t>
+            </w:r>
+          </w:p>
+        </w:tc>
+        <w:tc>
+          <w:tcPr>
+            <w:tcW w:type="dxa" w:w="1000"/>
+            <w:tcBorders>
+              <w:top w:val="single" w:color="AAAAAA" w:sz="1"/>
+              <w:left w:val="single" w:color="AAAAAA" w:sz="1"/>
+              <w:bottom w:val="single" w:color="AAAAAA" w:sz="1"/>
+              <w:right w:val="single" w:color="AAAAAA" w:sz="1"/>
+            </w:tcBorders>
+            <w:tcMar>
+              <w:top w:type="dxa" w:w="60"/>
+              <w:left w:type="dxa" w:w="100"/>
+              <w:bottom w:type="dxa" w:w="60"/>
+              <w:right w:type="dxa" w:w="100"/>
+            </w:tcMar>
+          </w:tcPr>
+          <w:p>
+            <w:r>
+              <w:t xml:space="preserve">0</w:t>
+            </w:r>
+          </w:p>
+        </w:tc>
+        <w:tc>
+          <w:tcPr>
+            <w:tcW w:type="dxa" w:w="1860"/>
+            <w:tcBorders>
+              <w:top w:val="single" w:color="AAAAAA" w:sz="1"/>
+              <w:left w:val="single" w:color="AAAAAA" w:sz="1"/>
+              <w:bottom w:val="single" w:color="AAAAAA" w:sz="1"/>
+              <w:right w:val="single" w:color="AAAAAA" w:sz="1"/>
+            </w:tcBorders>
+            <w:tcMar>
+              <w:top w:type="dxa" w:w="60"/>
+              <w:left w:type="dxa" w:w="100"/>
+              <w:bottom w:type="dxa" w:w="60"/>
+              <w:right w:type="dxa" w:w="100"/>
+            </w:tcMar>
+          </w:tcPr>
+          <w:p>
+            <w:r>
+              <w:t xml:space="preserve">CR-MARKETING SDO</w:t>
+            </w:r>
+          </w:p>
+        </w:tc>
+      </w:tr>
+      <w:tr>
+        <w:tc>
+          <w:tcPr>
+            <w:tcW w:type="dxa" w:w="9360"/>
+            <w:gridSpan w:val="6"/>
+            <w:tcBorders>
+              <w:top w:val="single" w:color="AAAAAA" w:sz="1"/>
+              <w:left w:val="single" w:color="AAAAAA" w:sz="1"/>
+              <w:bottom w:val="single" w:color="AAAAAA" w:sz="1"/>
+              <w:right w:val="single" w:color="AAAAAA" w:sz="1"/>
+            </w:tcBorders>
+            <w:tcMar>
+              <w:top w:type="dxa" w:w="40"/>
+              <w:left w:type="dxa" w:w="100"/>
+              <w:bottom w:type="dxa" w:w="80"/>
+              <w:right w:type="dxa" w:w="100"/>
+            </w:tcMar>
+          </w:tcPr>
+          <w:p>
+            <w:r>
+              <w:rPr>
+                <w:i/>
+              </w:rPr>
+              <w:t xml:space="preserve">Roll-up: total count of link clicks by this Contact across all Campaigns. Workflow-updated from Campaign Engagement records. The strongest engagement signal in the roll-up set — a click indicates active interest beyond merely opening. Domains: CR.</w:t>
+            </w:r>
+          </w:p>
+        </w:tc>
+      </w:tr>
+    </w:tbl>
+    <w:p/>
     <w:p>
       <w:pPr>
         <w:pStyle w:val="Heading1"/>
@@ -20526,6 +22006,19 @@
       </w:r>
     </w:p>
     <w:p>
+      <w:r>
+        <w:rPr>
+          <w:b/>
+        </w:rPr>
+        <w:t xml:space="preserve">Marketing and Source Attribution Panel (always visible)</w:t>
+      </w:r>
+    </w:p>
+    <w:p>
+      <w:r>
+        <w:t xml:space="preserve">prospectStatus, sourceAttributionDetails, emailOptOut, smsOptOut, lastMarketingEngagement, totalCampaignsSent, totalOpens, totalClicks. (prospectStatus and sourceAttributionDetails may be conditionally hidden for non-Client contact types via dynamic logic during YAML generation.)</w:t>
+      </w:r>
+    </w:p>
+    <w:p>
       <w:pPr>
         <w:pStyle w:val="Heading1"/>
         <w:spacing w:after="120" w:before="360"/>
@@ -20905,16 +22398,7 @@
           </w:tcPr>
           <w:p>
             <w:r>
-              <w:rPr>
-                <w:rFonts w:ascii="Arial" w:cs="Arial" w:eastAsia="Arial" w:hAnsi="Arial"/>
-                <w:b w:val="false"/>
-                <w:bCs w:val="false"/>
-                <w:i w:val="false"/>
-                <w:iCs w:val="false"/>
-                <w:sz w:val="20"/>
-                <w:szCs w:val="20"/>
-              </w:rPr>
-              <w:t xml:space="preserve">Client lifecycle field not yet defined. Contact type Client needs a lifecycle field analogous to mentorStatus. The lifecycle stages and field definition will be established during CR domain process definition or MN-INTAKE Entity PRD work. Carried forward from EI-ISS-004.</w:t>
+              <w:t>CLOSED (v1.3): Resolved by the prospectStatus field added in Section 3.5 by the CR-MARKETING Sub-Domain Overview. The original issue called for a client lifecycle field on Contact analogous to mentorStatus, but the correct answer is a marketing-funnel field (prospectStatus) on Contact paired with a client-relationship field (clientStatus) on Account. The two fields measure different things: prospectStatus tracks the marketing-funnel state of a person; clientStatus tracks the client-relationship state of a company. The split correctly handles the multi-contact-per-engagement case and the Account-less prospect case (pre-startup contacts with no company yet).</w:t>
             </w:r>
           </w:p>
         </w:tc>
@@ -21361,16 +22845,7 @@
           </w:tcPr>
           <w:p>
             <w:r>
-              <w:rPr>
-                <w:rFonts w:ascii="Arial" w:cs="Arial" w:eastAsia="Arial" w:hAnsi="Arial"/>
-                <w:b w:val="false"/>
-                <w:bCs w:val="false"/>
-                <w:i w:val="false"/>
-                <w:iCs w:val="false"/>
-                <w:sz w:val="20"/>
-                <w:szCs w:val="20"/>
-              </w:rPr>
-              <w:t xml:space="preserve">How Did You Hear About CBM: dropdown values not yet defined by CBM leadership. Carried forward from MR-ISS-003.</w:t>
+              <w:t>CLOSED (v1.3): Resolved by the CR-MARKETING Sub-Domain Overview. The howDidYouHearAboutCbm enum has 10 values: Partner Referral, Workshop or Event, Email Marketing, Social Media, Search Engine, CBM Website, News or Media, Personal Referral, Returning Client, Other. Values map to CR sub-domains for channel effectiveness rollup reporting.</w:t>
             </w:r>
           </w:p>
         </w:tc>
@@ -22059,6 +23534,116 @@
                 <w:szCs w:val="20"/>
               </w:rPr>
               <w:t xml:space="preserve">Client Zip Code maps to native addressPostalCode. The intake form collects only zip code, but the full native address composite is available for any contact type. No custom address field needed.</w:t>
+            </w:r>
+          </w:p>
+        </w:tc>
+      </w:tr>
+      <w:tr>
+        <w:tc>
+          <w:tcPr>
+            <w:tcW w:type="dxa" w:w="1500"/>
+          </w:tcPr>
+          <w:p>
+            <w:r>
+              <w:t>CON-DEC-010</w:t>
+            </w:r>
+          </w:p>
+        </w:tc>
+        <w:tc>
+          <w:tcPr>
+            <w:tcW w:type="dxa" w:w="7860"/>
+          </w:tcPr>
+          <w:p>
+            <w:r>
+              <w:t>Prospects ARE Contact records in the CRM. The CRM is the single source of truth for all contacts known to CBM, including marketing-stage prospects who only ever appeared on a marketing list. The Section 1 "Client prospects have not yet entered the system" language was a Mentoring-only-era statement and is corrected by v1.3.</w:t>
+            </w:r>
+          </w:p>
+        </w:tc>
+      </w:tr>
+      <w:tr>
+        <w:tc>
+          <w:tcPr>
+            <w:tcW w:type="dxa" w:w="1500"/>
+          </w:tcPr>
+          <w:p>
+            <w:r>
+              <w:t>CON-DEC-011</w:t>
+            </w:r>
+          </w:p>
+        </w:tc>
+        <w:tc>
+          <w:tcPr>
+            <w:tcW w:type="dxa" w:w="7860"/>
+          </w:tcPr>
+          <w:p>
+            <w:r>
+              <w:t>Two-field lifecycle model. Contact.prospectStatus tracks the marketing-funnel state of an individual person. Account.clientStatus (defined in the Account Entity PRD) tracks the client-relationship state of a company. The two fields answer two different questions and cannot drift because they measure different things. Handoff occurs at MN-INTAKE: when a prospect Contact applies, Contact.prospectStatus moves to Converted and Account.clientStatus moves from Prospect to Applicant.</w:t>
+            </w:r>
+          </w:p>
+        </w:tc>
+      </w:tr>
+      <w:tr>
+        <w:tc>
+          <w:tcPr>
+            <w:tcW w:type="dxa" w:w="1500"/>
+          </w:tcPr>
+          <w:p>
+            <w:r>
+              <w:t>CON-DEC-012</w:t>
+            </w:r>
+          </w:p>
+        </w:tc>
+        <w:tc>
+          <w:tcPr>
+            <w:tcW w:type="dxa" w:w="7860"/>
+          </w:tcPr>
+          <w:p>
+            <w:r>
+              <w:t>sourceAttributionDetails is a separate supplementary field, not a replacement for the structured howDidYouHearAboutCbm enum. The two fields work together: howDidYouHearAboutCbm is the authoritative structured field for reporting and segmentation; sourceAttributionDetails captures unstructured supplementary detail (specific partner name, specific event name, UTM parameters, staff override audit trail) that would dilute the structured field if forced into it.</w:t>
+            </w:r>
+          </w:p>
+        </w:tc>
+      </w:tr>
+      <w:tr>
+        <w:tc>
+          <w:tcPr>
+            <w:tcW w:type="dxa" w:w="1500"/>
+          </w:tcPr>
+          <w:p>
+            <w:r>
+              <w:t>CON-DEC-013</w:t>
+            </w:r>
+          </w:p>
+        </w:tc>
+        <w:tc>
+          <w:tcPr>
+            <w:tcW w:type="dxa" w:w="7860"/>
+          </w:tcPr>
+          <w:p>
+            <w:r>
+              <w:t>Per-channel opt-out flags. emailOptOut and smsOptOut are separate fields rather than a single combined opt-out flag because the legal compliance regimes are different (CAN-SPAM for email, TCPA for SMS) and a contact may legitimately want one channel suppressed but not the other. SMS as a marketing channel is in scope per the CR-MARKETING Sub-Domain Overview.</w:t>
+            </w:r>
+          </w:p>
+        </w:tc>
+      </w:tr>
+      <w:tr>
+        <w:tc>
+          <w:tcPr>
+            <w:tcW w:type="dxa" w:w="1500"/>
+          </w:tcPr>
+          <w:p>
+            <w:r>
+              <w:t>CON-DEC-014</w:t>
+            </w:r>
+          </w:p>
+        </w:tc>
+        <w:tc>
+          <w:tcPr>
+            <w:tcW w:type="dxa" w:w="7860"/>
+          </w:tcPr>
+          <w:p>
+            <w:r>
+              <w:t>Marketing engagement roll-up fields (lastMarketingEngagement, totalCampaignsSent, totalOpens, totalClicks) are workflow-updated from Campaign Engagement records, not manually maintained. They provide prospect-level engagement summaries without requiring traversal of per-recipient Campaign Engagement records. The Campaign and Campaign Engagement entities themselves are deferred to Phase 2b Entity PRDs.</w:t>
             </w:r>
           </w:p>
         </w:tc>

--- a/PRDs/entities/Contact-Entity-PRD.docx
+++ b/PRDs/entities/Contact-Entity-PRD.docx
@@ -300,7 +300,7 @@
           </w:tcPr>
           <w:p>
             <w:r>
-              <w:t>1.3</w:t>
+              <w:t>1.4</w:t>
             </w:r>
           </w:p>
         </w:tc>
@@ -421,7 +421,7 @@
           </w:tcPr>
           <w:p>
             <w:r>
-              <w:t>04-08-26 16:24</w:t>
+              <w:t>04-15-26 23:20</w:t>
             </w:r>
           </w:p>
         </w:tc>
@@ -917,6 +917,70 @@
                 <w:szCs w:val="20"/>
               </w:rPr>
               <w:t xml:space="preserve">Yes</w:t>
+            </w:r>
+          </w:p>
+        </w:tc>
+      </w:tr>
+      <w:tr>
+        <w:tc>
+          <w:tcPr>
+            <w:tcW w:type="dxa" w:w="2800"/>
+            <w:tcBorders>
+              <w:top w:val="single" w:color="AAAAAA" w:sz="1"/>
+              <w:left w:val="single" w:color="AAAAAA" w:sz="1"/>
+              <w:bottom w:val="single" w:color="AAAAAA" w:sz="1"/>
+              <w:right w:val="single" w:color="AAAAAA" w:sz="1"/>
+            </w:tcBorders>
+            <w:tcMar>
+              <w:top w:type="dxa" w:w="60"/>
+              <w:left w:type="dxa" w:w="100"/>
+              <w:bottom w:type="dxa" w:w="60"/>
+              <w:right w:type="dxa" w:w="100"/>
+            </w:tcMar>
+          </w:tcPr>
+          <w:p>
+            <w:r>
+              <w:rPr>
+                <w:rFonts w:ascii="Arial" w:cs="Arial" w:eastAsia="Arial" w:hAnsi="Arial"/>
+                <w:b/>
+                <w:bCs/>
+                <w:i w:val="false"/>
+                <w:iCs w:val="false"/>
+                <w:sz w:val="20"/>
+                <w:szCs w:val="20"/>
+              </w:rPr>
+              <w:t>Primary Domain</w:t>
+            </w:r>
+          </w:p>
+        </w:tc>
+        <w:tc>
+          <w:tcPr>
+            <w:tcW w:type="dxa" w:w="6560"/>
+            <w:tcBorders>
+              <w:top w:val="single" w:color="AAAAAA" w:sz="1"/>
+              <w:left w:val="single" w:color="AAAAAA" w:sz="1"/>
+              <w:bottom w:val="single" w:color="AAAAAA" w:sz="1"/>
+              <w:right w:val="single" w:color="AAAAAA" w:sz="1"/>
+            </w:tcBorders>
+            <w:tcMar>
+              <w:top w:type="dxa" w:w="60"/>
+              <w:left w:type="dxa" w:w="100"/>
+              <w:bottom w:type="dxa" w:w="60"/>
+              <w:right w:type="dxa" w:w="100"/>
+            </w:tcMar>
+          </w:tcPr>
+          <w:p>
+            <w:r>
+              <w:rPr>
+                <w:rFonts w:ascii="Arial" w:cs="Arial" w:eastAsia="Arial" w:hAnsi="Arial"/>
+                <w:b w:val="false"/>
+                <w:bCs w:val="false"/>
+                <w:i w:val="false"/>
+                <w:iCs w:val="false"/>
+                <w:sz w:val="20"/>
+                <w:szCs w:val="20"/>
+              </w:rPr>
+              <w:t>Mentoring (MN)</w:t>
             </w:r>
           </w:p>
         </w:tc>

--- a/PRDs/entities/Contact-Entity-PRD.docx
+++ b/PRDs/entities/Contact-Entity-PRD.docx
@@ -300,7 +300,7 @@
           </w:tcPr>
           <w:p>
             <w:r>
-              <w:t>1.4</w:t>
+              <w:t>1.5</w:t>
             </w:r>
           </w:p>
         </w:tc>
@@ -421,7 +421,7 @@
           </w:tcPr>
           <w:p>
             <w:r>
-              <w:t>04-15-26 23:20</w:t>
+              <w:t>04-16-26 00:30</w:t>
             </w:r>
           </w:p>
         </w:tc>
@@ -17795,28 +17795,7 @@
         <w:spacing w:after="60"/>
       </w:pPr>
       <w:r>
-        <w:rPr>
-          <w:rFonts w:ascii="Arial" w:cs="Arial" w:eastAsia="Arial" w:hAnsi="Arial"/>
-          <w:b/>
-          <w:bCs/>
-          <w:i w:val="false"/>
-          <w:iCs w:val="false"/>
-          <w:sz w:val="22"/>
-          <w:szCs w:val="22"/>
-        </w:rPr>
-        <w:t xml:space="preserve">Presenter</w:t>
-      </w:r>
-      <w:r>
-        <w:rPr>
-          <w:rFonts w:ascii="Arial" w:cs="Arial" w:eastAsia="Arial" w:hAnsi="Arial"/>
-          <w:b w:val="false"/>
-          <w:bCs w:val="false"/>
-          <w:i w:val="false"/>
-          <w:iCs w:val="false"/>
-          <w:sz w:val="22"/>
-          <w:szCs w:val="22"/>
-        </w:rPr>
-        <w:t xml:space="preserve"> — No custom fields defined. Presenter-specific fields (if any) will be defined during CR domain process definition.</w:t>
+        <w:t>Presenter — Two dedicated fields (presenterBio and presenterTopics) are defined in Section 3.6. Additional Presenter-specific fields may be added if identified during remaining CR domain process definition.</w:t>
       </w:r>
     </w:p>
     <w:p>
@@ -19407,6 +19386,395 @@
                 <w:i/>
               </w:rPr>
               <w:t xml:space="preserve">Roll-up: total count of link clicks by this Contact across all Campaigns. Workflow-updated from Campaign Engagement records. The strongest engagement signal in the roll-up set — a click indicates active interest beyond merely opening. Domains: CR.</w:t>
+            </w:r>
+          </w:p>
+        </w:tc>
+      </w:tr>
+      <w:tr>
+        <w:tc>
+          <w:tcPr>
+            <w:tcW w:type="dxa" w:w="2200"/>
+          </w:tcPr>
+          <w:p>
+            <w:r>
+              <w:t>lastConversionPushSentAt</w:t>
+            </w:r>
+          </w:p>
+        </w:tc>
+        <w:tc>
+          <w:tcPr>
+            <w:tcW w:type="dxa" w:w="1100"/>
+          </w:tcPr>
+          <w:p>
+            <w:r>
+              <w:t>datetime</w:t>
+            </w:r>
+          </w:p>
+        </w:tc>
+        <w:tc>
+          <w:tcPr>
+            <w:tcW w:type="dxa" w:w="800"/>
+          </w:tcPr>
+          <w:p>
+            <w:r>
+              <w:t>No</w:t>
+            </w:r>
+          </w:p>
+        </w:tc>
+        <w:tc>
+          <w:tcPr>
+            <w:tcW w:type="dxa" w:w="2400"/>
+          </w:tcPr>
+          <w:p>
+            <w:r>
+              <w:t>—</w:t>
+            </w:r>
+          </w:p>
+        </w:tc>
+        <w:tc>
+          <w:tcPr>
+            <w:tcW w:type="dxa" w:w="1000"/>
+          </w:tcPr>
+          <w:p>
+            <w:r>
+              <w:t>—</w:t>
+            </w:r>
+          </w:p>
+        </w:tc>
+        <w:tc>
+          <w:tcPr>
+            <w:tcW w:type="dxa" w:w="1860"/>
+          </w:tcPr>
+          <w:p>
+            <w:r>
+              <w:t>CON-FLD-003</w:t>
+            </w:r>
+          </w:p>
+        </w:tc>
+      </w:tr>
+      <w:tr>
+        <w:tc>
+          <w:tcPr>
+            <w:tcW w:type="dxa" w:w="9360"/>
+            <w:gridSpan w:val="6"/>
+          </w:tcPr>
+          <w:p>
+            <w:r>
+              <w:t>Timestamp of the most recent conversion push sent to this contact. System-populated when a conversion-push campaign targets this contact. Supports conversion-push effectiveness comparison in CR-EVENTS-CONVERT. Source: CR-EVENTS-CONVERT v1.0. Domains: CR.</w:t>
+            </w:r>
+          </w:p>
+        </w:tc>
+      </w:tr>
+      <w:tr>
+        <w:tc>
+          <w:tcPr>
+            <w:tcW w:type="dxa" w:w="2200"/>
+          </w:tcPr>
+          <w:p>
+            <w:r>
+              <w:t>lastReactivationSentAt</w:t>
+            </w:r>
+          </w:p>
+        </w:tc>
+        <w:tc>
+          <w:tcPr>
+            <w:tcW w:type="dxa" w:w="1100"/>
+          </w:tcPr>
+          <w:p>
+            <w:r>
+              <w:t>datetime</w:t>
+            </w:r>
+          </w:p>
+        </w:tc>
+        <w:tc>
+          <w:tcPr>
+            <w:tcW w:type="dxa" w:w="800"/>
+          </w:tcPr>
+          <w:p>
+            <w:r>
+              <w:t>No</w:t>
+            </w:r>
+          </w:p>
+        </w:tc>
+        <w:tc>
+          <w:tcPr>
+            <w:tcW w:type="dxa" w:w="2400"/>
+          </w:tcPr>
+          <w:p>
+            <w:r>
+              <w:t>—</w:t>
+            </w:r>
+          </w:p>
+        </w:tc>
+        <w:tc>
+          <w:tcPr>
+            <w:tcW w:type="dxa" w:w="1000"/>
+          </w:tcPr>
+          <w:p>
+            <w:r>
+              <w:t>—</w:t>
+            </w:r>
+          </w:p>
+        </w:tc>
+        <w:tc>
+          <w:tcPr>
+            <w:tcW w:type="dxa" w:w="1860"/>
+          </w:tcPr>
+          <w:p>
+            <w:r>
+              <w:t>CON-FLD-004</w:t>
+            </w:r>
+          </w:p>
+        </w:tc>
+      </w:tr>
+      <w:tr>
+        <w:tc>
+          <w:tcPr>
+            <w:tcW w:type="dxa" w:w="9360"/>
+            <w:gridSpan w:val="6"/>
+          </w:tcPr>
+          <w:p>
+            <w:r>
+              <w:t>Timestamp of the most recent reactivation outreach sent to this contact. System-populated when a reactivation campaign targets this contact. Source: CR-REACTIVATE Sub-Domain Overview v1.0. Domains: CR.</w:t>
+            </w:r>
+          </w:p>
+        </w:tc>
+      </w:tr>
+    </w:tbl>
+    <w:p>
+      <w:pPr>
+        <w:pStyle w:val="Heading2"/>
+      </w:pPr>
+      <w:r>
+        <w:t>3.6 Presenter-Specific Fields</w:t>
+      </w:r>
+    </w:p>
+    <w:p>
+      <w:r>
+        <w:t>The following custom fields are visible only when contactType has Presenter. All fields in this section use the dynamic logic visibility rule: contactType has Presenter.</w:t>
+      </w:r>
+    </w:p>
+    <w:tbl>
+      <w:tblPr>
+        <w:tblW w:type="auto" w:w="0"/>
+        <w:tblLook w:firstColumn="1" w:firstRow="1" w:lastColumn="0" w:lastRow="0" w:noHBand="0" w:noVBand="1" w:val="04A0"/>
+      </w:tblPr>
+      <w:tblGrid>
+        <w:gridCol w:w="1560"/>
+        <w:gridCol w:w="1560"/>
+        <w:gridCol w:w="1560"/>
+        <w:gridCol w:w="1560"/>
+        <w:gridCol w:w="1560"/>
+        <w:gridCol w:w="1560"/>
+      </w:tblGrid>
+      <w:tr>
+        <w:tc>
+          <w:tcPr>
+            <w:tcW w:type="dxa" w:w="1560"/>
+          </w:tcPr>
+          <w:p>
+            <w:r>
+              <w:t>Field Name</w:t>
+            </w:r>
+          </w:p>
+        </w:tc>
+        <w:tc>
+          <w:tcPr>
+            <w:tcW w:type="dxa" w:w="1560"/>
+          </w:tcPr>
+          <w:p>
+            <w:r>
+              <w:t>Type</w:t>
+            </w:r>
+          </w:p>
+        </w:tc>
+        <w:tc>
+          <w:tcPr>
+            <w:tcW w:type="dxa" w:w="1560"/>
+          </w:tcPr>
+          <w:p>
+            <w:r>
+              <w:t>Required</w:t>
+            </w:r>
+          </w:p>
+        </w:tc>
+        <w:tc>
+          <w:tcPr>
+            <w:tcW w:type="dxa" w:w="1560"/>
+          </w:tcPr>
+          <w:p>
+            <w:r>
+              <w:t>Values</w:t>
+            </w:r>
+          </w:p>
+        </w:tc>
+        <w:tc>
+          <w:tcPr>
+            <w:tcW w:type="dxa" w:w="1560"/>
+          </w:tcPr>
+          <w:p>
+            <w:r>
+              <w:t>Default</w:t>
+            </w:r>
+          </w:p>
+        </w:tc>
+        <w:tc>
+          <w:tcPr>
+            <w:tcW w:type="dxa" w:w="1560"/>
+          </w:tcPr>
+          <w:p>
+            <w:r>
+              <w:t>ID</w:t>
+            </w:r>
+          </w:p>
+        </w:tc>
+      </w:tr>
+      <w:tr>
+        <w:tc>
+          <w:tcPr>
+            <w:tcW w:type="dxa" w:w="1560"/>
+          </w:tcPr>
+          <w:p>
+            <w:r>
+              <w:t>presenterBio</w:t>
+            </w:r>
+          </w:p>
+        </w:tc>
+        <w:tc>
+          <w:tcPr>
+            <w:tcW w:type="dxa" w:w="1560"/>
+          </w:tcPr>
+          <w:p>
+            <w:r>
+              <w:t>wysiwyg</w:t>
+            </w:r>
+          </w:p>
+        </w:tc>
+        <w:tc>
+          <w:tcPr>
+            <w:tcW w:type="dxa" w:w="1560"/>
+          </w:tcPr>
+          <w:p>
+            <w:r>
+              <w:t>No</w:t>
+            </w:r>
+          </w:p>
+        </w:tc>
+        <w:tc>
+          <w:tcPr>
+            <w:tcW w:type="dxa" w:w="1560"/>
+          </w:tcPr>
+          <w:p>
+            <w:r>
+              <w:t>—</w:t>
+            </w:r>
+          </w:p>
+        </w:tc>
+        <w:tc>
+          <w:tcPr>
+            <w:tcW w:type="dxa" w:w="1560"/>
+          </w:tcPr>
+          <w:p>
+            <w:r>
+              <w:t>—</w:t>
+            </w:r>
+          </w:p>
+        </w:tc>
+        <w:tc>
+          <w:tcPr>
+            <w:tcW w:type="dxa" w:w="1560"/>
+          </w:tcPr>
+          <w:p>
+            <w:r>
+              <w:t>CON-FLD-001</w:t>
+            </w:r>
+          </w:p>
+        </w:tc>
+      </w:tr>
+      <w:tr>
+        <w:tc>
+          <w:tcPr>
+            <w:tcW w:type="dxa" w:w="9360"/>
+            <w:gridSpan w:val="6"/>
+          </w:tcPr>
+          <w:p>
+            <w:r>
+              <w:t>Free-form biographical text for Contact records acting as event presenters. Used to populate presenter sections in event communications and registration materials. Source: CR-EVENTS Sub-Domain Overview v1.0. Domains: CR.</w:t>
+            </w:r>
+          </w:p>
+        </w:tc>
+      </w:tr>
+      <w:tr>
+        <w:tc>
+          <w:tcPr>
+            <w:tcW w:type="dxa" w:w="1560"/>
+          </w:tcPr>
+          <w:p>
+            <w:r>
+              <w:t>presenterTopics</w:t>
+            </w:r>
+          </w:p>
+        </w:tc>
+        <w:tc>
+          <w:tcPr>
+            <w:tcW w:type="dxa" w:w="1560"/>
+          </w:tcPr>
+          <w:p>
+            <w:r>
+              <w:t>multiEnum</w:t>
+            </w:r>
+          </w:p>
+        </w:tc>
+        <w:tc>
+          <w:tcPr>
+            <w:tcW w:type="dxa" w:w="1560"/>
+          </w:tcPr>
+          <w:p>
+            <w:r>
+              <w:t>No</w:t>
+            </w:r>
+          </w:p>
+        </w:tc>
+        <w:tc>
+          <w:tcPr>
+            <w:tcW w:type="dxa" w:w="1560"/>
+          </w:tcPr>
+          <w:p>
+            <w:r>
+              <w:t>TBD (to be defined during CR-EVENTS process work or Entity PRD revision)</w:t>
+            </w:r>
+          </w:p>
+        </w:tc>
+        <w:tc>
+          <w:tcPr>
+            <w:tcW w:type="dxa" w:w="1560"/>
+          </w:tcPr>
+          <w:p>
+            <w:r>
+              <w:t>—</w:t>
+            </w:r>
+          </w:p>
+        </w:tc>
+        <w:tc>
+          <w:tcPr>
+            <w:tcW w:type="dxa" w:w="1560"/>
+          </w:tcPr>
+          <w:p>
+            <w:r>
+              <w:t>CON-FLD-002</w:t>
+            </w:r>
+          </w:p>
+        </w:tc>
+      </w:tr>
+      <w:tr>
+        <w:tc>
+          <w:tcPr>
+            <w:tcW w:type="dxa" w:w="9360"/>
+            <w:gridSpan w:val="6"/>
+          </w:tcPr>
+          <w:p>
+            <w:r>
+              <w:t>The topics or subject areas in which this presenter has expertise. Aligned with the Event.topic enum. Used for matching presenters to events and for event search filtering. Source: CR-EVENTS Sub-Domain Overview v1.0. Domains: CR.</w:t>
             </w:r>
           </w:p>
         </w:tc>
@@ -21736,16 +22104,7 @@
         <w:spacing w:after="120"/>
       </w:pPr>
       <w:r>
-        <w:rPr>
-          <w:rFonts w:ascii="Arial" w:cs="Arial" w:eastAsia="Arial" w:hAnsi="Arial"/>
-          <w:b w:val="false"/>
-          <w:bCs w:val="false"/>
-          <w:i w:val="false"/>
-          <w:iCs w:val="false"/>
-          <w:sz w:val="22"/>
-          <w:szCs w:val="22"/>
-        </w:rPr>
-        <w:t xml:space="preserve">No type-specific custom fields are defined for these types beyond the CBM internal fields in Section 5.1. Dynamic logic rules will be added if type-specific fields are defined during CR domain process work.</w:t>
+        <w:t>Presenter contacts now have two dedicated fields: presenterBio (wysiwyg) and presenterTopics (multiEnum), defined in Section 3.6. These fields use the dynamic logic visibility rule: contactType has Presenter. Administrator and Member have no type-specific custom fields beyond the CBM internal fields in Section 5.1. Dynamic logic rules for Administrator and Member will be added if type-specific fields are defined during CR domain process work.</w:t>
       </w:r>
     </w:p>
     <w:p>

--- a/PRDs/entities/Contact-Entity-PRD.docx
+++ b/PRDs/entities/Contact-Entity-PRD.docx
@@ -421,7 +421,7 @@
           </w:tcPr>
           <w:p>
             <w:r>
-              <w:t>04-16-26 00:30</w:t>
+              <w:t>04-16-26 14:56</w:t>
             </w:r>
           </w:p>
         </w:tc>
@@ -17795,19 +17795,6 @@
         <w:spacing w:after="60"/>
       </w:pPr>
       <w:r>
-        <w:t>Presenter — Two dedicated fields (presenterBio and presenterTopics) are defined in Section 3.6. Additional Presenter-specific fields may be added if identified during remaining CR domain process definition.</w:t>
-      </w:r>
-    </w:p>
-    <w:p>
-      <w:pPr>
-        <w:pStyle w:val="ListParagraph"/>
-        <w:numPr>
-          <w:ilvl w:val="0"/>
-          <w:numId w:val="2"/>
-        </w:numPr>
-        <w:spacing w:after="60"/>
-      </w:pPr>
-      <w:r>
         <w:rPr>
           <w:rFonts w:ascii="Arial" w:cs="Arial" w:eastAsia="Arial" w:hAnsi="Arial"/>
           <w:b/>
@@ -19390,64 +19377,237 @@
           </w:p>
         </w:tc>
       </w:tr>
+    </w:tbl>
+    <w:p/>
+    <w:p>
+      <w:pPr>
+        <w:pStyle w:val="Heading2"/>
+      </w:pPr>
+      <w:r>
+        <w:t xml:space="preserve">3.6 Presenter-Specific Fields</w:t>
+      </w:r>
+    </w:p>
+    <w:p>
+      <w:r>
+        <w:t xml:space="preserve">The following fields support event marketing materials and presenter-matching workflows. They are defined by the CR-EVENTS Sub-Domain Overview (v1.0) and are visible via dynamic logic when contactType includes Presenter.</w:t>
+      </w:r>
+    </w:p>
+    <w:tbl>
+      <w:tblPr>
+        <w:tblW w:type="dxa" w:w="9360"/>
+        <w:tblBorders>
+          <w:top w:val="single" w:color="auto" w:sz="4"/>
+          <w:left w:val="single" w:color="auto" w:sz="4"/>
+          <w:bottom w:val="single" w:color="auto" w:sz="4"/>
+          <w:right w:val="single" w:color="auto" w:sz="4"/>
+          <w:insideH w:val="single" w:color="auto" w:sz="4"/>
+          <w:insideV w:val="single" w:color="auto" w:sz="4"/>
+        </w:tblBorders>
+      </w:tblPr>
+      <w:tblGrid>
+        <w:gridCol w:w="2200"/>
+        <w:gridCol w:w="1100"/>
+        <w:gridCol w:w="800"/>
+        <w:gridCol w:w="2400"/>
+        <w:gridCol w:w="1000"/>
+        <w:gridCol w:w="1860"/>
+      </w:tblGrid>
       <w:tr>
         <w:tc>
           <w:tcPr>
             <w:tcW w:type="dxa" w:w="2200"/>
-          </w:tcPr>
-          <w:p>
-            <w:r>
-              <w:t>lastConversionPushSentAt</w:t>
+            <w:tcBorders>
+              <w:top w:val="single" w:color="AAAAAA" w:sz="1"/>
+              <w:left w:val="single" w:color="AAAAAA" w:sz="1"/>
+              <w:bottom w:val="single" w:color="AAAAAA" w:sz="1"/>
+              <w:right w:val="single" w:color="AAAAAA" w:sz="1"/>
+            </w:tcBorders>
+            <w:shd w:fill="1F3864" w:val="clear"/>
+            <w:tcMar>
+              <w:top w:type="dxa" w:w="60"/>
+              <w:left w:type="dxa" w:w="100"/>
+              <w:bottom w:type="dxa" w:w="60"/>
+              <w:right w:type="dxa" w:w="100"/>
+            </w:tcMar>
+          </w:tcPr>
+          <w:p>
+            <w:r>
+              <w:rPr>
+                <w:rFonts w:ascii="Arial" w:cs="Arial" w:eastAsia="Arial" w:hAnsi="Arial"/>
+                <w:b/>
+                <w:bCs/>
+                <w:i w:val="false"/>
+                <w:iCs w:val="false"/>
+                <w:color w:val="FFFFFF"/>
+                <w:sz w:val="20"/>
+                <w:szCs w:val="20"/>
+              </w:rPr>
+              <w:t xml:space="preserve">Field Name</w:t>
             </w:r>
           </w:p>
         </w:tc>
         <w:tc>
           <w:tcPr>
             <w:tcW w:type="dxa" w:w="1100"/>
-          </w:tcPr>
-          <w:p>
-            <w:r>
-              <w:t>datetime</w:t>
+            <w:tcBorders>
+              <w:top w:val="single" w:color="AAAAAA" w:sz="1"/>
+              <w:left w:val="single" w:color="AAAAAA" w:sz="1"/>
+              <w:bottom w:val="single" w:color="AAAAAA" w:sz="1"/>
+              <w:right w:val="single" w:color="AAAAAA" w:sz="1"/>
+            </w:tcBorders>
+            <w:shd w:fill="1F3864" w:val="clear"/>
+            <w:tcMar>
+              <w:top w:type="dxa" w:w="60"/>
+              <w:left w:type="dxa" w:w="100"/>
+              <w:bottom w:type="dxa" w:w="60"/>
+              <w:right w:type="dxa" w:w="100"/>
+            </w:tcMar>
+          </w:tcPr>
+          <w:p>
+            <w:r>
+              <w:rPr>
+                <w:rFonts w:ascii="Arial" w:cs="Arial" w:eastAsia="Arial" w:hAnsi="Arial"/>
+                <w:b/>
+                <w:bCs/>
+                <w:i w:val="false"/>
+                <w:iCs w:val="false"/>
+                <w:color w:val="FFFFFF"/>
+                <w:sz w:val="20"/>
+                <w:szCs w:val="20"/>
+              </w:rPr>
+              <w:t xml:space="preserve">Type</w:t>
             </w:r>
           </w:p>
         </w:tc>
         <w:tc>
           <w:tcPr>
             <w:tcW w:type="dxa" w:w="800"/>
-          </w:tcPr>
-          <w:p>
-            <w:r>
-              <w:t>No</w:t>
+            <w:tcBorders>
+              <w:top w:val="single" w:color="AAAAAA" w:sz="1"/>
+              <w:left w:val="single" w:color="AAAAAA" w:sz="1"/>
+              <w:bottom w:val="single" w:color="AAAAAA" w:sz="1"/>
+              <w:right w:val="single" w:color="AAAAAA" w:sz="1"/>
+            </w:tcBorders>
+            <w:shd w:fill="1F3864" w:val="clear"/>
+            <w:tcMar>
+              <w:top w:type="dxa" w:w="60"/>
+              <w:left w:type="dxa" w:w="100"/>
+              <w:bottom w:type="dxa" w:w="60"/>
+              <w:right w:type="dxa" w:w="100"/>
+            </w:tcMar>
+          </w:tcPr>
+          <w:p>
+            <w:r>
+              <w:rPr>
+                <w:rFonts w:ascii="Arial" w:cs="Arial" w:eastAsia="Arial" w:hAnsi="Arial"/>
+                <w:b/>
+                <w:bCs/>
+                <w:i w:val="false"/>
+                <w:iCs w:val="false"/>
+                <w:color w:val="FFFFFF"/>
+                <w:sz w:val="20"/>
+                <w:szCs w:val="20"/>
+              </w:rPr>
+              <w:t xml:space="preserve">Required</w:t>
             </w:r>
           </w:p>
         </w:tc>
         <w:tc>
           <w:tcPr>
             <w:tcW w:type="dxa" w:w="2400"/>
-          </w:tcPr>
-          <w:p>
-            <w:r>
-              <w:t>—</w:t>
+            <w:tcBorders>
+              <w:top w:val="single" w:color="AAAAAA" w:sz="1"/>
+              <w:left w:val="single" w:color="AAAAAA" w:sz="1"/>
+              <w:bottom w:val="single" w:color="AAAAAA" w:sz="1"/>
+              <w:right w:val="single" w:color="AAAAAA" w:sz="1"/>
+            </w:tcBorders>
+            <w:shd w:fill="1F3864" w:val="clear"/>
+            <w:tcMar>
+              <w:top w:type="dxa" w:w="60"/>
+              <w:left w:type="dxa" w:w="100"/>
+              <w:bottom w:type="dxa" w:w="60"/>
+              <w:right w:type="dxa" w:w="100"/>
+            </w:tcMar>
+          </w:tcPr>
+          <w:p>
+            <w:r>
+              <w:rPr>
+                <w:rFonts w:ascii="Arial" w:cs="Arial" w:eastAsia="Arial" w:hAnsi="Arial"/>
+                <w:b/>
+                <w:bCs/>
+                <w:i w:val="false"/>
+                <w:iCs w:val="false"/>
+                <w:color w:val="FFFFFF"/>
+                <w:sz w:val="20"/>
+                <w:szCs w:val="20"/>
+              </w:rPr>
+              <w:t xml:space="preserve">Values</w:t>
             </w:r>
           </w:p>
         </w:tc>
         <w:tc>
           <w:tcPr>
             <w:tcW w:type="dxa" w:w="1000"/>
-          </w:tcPr>
-          <w:p>
-            <w:r>
-              <w:t>—</w:t>
+            <w:tcBorders>
+              <w:top w:val="single" w:color="AAAAAA" w:sz="1"/>
+              <w:left w:val="single" w:color="AAAAAA" w:sz="1"/>
+              <w:bottom w:val="single" w:color="AAAAAA" w:sz="1"/>
+              <w:right w:val="single" w:color="AAAAAA" w:sz="1"/>
+            </w:tcBorders>
+            <w:shd w:fill="1F3864" w:val="clear"/>
+            <w:tcMar>
+              <w:top w:type="dxa" w:w="60"/>
+              <w:left w:type="dxa" w:w="100"/>
+              <w:bottom w:type="dxa" w:w="60"/>
+              <w:right w:type="dxa" w:w="100"/>
+            </w:tcMar>
+          </w:tcPr>
+          <w:p>
+            <w:r>
+              <w:rPr>
+                <w:rFonts w:ascii="Arial" w:cs="Arial" w:eastAsia="Arial" w:hAnsi="Arial"/>
+                <w:b/>
+                <w:bCs/>
+                <w:i w:val="false"/>
+                <w:iCs w:val="false"/>
+                <w:color w:val="FFFFFF"/>
+                <w:sz w:val="20"/>
+                <w:szCs w:val="20"/>
+              </w:rPr>
+              <w:t xml:space="preserve">Default</w:t>
             </w:r>
           </w:p>
         </w:tc>
         <w:tc>
           <w:tcPr>
             <w:tcW w:type="dxa" w:w="1860"/>
-          </w:tcPr>
-          <w:p>
-            <w:r>
-              <w:t>CON-FLD-003</w:t>
+            <w:tcBorders>
+              <w:top w:val="single" w:color="AAAAAA" w:sz="1"/>
+              <w:left w:val="single" w:color="AAAAAA" w:sz="1"/>
+              <w:bottom w:val="single" w:color="AAAAAA" w:sz="1"/>
+              <w:right w:val="single" w:color="AAAAAA" w:sz="1"/>
+            </w:tcBorders>
+            <w:shd w:fill="1F3864" w:val="clear"/>
+            <w:tcMar>
+              <w:top w:type="dxa" w:w="60"/>
+              <w:left w:type="dxa" w:w="100"/>
+              <w:bottom w:type="dxa" w:w="60"/>
+              <w:right w:type="dxa" w:w="100"/>
+            </w:tcMar>
+          </w:tcPr>
+          <w:p>
+            <w:r>
+              <w:rPr>
+                <w:rFonts w:ascii="Arial" w:cs="Arial" w:eastAsia="Arial" w:hAnsi="Arial"/>
+                <w:b/>
+                <w:bCs/>
+                <w:i w:val="false"/>
+                <w:iCs w:val="false"/>
+                <w:color w:val="FFFFFF"/>
+                <w:sz w:val="20"/>
+                <w:szCs w:val="20"/>
+              </w:rPr>
+              <w:t xml:space="preserve">ID</w:t>
             </w:r>
           </w:p>
         </w:tc>
@@ -19455,12 +19615,164 @@
       <w:tr>
         <w:tc>
           <w:tcPr>
+            <w:tcW w:type="dxa" w:w="2200"/>
+            <w:tcBorders>
+              <w:top w:val="single" w:color="AAAAAA" w:sz="1"/>
+              <w:left w:val="single" w:color="AAAAAA" w:sz="1"/>
+              <w:bottom w:val="single" w:color="AAAAAA" w:sz="1"/>
+              <w:right w:val="single" w:color="AAAAAA" w:sz="1"/>
+            </w:tcBorders>
+            <w:tcMar>
+              <w:top w:type="dxa" w:w="60"/>
+              <w:left w:type="dxa" w:w="100"/>
+              <w:bottom w:type="dxa" w:w="60"/>
+              <w:right w:type="dxa" w:w="100"/>
+            </w:tcMar>
+          </w:tcPr>
+          <w:p>
+            <w:r>
+              <w:rPr>
+                <w:b/>
+              </w:rPr>
+              <w:t xml:space="preserve">presenterBio</w:t>
+            </w:r>
+          </w:p>
+        </w:tc>
+        <w:tc>
+          <w:tcPr>
+            <w:tcW w:type="dxa" w:w="1100"/>
+            <w:tcBorders>
+              <w:top w:val="single" w:color="AAAAAA" w:sz="1"/>
+              <w:left w:val="single" w:color="AAAAAA" w:sz="1"/>
+              <w:bottom w:val="single" w:color="AAAAAA" w:sz="1"/>
+              <w:right w:val="single" w:color="AAAAAA" w:sz="1"/>
+            </w:tcBorders>
+            <w:tcMar>
+              <w:top w:type="dxa" w:w="60"/>
+              <w:left w:type="dxa" w:w="100"/>
+              <w:bottom w:type="dxa" w:w="60"/>
+              <w:right w:type="dxa" w:w="100"/>
+            </w:tcMar>
+          </w:tcPr>
+          <w:p>
+            <w:r>
+              <w:t xml:space="preserve">wysiwyg</w:t>
+            </w:r>
+          </w:p>
+        </w:tc>
+        <w:tc>
+          <w:tcPr>
+            <w:tcW w:type="dxa" w:w="800"/>
+            <w:tcBorders>
+              <w:top w:val="single" w:color="AAAAAA" w:sz="1"/>
+              <w:left w:val="single" w:color="AAAAAA" w:sz="1"/>
+              <w:bottom w:val="single" w:color="AAAAAA" w:sz="1"/>
+              <w:right w:val="single" w:color="AAAAAA" w:sz="1"/>
+            </w:tcBorders>
+            <w:tcMar>
+              <w:top w:type="dxa" w:w="60"/>
+              <w:left w:type="dxa" w:w="100"/>
+              <w:bottom w:type="dxa" w:w="60"/>
+              <w:right w:type="dxa" w:w="100"/>
+            </w:tcMar>
+          </w:tcPr>
+          <w:p>
+            <w:r>
+              <w:t xml:space="preserve">No</w:t>
+            </w:r>
+          </w:p>
+        </w:tc>
+        <w:tc>
+          <w:tcPr>
+            <w:tcW w:type="dxa" w:w="2400"/>
+            <w:tcBorders>
+              <w:top w:val="single" w:color="AAAAAA" w:sz="1"/>
+              <w:left w:val="single" w:color="AAAAAA" w:sz="1"/>
+              <w:bottom w:val="single" w:color="AAAAAA" w:sz="1"/>
+              <w:right w:val="single" w:color="AAAAAA" w:sz="1"/>
+            </w:tcBorders>
+            <w:tcMar>
+              <w:top w:type="dxa" w:w="60"/>
+              <w:left w:type="dxa" w:w="100"/>
+              <w:bottom w:type="dxa" w:w="60"/>
+              <w:right w:type="dxa" w:w="100"/>
+            </w:tcMar>
+          </w:tcPr>
+          <w:p>
+            <w:r>
+              <w:t xml:space="preserve">—</w:t>
+            </w:r>
+          </w:p>
+        </w:tc>
+        <w:tc>
+          <w:tcPr>
+            <w:tcW w:type="dxa" w:w="1000"/>
+            <w:tcBorders>
+              <w:top w:val="single" w:color="AAAAAA" w:sz="1"/>
+              <w:left w:val="single" w:color="AAAAAA" w:sz="1"/>
+              <w:bottom w:val="single" w:color="AAAAAA" w:sz="1"/>
+              <w:right w:val="single" w:color="AAAAAA" w:sz="1"/>
+            </w:tcBorders>
+            <w:tcMar>
+              <w:top w:type="dxa" w:w="60"/>
+              <w:left w:type="dxa" w:w="100"/>
+              <w:bottom w:type="dxa" w:w="60"/>
+              <w:right w:type="dxa" w:w="100"/>
+            </w:tcMar>
+          </w:tcPr>
+          <w:p>
+            <w:r>
+              <w:t xml:space="preserve">—</w:t>
+            </w:r>
+          </w:p>
+        </w:tc>
+        <w:tc>
+          <w:tcPr>
+            <w:tcW w:type="dxa" w:w="1860"/>
+            <w:tcBorders>
+              <w:top w:val="single" w:color="AAAAAA" w:sz="1"/>
+              <w:left w:val="single" w:color="AAAAAA" w:sz="1"/>
+              <w:bottom w:val="single" w:color="AAAAAA" w:sz="1"/>
+              <w:right w:val="single" w:color="AAAAAA" w:sz="1"/>
+            </w:tcBorders>
+            <w:tcMar>
+              <w:top w:type="dxa" w:w="60"/>
+              <w:left w:type="dxa" w:w="100"/>
+              <w:bottom w:type="dxa" w:w="60"/>
+              <w:right w:type="dxa" w:w="100"/>
+            </w:tcMar>
+          </w:tcPr>
+          <w:p>
+            <w:r>
+              <w:t xml:space="preserve">CR-EVENTS SDO</w:t>
+            </w:r>
+          </w:p>
+        </w:tc>
+      </w:tr>
+      <w:tr>
+        <w:tc>
+          <w:tcPr>
             <w:tcW w:type="dxa" w:w="9360"/>
             <w:gridSpan w:val="6"/>
-          </w:tcPr>
-          <w:p>
-            <w:r>
-              <w:t>Timestamp of the most recent conversion push sent to this contact. System-populated when a conversion-push campaign targets this contact. Supports conversion-push effectiveness comparison in CR-EVENTS-CONVERT. Source: CR-EVENTS-CONVERT v1.0. Domains: CR.</w:t>
+            <w:tcBorders>
+              <w:top w:val="single" w:color="AAAAAA" w:sz="1"/>
+              <w:left w:val="single" w:color="AAAAAA" w:sz="1"/>
+              <w:bottom w:val="single" w:color="AAAAAA" w:sz="1"/>
+              <w:right w:val="single" w:color="AAAAAA" w:sz="1"/>
+            </w:tcBorders>
+            <w:tcMar>
+              <w:top w:type="dxa" w:w="40"/>
+              <w:left w:type="dxa" w:w="100"/>
+              <w:bottom w:type="dxa" w:w="80"/>
+              <w:right w:type="dxa" w:w="100"/>
+            </w:tcMar>
+          </w:tcPr>
+          <w:p>
+            <w:r>
+              <w:rPr>
+                <w:i/>
+              </w:rPr>
+              <w:t xml:space="preserve">Short biographical text used in event marketing materials, speaker introductions, and registration page content. Visible via dynamic logic when contactType includes Presenter. Domains: CR-EVENTS.</w:t>
             </w:r>
           </w:p>
         </w:tc>
@@ -19469,60 +19781,135 @@
         <w:tc>
           <w:tcPr>
             <w:tcW w:type="dxa" w:w="2200"/>
-          </w:tcPr>
-          <w:p>
-            <w:r>
-              <w:t>lastReactivationSentAt</w:t>
+            <w:tcBorders>
+              <w:top w:val="single" w:color="AAAAAA" w:sz="1"/>
+              <w:left w:val="single" w:color="AAAAAA" w:sz="1"/>
+              <w:bottom w:val="single" w:color="AAAAAA" w:sz="1"/>
+              <w:right w:val="single" w:color="AAAAAA" w:sz="1"/>
+            </w:tcBorders>
+            <w:tcMar>
+              <w:top w:type="dxa" w:w="60"/>
+              <w:left w:type="dxa" w:w="100"/>
+              <w:bottom w:type="dxa" w:w="60"/>
+              <w:right w:type="dxa" w:w="100"/>
+            </w:tcMar>
+          </w:tcPr>
+          <w:p>
+            <w:r>
+              <w:rPr>
+                <w:b/>
+              </w:rPr>
+              <w:t xml:space="preserve">presenterTopics</w:t>
             </w:r>
           </w:p>
         </w:tc>
         <w:tc>
           <w:tcPr>
             <w:tcW w:type="dxa" w:w="1100"/>
-          </w:tcPr>
-          <w:p>
-            <w:r>
-              <w:t>datetime</w:t>
+            <w:tcBorders>
+              <w:top w:val="single" w:color="AAAAAA" w:sz="1"/>
+              <w:left w:val="single" w:color="AAAAAA" w:sz="1"/>
+              <w:bottom w:val="single" w:color="AAAAAA" w:sz="1"/>
+              <w:right w:val="single" w:color="AAAAAA" w:sz="1"/>
+            </w:tcBorders>
+            <w:tcMar>
+              <w:top w:type="dxa" w:w="60"/>
+              <w:left w:type="dxa" w:w="100"/>
+              <w:bottom w:type="dxa" w:w="60"/>
+              <w:right w:type="dxa" w:w="100"/>
+            </w:tcMar>
+          </w:tcPr>
+          <w:p>
+            <w:r>
+              <w:t xml:space="preserve">multiEnum</w:t>
             </w:r>
           </w:p>
         </w:tc>
         <w:tc>
           <w:tcPr>
             <w:tcW w:type="dxa" w:w="800"/>
-          </w:tcPr>
-          <w:p>
-            <w:r>
-              <w:t>No</w:t>
+            <w:tcBorders>
+              <w:top w:val="single" w:color="AAAAAA" w:sz="1"/>
+              <w:left w:val="single" w:color="AAAAAA" w:sz="1"/>
+              <w:bottom w:val="single" w:color="AAAAAA" w:sz="1"/>
+              <w:right w:val="single" w:color="AAAAAA" w:sz="1"/>
+            </w:tcBorders>
+            <w:tcMar>
+              <w:top w:type="dxa" w:w="60"/>
+              <w:left w:type="dxa" w:w="100"/>
+              <w:bottom w:type="dxa" w:w="60"/>
+              <w:right w:type="dxa" w:w="100"/>
+            </w:tcMar>
+          </w:tcPr>
+          <w:p>
+            <w:r>
+              <w:t xml:space="preserve">No</w:t>
             </w:r>
           </w:p>
         </w:tc>
         <w:tc>
           <w:tcPr>
             <w:tcW w:type="dxa" w:w="2400"/>
-          </w:tcPr>
-          <w:p>
-            <w:r>
-              <w:t>—</w:t>
+            <w:tcBorders>
+              <w:top w:val="single" w:color="AAAAAA" w:sz="1"/>
+              <w:left w:val="single" w:color="AAAAAA" w:sz="1"/>
+              <w:bottom w:val="single" w:color="AAAAAA" w:sz="1"/>
+              <w:right w:val="single" w:color="AAAAAA" w:sz="1"/>
+            </w:tcBorders>
+            <w:tcMar>
+              <w:top w:type="dxa" w:w="60"/>
+              <w:left w:type="dxa" w:w="100"/>
+              <w:bottom w:type="dxa" w:w="60"/>
+              <w:right w:type="dxa" w:w="100"/>
+            </w:tcMar>
+          </w:tcPr>
+          <w:p>
+            <w:r>
+              <w:t xml:space="preserve">TBD — aligned with Event.topic enum (10 values)</w:t>
             </w:r>
           </w:p>
         </w:tc>
         <w:tc>
           <w:tcPr>
             <w:tcW w:type="dxa" w:w="1000"/>
-          </w:tcPr>
-          <w:p>
-            <w:r>
-              <w:t>—</w:t>
+            <w:tcBorders>
+              <w:top w:val="single" w:color="AAAAAA" w:sz="1"/>
+              <w:left w:val="single" w:color="AAAAAA" w:sz="1"/>
+              <w:bottom w:val="single" w:color="AAAAAA" w:sz="1"/>
+              <w:right w:val="single" w:color="AAAAAA" w:sz="1"/>
+            </w:tcBorders>
+            <w:tcMar>
+              <w:top w:type="dxa" w:w="60"/>
+              <w:left w:type="dxa" w:w="100"/>
+              <w:bottom w:type="dxa" w:w="60"/>
+              <w:right w:type="dxa" w:w="100"/>
+            </w:tcMar>
+          </w:tcPr>
+          <w:p>
+            <w:r>
+              <w:t xml:space="preserve">—</w:t>
             </w:r>
           </w:p>
         </w:tc>
         <w:tc>
           <w:tcPr>
             <w:tcW w:type="dxa" w:w="1860"/>
-          </w:tcPr>
-          <w:p>
-            <w:r>
-              <w:t>CON-FLD-004</w:t>
+            <w:tcBorders>
+              <w:top w:val="single" w:color="AAAAAA" w:sz="1"/>
+              <w:left w:val="single" w:color="AAAAAA" w:sz="1"/>
+              <w:bottom w:val="single" w:color="AAAAAA" w:sz="1"/>
+              <w:right w:val="single" w:color="AAAAAA" w:sz="1"/>
+            </w:tcBorders>
+            <w:tcMar>
+              <w:top w:type="dxa" w:w="60"/>
+              <w:left w:type="dxa" w:w="100"/>
+              <w:bottom w:type="dxa" w:w="60"/>
+              <w:right w:type="dxa" w:w="100"/>
+            </w:tcMar>
+          </w:tcPr>
+          <w:p>
+            <w:r>
+              <w:t xml:space="preserve">CR-EVENTS SDO</w:t>
             </w:r>
           </w:p>
         </w:tc>
@@ -19532,10 +19919,25 @@
           <w:tcPr>
             <w:tcW w:type="dxa" w:w="9360"/>
             <w:gridSpan w:val="6"/>
-          </w:tcPr>
-          <w:p>
-            <w:r>
-              <w:t>Timestamp of the most recent reactivation outreach sent to this contact. System-populated when a reactivation campaign targets this contact. Source: CR-REACTIVATE Sub-Domain Overview v1.0. Domains: CR.</w:t>
+            <w:tcBorders>
+              <w:top w:val="single" w:color="AAAAAA" w:sz="1"/>
+              <w:left w:val="single" w:color="AAAAAA" w:sz="1"/>
+              <w:bottom w:val="single" w:color="AAAAAA" w:sz="1"/>
+              <w:right w:val="single" w:color="AAAAAA" w:sz="1"/>
+            </w:tcBorders>
+            <w:tcMar>
+              <w:top w:type="dxa" w:w="40"/>
+              <w:left w:type="dxa" w:w="100"/>
+              <w:bottom w:type="dxa" w:w="80"/>
+              <w:right w:type="dxa" w:w="100"/>
+            </w:tcMar>
+          </w:tcPr>
+          <w:p>
+            <w:r>
+              <w:rPr>
+                <w:i/>
+              </w:rPr>
+              <w:t xml:space="preserve">Topics this Contact is available to present on. Value list aligned with the Event.topic enum (10 values). Supports presenter-matching workflows when planning events. Visible via dynamic logic when contactType includes Presenter. Domains: CR-EVENTS.</w:t>
             </w:r>
           </w:p>
         </w:tc>
@@ -19546,85 +19948,230 @@
         <w:pStyle w:val="Heading2"/>
       </w:pPr>
       <w:r>
-        <w:t>3.6 Presenter-Specific Fields</w:t>
+        <w:t xml:space="preserve">3.7 CR Sub-Domain Activity Tracking</w:t>
       </w:r>
     </w:p>
     <w:p>
       <w:r>
-        <w:t>The following custom fields are visible only when contactType has Presenter. All fields in this section use the dynamic logic visibility rule: contactType has Presenter.</w:t>
+        <w:t xml:space="preserve">The following datetime fields record the most recent outbound activity from CR sub-domain processes. They are system-populated on campaign dispatch and are not user-editable. These fields are analogous to the marketing engagement roll-up fields in Section 3.5 but track sub-domain-specific outreach rather than general marketing activity.</w:t>
       </w:r>
     </w:p>
     <w:tbl>
       <w:tblPr>
-        <w:tblW w:type="auto" w:w="0"/>
-        <w:tblLook w:firstColumn="1" w:firstRow="1" w:lastColumn="0" w:lastRow="0" w:noHBand="0" w:noVBand="1" w:val="04A0"/>
+        <w:tblW w:type="dxa" w:w="9360"/>
+        <w:tblBorders>
+          <w:top w:val="single" w:color="auto" w:sz="4"/>
+          <w:left w:val="single" w:color="auto" w:sz="4"/>
+          <w:bottom w:val="single" w:color="auto" w:sz="4"/>
+          <w:right w:val="single" w:color="auto" w:sz="4"/>
+          <w:insideH w:val="single" w:color="auto" w:sz="4"/>
+          <w:insideV w:val="single" w:color="auto" w:sz="4"/>
+        </w:tblBorders>
       </w:tblPr>
       <w:tblGrid>
-        <w:gridCol w:w="1560"/>
-        <w:gridCol w:w="1560"/>
-        <w:gridCol w:w="1560"/>
-        <w:gridCol w:w="1560"/>
-        <w:gridCol w:w="1560"/>
-        <w:gridCol w:w="1560"/>
+        <w:gridCol w:w="2200"/>
+        <w:gridCol w:w="1100"/>
+        <w:gridCol w:w="800"/>
+        <w:gridCol w:w="2400"/>
+        <w:gridCol w:w="1000"/>
+        <w:gridCol w:w="1860"/>
       </w:tblGrid>
       <w:tr>
         <w:tc>
           <w:tcPr>
-            <w:tcW w:type="dxa" w:w="1560"/>
-          </w:tcPr>
-          <w:p>
-            <w:r>
-              <w:t>Field Name</w:t>
-            </w:r>
-          </w:p>
-        </w:tc>
-        <w:tc>
-          <w:tcPr>
-            <w:tcW w:type="dxa" w:w="1560"/>
-          </w:tcPr>
-          <w:p>
-            <w:r>
-              <w:t>Type</w:t>
-            </w:r>
-          </w:p>
-        </w:tc>
-        <w:tc>
-          <w:tcPr>
-            <w:tcW w:type="dxa" w:w="1560"/>
-          </w:tcPr>
-          <w:p>
-            <w:r>
-              <w:t>Required</w:t>
-            </w:r>
-          </w:p>
-        </w:tc>
-        <w:tc>
-          <w:tcPr>
-            <w:tcW w:type="dxa" w:w="1560"/>
-          </w:tcPr>
-          <w:p>
-            <w:r>
-              <w:t>Values</w:t>
-            </w:r>
-          </w:p>
-        </w:tc>
-        <w:tc>
-          <w:tcPr>
-            <w:tcW w:type="dxa" w:w="1560"/>
-          </w:tcPr>
-          <w:p>
-            <w:r>
-              <w:t>Default</w:t>
-            </w:r>
-          </w:p>
-        </w:tc>
-        <w:tc>
-          <w:tcPr>
-            <w:tcW w:type="dxa" w:w="1560"/>
-          </w:tcPr>
-          <w:p>
-            <w:r>
-              <w:t>ID</w:t>
+            <w:tcW w:type="dxa" w:w="2200"/>
+            <w:tcBorders>
+              <w:top w:val="single" w:color="AAAAAA" w:sz="1"/>
+              <w:left w:val="single" w:color="AAAAAA" w:sz="1"/>
+              <w:bottom w:val="single" w:color="AAAAAA" w:sz="1"/>
+              <w:right w:val="single" w:color="AAAAAA" w:sz="1"/>
+            </w:tcBorders>
+            <w:shd w:fill="1F3864" w:val="clear"/>
+            <w:tcMar>
+              <w:top w:type="dxa" w:w="60"/>
+              <w:left w:type="dxa" w:w="100"/>
+              <w:bottom w:type="dxa" w:w="60"/>
+              <w:right w:type="dxa" w:w="100"/>
+            </w:tcMar>
+          </w:tcPr>
+          <w:p>
+            <w:r>
+              <w:rPr>
+                <w:rFonts w:ascii="Arial" w:cs="Arial" w:eastAsia="Arial" w:hAnsi="Arial"/>
+                <w:b/>
+                <w:bCs/>
+                <w:i w:val="false"/>
+                <w:iCs w:val="false"/>
+                <w:color w:val="FFFFFF"/>
+                <w:sz w:val="20"/>
+                <w:szCs w:val="20"/>
+              </w:rPr>
+              <w:t xml:space="preserve">Field Name</w:t>
+            </w:r>
+          </w:p>
+        </w:tc>
+        <w:tc>
+          <w:tcPr>
+            <w:tcW w:type="dxa" w:w="1100"/>
+            <w:tcBorders>
+              <w:top w:val="single" w:color="AAAAAA" w:sz="1"/>
+              <w:left w:val="single" w:color="AAAAAA" w:sz="1"/>
+              <w:bottom w:val="single" w:color="AAAAAA" w:sz="1"/>
+              <w:right w:val="single" w:color="AAAAAA" w:sz="1"/>
+            </w:tcBorders>
+            <w:shd w:fill="1F3864" w:val="clear"/>
+            <w:tcMar>
+              <w:top w:type="dxa" w:w="60"/>
+              <w:left w:type="dxa" w:w="100"/>
+              <w:bottom w:type="dxa" w:w="60"/>
+              <w:right w:type="dxa" w:w="100"/>
+            </w:tcMar>
+          </w:tcPr>
+          <w:p>
+            <w:r>
+              <w:rPr>
+                <w:rFonts w:ascii="Arial" w:cs="Arial" w:eastAsia="Arial" w:hAnsi="Arial"/>
+                <w:b/>
+                <w:bCs/>
+                <w:i w:val="false"/>
+                <w:iCs w:val="false"/>
+                <w:color w:val="FFFFFF"/>
+                <w:sz w:val="20"/>
+                <w:szCs w:val="20"/>
+              </w:rPr>
+              <w:t xml:space="preserve">Type</w:t>
+            </w:r>
+          </w:p>
+        </w:tc>
+        <w:tc>
+          <w:tcPr>
+            <w:tcW w:type="dxa" w:w="800"/>
+            <w:tcBorders>
+              <w:top w:val="single" w:color="AAAAAA" w:sz="1"/>
+              <w:left w:val="single" w:color="AAAAAA" w:sz="1"/>
+              <w:bottom w:val="single" w:color="AAAAAA" w:sz="1"/>
+              <w:right w:val="single" w:color="AAAAAA" w:sz="1"/>
+            </w:tcBorders>
+            <w:shd w:fill="1F3864" w:val="clear"/>
+            <w:tcMar>
+              <w:top w:type="dxa" w:w="60"/>
+              <w:left w:type="dxa" w:w="100"/>
+              <w:bottom w:type="dxa" w:w="60"/>
+              <w:right w:type="dxa" w:w="100"/>
+            </w:tcMar>
+          </w:tcPr>
+          <w:p>
+            <w:r>
+              <w:rPr>
+                <w:rFonts w:ascii="Arial" w:cs="Arial" w:eastAsia="Arial" w:hAnsi="Arial"/>
+                <w:b/>
+                <w:bCs/>
+                <w:i w:val="false"/>
+                <w:iCs w:val="false"/>
+                <w:color w:val="FFFFFF"/>
+                <w:sz w:val="20"/>
+                <w:szCs w:val="20"/>
+              </w:rPr>
+              <w:t xml:space="preserve">Required</w:t>
+            </w:r>
+          </w:p>
+        </w:tc>
+        <w:tc>
+          <w:tcPr>
+            <w:tcW w:type="dxa" w:w="2400"/>
+            <w:tcBorders>
+              <w:top w:val="single" w:color="AAAAAA" w:sz="1"/>
+              <w:left w:val="single" w:color="AAAAAA" w:sz="1"/>
+              <w:bottom w:val="single" w:color="AAAAAA" w:sz="1"/>
+              <w:right w:val="single" w:color="AAAAAA" w:sz="1"/>
+            </w:tcBorders>
+            <w:shd w:fill="1F3864" w:val="clear"/>
+            <w:tcMar>
+              <w:top w:type="dxa" w:w="60"/>
+              <w:left w:type="dxa" w:w="100"/>
+              <w:bottom w:type="dxa" w:w="60"/>
+              <w:right w:type="dxa" w:w="100"/>
+            </w:tcMar>
+          </w:tcPr>
+          <w:p>
+            <w:r>
+              <w:rPr>
+                <w:rFonts w:ascii="Arial" w:cs="Arial" w:eastAsia="Arial" w:hAnsi="Arial"/>
+                <w:b/>
+                <w:bCs/>
+                <w:i w:val="false"/>
+                <w:iCs w:val="false"/>
+                <w:color w:val="FFFFFF"/>
+                <w:sz w:val="20"/>
+                <w:szCs w:val="20"/>
+              </w:rPr>
+              <w:t xml:space="preserve">Values</w:t>
+            </w:r>
+          </w:p>
+        </w:tc>
+        <w:tc>
+          <w:tcPr>
+            <w:tcW w:type="dxa" w:w="1000"/>
+            <w:tcBorders>
+              <w:top w:val="single" w:color="AAAAAA" w:sz="1"/>
+              <w:left w:val="single" w:color="AAAAAA" w:sz="1"/>
+              <w:bottom w:val="single" w:color="AAAAAA" w:sz="1"/>
+              <w:right w:val="single" w:color="AAAAAA" w:sz="1"/>
+            </w:tcBorders>
+            <w:shd w:fill="1F3864" w:val="clear"/>
+            <w:tcMar>
+              <w:top w:type="dxa" w:w="60"/>
+              <w:left w:type="dxa" w:w="100"/>
+              <w:bottom w:type="dxa" w:w="60"/>
+              <w:right w:type="dxa" w:w="100"/>
+            </w:tcMar>
+          </w:tcPr>
+          <w:p>
+            <w:r>
+              <w:rPr>
+                <w:rFonts w:ascii="Arial" w:cs="Arial" w:eastAsia="Arial" w:hAnsi="Arial"/>
+                <w:b/>
+                <w:bCs/>
+                <w:i w:val="false"/>
+                <w:iCs w:val="false"/>
+                <w:color w:val="FFFFFF"/>
+                <w:sz w:val="20"/>
+                <w:szCs w:val="20"/>
+              </w:rPr>
+              <w:t xml:space="preserve">Default</w:t>
+            </w:r>
+          </w:p>
+        </w:tc>
+        <w:tc>
+          <w:tcPr>
+            <w:tcW w:type="dxa" w:w="1860"/>
+            <w:tcBorders>
+              <w:top w:val="single" w:color="AAAAAA" w:sz="1"/>
+              <w:left w:val="single" w:color="AAAAAA" w:sz="1"/>
+              <w:bottom w:val="single" w:color="AAAAAA" w:sz="1"/>
+              <w:right w:val="single" w:color="AAAAAA" w:sz="1"/>
+            </w:tcBorders>
+            <w:shd w:fill="1F3864" w:val="clear"/>
+            <w:tcMar>
+              <w:top w:type="dxa" w:w="60"/>
+              <w:left w:type="dxa" w:w="100"/>
+              <w:bottom w:type="dxa" w:w="60"/>
+              <w:right w:type="dxa" w:w="100"/>
+            </w:tcMar>
+          </w:tcPr>
+          <w:p>
+            <w:r>
+              <w:rPr>
+                <w:rFonts w:ascii="Arial" w:cs="Arial" w:eastAsia="Arial" w:hAnsi="Arial"/>
+                <w:b/>
+                <w:bCs/>
+                <w:i w:val="false"/>
+                <w:iCs w:val="false"/>
+                <w:color w:val="FFFFFF"/>
+                <w:sz w:val="20"/>
+                <w:szCs w:val="20"/>
+              </w:rPr>
+              <w:t xml:space="preserve">ID</w:t>
             </w:r>
           </w:p>
         </w:tc>
@@ -19632,61 +20179,136 @@
       <w:tr>
         <w:tc>
           <w:tcPr>
-            <w:tcW w:type="dxa" w:w="1560"/>
-          </w:tcPr>
-          <w:p>
-            <w:r>
-              <w:t>presenterBio</w:t>
-            </w:r>
-          </w:p>
-        </w:tc>
-        <w:tc>
-          <w:tcPr>
-            <w:tcW w:type="dxa" w:w="1560"/>
-          </w:tcPr>
-          <w:p>
-            <w:r>
-              <w:t>wysiwyg</w:t>
-            </w:r>
-          </w:p>
-        </w:tc>
-        <w:tc>
-          <w:tcPr>
-            <w:tcW w:type="dxa" w:w="1560"/>
-          </w:tcPr>
-          <w:p>
-            <w:r>
-              <w:t>No</w:t>
-            </w:r>
-          </w:p>
-        </w:tc>
-        <w:tc>
-          <w:tcPr>
-            <w:tcW w:type="dxa" w:w="1560"/>
-          </w:tcPr>
-          <w:p>
-            <w:r>
-              <w:t>—</w:t>
-            </w:r>
-          </w:p>
-        </w:tc>
-        <w:tc>
-          <w:tcPr>
-            <w:tcW w:type="dxa" w:w="1560"/>
-          </w:tcPr>
-          <w:p>
-            <w:r>
-              <w:t>—</w:t>
-            </w:r>
-          </w:p>
-        </w:tc>
-        <w:tc>
-          <w:tcPr>
-            <w:tcW w:type="dxa" w:w="1560"/>
-          </w:tcPr>
-          <w:p>
-            <w:r>
-              <w:t>CON-FLD-001</w:t>
+            <w:tcW w:type="dxa" w:w="2200"/>
+            <w:tcBorders>
+              <w:top w:val="single" w:color="AAAAAA" w:sz="1"/>
+              <w:left w:val="single" w:color="AAAAAA" w:sz="1"/>
+              <w:bottom w:val="single" w:color="AAAAAA" w:sz="1"/>
+              <w:right w:val="single" w:color="AAAAAA" w:sz="1"/>
+            </w:tcBorders>
+            <w:tcMar>
+              <w:top w:type="dxa" w:w="60"/>
+              <w:left w:type="dxa" w:w="100"/>
+              <w:bottom w:type="dxa" w:w="60"/>
+              <w:right w:type="dxa" w:w="100"/>
+            </w:tcMar>
+          </w:tcPr>
+          <w:p>
+            <w:r>
+              <w:rPr>
+                <w:b/>
+              </w:rPr>
+              <w:t xml:space="preserve">lastConversionPushSentAt</w:t>
+            </w:r>
+          </w:p>
+        </w:tc>
+        <w:tc>
+          <w:tcPr>
+            <w:tcW w:type="dxa" w:w="1100"/>
+            <w:tcBorders>
+              <w:top w:val="single" w:color="AAAAAA" w:sz="1"/>
+              <w:left w:val="single" w:color="AAAAAA" w:sz="1"/>
+              <w:bottom w:val="single" w:color="AAAAAA" w:sz="1"/>
+              <w:right w:val="single" w:color="AAAAAA" w:sz="1"/>
+            </w:tcBorders>
+            <w:tcMar>
+              <w:top w:type="dxa" w:w="60"/>
+              <w:left w:type="dxa" w:w="100"/>
+              <w:bottom w:type="dxa" w:w="60"/>
+              <w:right w:type="dxa" w:w="100"/>
+            </w:tcMar>
+          </w:tcPr>
+          <w:p>
+            <w:r>
+              <w:t xml:space="preserve">datetime</w:t>
+            </w:r>
+          </w:p>
+        </w:tc>
+        <w:tc>
+          <w:tcPr>
+            <w:tcW w:type="dxa" w:w="800"/>
+            <w:tcBorders>
+              <w:top w:val="single" w:color="AAAAAA" w:sz="1"/>
+              <w:left w:val="single" w:color="AAAAAA" w:sz="1"/>
+              <w:bottom w:val="single" w:color="AAAAAA" w:sz="1"/>
+              <w:right w:val="single" w:color="AAAAAA" w:sz="1"/>
+            </w:tcBorders>
+            <w:tcMar>
+              <w:top w:type="dxa" w:w="60"/>
+              <w:left w:type="dxa" w:w="100"/>
+              <w:bottom w:type="dxa" w:w="60"/>
+              <w:right w:type="dxa" w:w="100"/>
+            </w:tcMar>
+          </w:tcPr>
+          <w:p>
+            <w:r>
+              <w:t xml:space="preserve">No</w:t>
+            </w:r>
+          </w:p>
+        </w:tc>
+        <w:tc>
+          <w:tcPr>
+            <w:tcW w:type="dxa" w:w="2400"/>
+            <w:tcBorders>
+              <w:top w:val="single" w:color="AAAAAA" w:sz="1"/>
+              <w:left w:val="single" w:color="AAAAAA" w:sz="1"/>
+              <w:bottom w:val="single" w:color="AAAAAA" w:sz="1"/>
+              <w:right w:val="single" w:color="AAAAAA" w:sz="1"/>
+            </w:tcBorders>
+            <w:tcMar>
+              <w:top w:type="dxa" w:w="60"/>
+              <w:left w:type="dxa" w:w="100"/>
+              <w:bottom w:type="dxa" w:w="60"/>
+              <w:right w:type="dxa" w:w="100"/>
+            </w:tcMar>
+          </w:tcPr>
+          <w:p>
+            <w:r>
+              <w:t xml:space="preserve">—</w:t>
+            </w:r>
+          </w:p>
+        </w:tc>
+        <w:tc>
+          <w:tcPr>
+            <w:tcW w:type="dxa" w:w="1000"/>
+            <w:tcBorders>
+              <w:top w:val="single" w:color="AAAAAA" w:sz="1"/>
+              <w:left w:val="single" w:color="AAAAAA" w:sz="1"/>
+              <w:bottom w:val="single" w:color="AAAAAA" w:sz="1"/>
+              <w:right w:val="single" w:color="AAAAAA" w:sz="1"/>
+            </w:tcBorders>
+            <w:tcMar>
+              <w:top w:type="dxa" w:w="60"/>
+              <w:left w:type="dxa" w:w="100"/>
+              <w:bottom w:type="dxa" w:w="60"/>
+              <w:right w:type="dxa" w:w="100"/>
+            </w:tcMar>
+          </w:tcPr>
+          <w:p>
+            <w:r>
+              <w:t xml:space="preserve">— (system-populated)</w:t>
+            </w:r>
+          </w:p>
+        </w:tc>
+        <w:tc>
+          <w:tcPr>
+            <w:tcW w:type="dxa" w:w="1860"/>
+            <w:tcBorders>
+              <w:top w:val="single" w:color="AAAAAA" w:sz="1"/>
+              <w:left w:val="single" w:color="AAAAAA" w:sz="1"/>
+              <w:bottom w:val="single" w:color="AAAAAA" w:sz="1"/>
+              <w:right w:val="single" w:color="AAAAAA" w:sz="1"/>
+            </w:tcBorders>
+            <w:tcMar>
+              <w:top w:type="dxa" w:w="60"/>
+              <w:left w:type="dxa" w:w="100"/>
+              <w:bottom w:type="dxa" w:w="60"/>
+              <w:right w:type="dxa" w:w="100"/>
+            </w:tcMar>
+          </w:tcPr>
+          <w:p>
+            <w:r>
+              <w:t xml:space="preserve">CR-EVENTS-CONVERT-DAT-024</w:t>
             </w:r>
           </w:p>
         </w:tc>
@@ -19696,10 +20318,25 @@
           <w:tcPr>
             <w:tcW w:type="dxa" w:w="9360"/>
             <w:gridSpan w:val="6"/>
-          </w:tcPr>
-          <w:p>
-            <w:r>
-              <w:t>Free-form biographical text for Contact records acting as event presenters. Used to populate presenter sections in event communications and registration materials. Source: CR-EVENTS Sub-Domain Overview v1.0. Domains: CR.</w:t>
+            <w:tcBorders>
+              <w:top w:val="single" w:color="AAAAAA" w:sz="1"/>
+              <w:left w:val="single" w:color="AAAAAA" w:sz="1"/>
+              <w:bottom w:val="single" w:color="AAAAAA" w:sz="1"/>
+              <w:right w:val="single" w:color="AAAAAA" w:sz="1"/>
+            </w:tcBorders>
+            <w:tcMar>
+              <w:top w:type="dxa" w:w="40"/>
+              <w:left w:type="dxa" w:w="100"/>
+              <w:bottom w:type="dxa" w:w="80"/>
+              <w:right w:type="dxa" w:w="100"/>
+            </w:tcMar>
+          </w:tcPr>
+          <w:p>
+            <w:r>
+              <w:rPr>
+                <w:i/>
+              </w:rPr>
+              <w:t xml:space="preserve">Timestamp of the most recent conversion push sent to this contact. System-populated when a conversion-push campaign targets this contact. Supports conversion-push effectiveness comparison in CR-EVENTS-CONVERT. Domains: CR-EVENTS.</w:t>
             </w:r>
           </w:p>
         </w:tc>
@@ -19707,61 +20344,136 @@
       <w:tr>
         <w:tc>
           <w:tcPr>
-            <w:tcW w:type="dxa" w:w="1560"/>
-          </w:tcPr>
-          <w:p>
-            <w:r>
-              <w:t>presenterTopics</w:t>
-            </w:r>
-          </w:p>
-        </w:tc>
-        <w:tc>
-          <w:tcPr>
-            <w:tcW w:type="dxa" w:w="1560"/>
-          </w:tcPr>
-          <w:p>
-            <w:r>
-              <w:t>multiEnum</w:t>
-            </w:r>
-          </w:p>
-        </w:tc>
-        <w:tc>
-          <w:tcPr>
-            <w:tcW w:type="dxa" w:w="1560"/>
-          </w:tcPr>
-          <w:p>
-            <w:r>
-              <w:t>No</w:t>
-            </w:r>
-          </w:p>
-        </w:tc>
-        <w:tc>
-          <w:tcPr>
-            <w:tcW w:type="dxa" w:w="1560"/>
-          </w:tcPr>
-          <w:p>
-            <w:r>
-              <w:t>TBD (to be defined during CR-EVENTS process work or Entity PRD revision)</w:t>
-            </w:r>
-          </w:p>
-        </w:tc>
-        <w:tc>
-          <w:tcPr>
-            <w:tcW w:type="dxa" w:w="1560"/>
-          </w:tcPr>
-          <w:p>
-            <w:r>
-              <w:t>—</w:t>
-            </w:r>
-          </w:p>
-        </w:tc>
-        <w:tc>
-          <w:tcPr>
-            <w:tcW w:type="dxa" w:w="1560"/>
-          </w:tcPr>
-          <w:p>
-            <w:r>
-              <w:t>CON-FLD-002</w:t>
+            <w:tcW w:type="dxa" w:w="2200"/>
+            <w:tcBorders>
+              <w:top w:val="single" w:color="AAAAAA" w:sz="1"/>
+              <w:left w:val="single" w:color="AAAAAA" w:sz="1"/>
+              <w:bottom w:val="single" w:color="AAAAAA" w:sz="1"/>
+              <w:right w:val="single" w:color="AAAAAA" w:sz="1"/>
+            </w:tcBorders>
+            <w:tcMar>
+              <w:top w:type="dxa" w:w="60"/>
+              <w:left w:type="dxa" w:w="100"/>
+              <w:bottom w:type="dxa" w:w="60"/>
+              <w:right w:type="dxa" w:w="100"/>
+            </w:tcMar>
+          </w:tcPr>
+          <w:p>
+            <w:r>
+              <w:rPr>
+                <w:b/>
+              </w:rPr>
+              <w:t xml:space="preserve">lastReactivationSentAt</w:t>
+            </w:r>
+          </w:p>
+        </w:tc>
+        <w:tc>
+          <w:tcPr>
+            <w:tcW w:type="dxa" w:w="1100"/>
+            <w:tcBorders>
+              <w:top w:val="single" w:color="AAAAAA" w:sz="1"/>
+              <w:left w:val="single" w:color="AAAAAA" w:sz="1"/>
+              <w:bottom w:val="single" w:color="AAAAAA" w:sz="1"/>
+              <w:right w:val="single" w:color="AAAAAA" w:sz="1"/>
+            </w:tcBorders>
+            <w:tcMar>
+              <w:top w:type="dxa" w:w="60"/>
+              <w:left w:type="dxa" w:w="100"/>
+              <w:bottom w:type="dxa" w:w="60"/>
+              <w:right w:type="dxa" w:w="100"/>
+            </w:tcMar>
+          </w:tcPr>
+          <w:p>
+            <w:r>
+              <w:t xml:space="preserve">datetime</w:t>
+            </w:r>
+          </w:p>
+        </w:tc>
+        <w:tc>
+          <w:tcPr>
+            <w:tcW w:type="dxa" w:w="800"/>
+            <w:tcBorders>
+              <w:top w:val="single" w:color="AAAAAA" w:sz="1"/>
+              <w:left w:val="single" w:color="AAAAAA" w:sz="1"/>
+              <w:bottom w:val="single" w:color="AAAAAA" w:sz="1"/>
+              <w:right w:val="single" w:color="AAAAAA" w:sz="1"/>
+            </w:tcBorders>
+            <w:tcMar>
+              <w:top w:type="dxa" w:w="60"/>
+              <w:left w:type="dxa" w:w="100"/>
+              <w:bottom w:type="dxa" w:w="60"/>
+              <w:right w:type="dxa" w:w="100"/>
+            </w:tcMar>
+          </w:tcPr>
+          <w:p>
+            <w:r>
+              <w:t xml:space="preserve">No</w:t>
+            </w:r>
+          </w:p>
+        </w:tc>
+        <w:tc>
+          <w:tcPr>
+            <w:tcW w:type="dxa" w:w="2400"/>
+            <w:tcBorders>
+              <w:top w:val="single" w:color="AAAAAA" w:sz="1"/>
+              <w:left w:val="single" w:color="AAAAAA" w:sz="1"/>
+              <w:bottom w:val="single" w:color="AAAAAA" w:sz="1"/>
+              <w:right w:val="single" w:color="AAAAAA" w:sz="1"/>
+            </w:tcBorders>
+            <w:tcMar>
+              <w:top w:type="dxa" w:w="60"/>
+              <w:left w:type="dxa" w:w="100"/>
+              <w:bottom w:type="dxa" w:w="60"/>
+              <w:right w:type="dxa" w:w="100"/>
+            </w:tcMar>
+          </w:tcPr>
+          <w:p>
+            <w:r>
+              <w:t xml:space="preserve">—</w:t>
+            </w:r>
+          </w:p>
+        </w:tc>
+        <w:tc>
+          <w:tcPr>
+            <w:tcW w:type="dxa" w:w="1000"/>
+            <w:tcBorders>
+              <w:top w:val="single" w:color="AAAAAA" w:sz="1"/>
+              <w:left w:val="single" w:color="AAAAAA" w:sz="1"/>
+              <w:bottom w:val="single" w:color="AAAAAA" w:sz="1"/>
+              <w:right w:val="single" w:color="AAAAAA" w:sz="1"/>
+            </w:tcBorders>
+            <w:tcMar>
+              <w:top w:type="dxa" w:w="60"/>
+              <w:left w:type="dxa" w:w="100"/>
+              <w:bottom w:type="dxa" w:w="60"/>
+              <w:right w:type="dxa" w:w="100"/>
+            </w:tcMar>
+          </w:tcPr>
+          <w:p>
+            <w:r>
+              <w:t xml:space="preserve">— (system-populated)</w:t>
+            </w:r>
+          </w:p>
+        </w:tc>
+        <w:tc>
+          <w:tcPr>
+            <w:tcW w:type="dxa" w:w="1860"/>
+            <w:tcBorders>
+              <w:top w:val="single" w:color="AAAAAA" w:sz="1"/>
+              <w:left w:val="single" w:color="AAAAAA" w:sz="1"/>
+              <w:bottom w:val="single" w:color="AAAAAA" w:sz="1"/>
+              <w:right w:val="single" w:color="AAAAAA" w:sz="1"/>
+            </w:tcBorders>
+            <w:tcMar>
+              <w:top w:type="dxa" w:w="60"/>
+              <w:left w:type="dxa" w:w="100"/>
+              <w:bottom w:type="dxa" w:w="60"/>
+              <w:right w:type="dxa" w:w="100"/>
+            </w:tcMar>
+          </w:tcPr>
+          <w:p>
+            <w:r>
+              <w:t xml:space="preserve">CR-REACTIVATE SDO</w:t>
             </w:r>
           </w:p>
         </w:tc>
@@ -19771,10 +20483,25 @@
           <w:tcPr>
             <w:tcW w:type="dxa" w:w="9360"/>
             <w:gridSpan w:val="6"/>
-          </w:tcPr>
-          <w:p>
-            <w:r>
-              <w:t>The topics or subject areas in which this presenter has expertise. Aligned with the Event.topic enum. Used for matching presenters to events and for event search filtering. Source: CR-EVENTS Sub-Domain Overview v1.0. Domains: CR.</w:t>
+            <w:tcBorders>
+              <w:top w:val="single" w:color="AAAAAA" w:sz="1"/>
+              <w:left w:val="single" w:color="AAAAAA" w:sz="1"/>
+              <w:bottom w:val="single" w:color="AAAAAA" w:sz="1"/>
+              <w:right w:val="single" w:color="AAAAAA" w:sz="1"/>
+            </w:tcBorders>
+            <w:tcMar>
+              <w:top w:type="dxa" w:w="40"/>
+              <w:left w:type="dxa" w:w="100"/>
+              <w:bottom w:type="dxa" w:w="80"/>
+              <w:right w:type="dxa" w:w="100"/>
+            </w:tcMar>
+          </w:tcPr>
+          <w:p>
+            <w:r>
+              <w:rPr>
+                <w:i/>
+              </w:rPr>
+              <w:t xml:space="preserve">Timestamp of the most recent reactivation outreach sent to this contact. System-populated when a reactivation campaign targets this contact. Used by the Client Recruiter to assess the 90-day minimum gap and to report on reactivation activity per contact. Analogous to lastConversionPushSentAt. Not visible to the Contact; internal operational field only. Domains: CR-REACTIVATE.</w:t>
             </w:r>
           </w:p>
         </w:tc>
@@ -22104,7 +22831,33 @@
         <w:spacing w:after="120"/>
       </w:pPr>
       <w:r>
-        <w:t>Presenter contacts now have two dedicated fields: presenterBio (wysiwyg) and presenterTopics (multiEnum), defined in Section 3.6. These fields use the dynamic logic visibility rule: contactType has Presenter. Administrator and Member have no type-specific custom fields beyond the CBM internal fields in Section 5.1. Dynamic logic rules for Administrator and Member will be added if type-specific fields are defined during CR domain process work.</w:t>
+        <w:rPr>
+          <w:rFonts w:ascii="Arial" w:cs="Arial" w:eastAsia="Arial" w:hAnsi="Arial"/>
+          <w:b w:val="false"/>
+          <w:bCs w:val="false"/>
+          <w:i w:val="false"/>
+          <w:iCs w:val="false"/>
+          <w:sz w:val="22"/>
+          <w:szCs w:val="22"/>
+        </w:rPr>
+        <w:t xml:space="preserve">Administrator and Member: No type-specific custom fields are defined for these types beyond the CBM internal fields in Section 5.1. Dynamic logic rules will be added if type-specific fields are defined during CR domain process work.</w:t>
+      </w:r>
+    </w:p>
+    <w:p>
+      <w:pPr>
+        <w:spacing w:after="120"/>
+      </w:pPr>
+      <w:r>
+        <w:rPr>
+          <w:rFonts w:ascii="Arial" w:cs="Arial" w:eastAsia="Arial" w:hAnsi="Arial"/>
+          <w:b w:val="false"/>
+          <w:bCs w:val="false"/>
+          <w:i w:val="false"/>
+          <w:iCs w:val="false"/>
+          <w:sz w:val="22"/>
+          <w:szCs w:val="22"/>
+        </w:rPr>
+        <w:t xml:space="preserve">Presenter: Two type-specific custom fields are defined in Section 3.6 (presenterBio, presenterTopics). Dynamic logic rule: the Presenter panel and its contained fields are visible when contactType has Presenter.</w:t>
       </w:r>
     </w:p>
     <w:p>
@@ -24071,6 +24824,52 @@
           </w:p>
         </w:tc>
       </w:tr>
+      <w:tr>
+        <w:tc>
+          <w:tcPr>
+            <w:tcW w:type="dxa" w:w="1800"/>
+            <w:tcBorders>
+              <w:top w:val="single" w:color="AAAAAA" w:sz="1"/>
+              <w:left w:val="single" w:color="AAAAAA" w:sz="1"/>
+              <w:bottom w:val="single" w:color="AAAAAA" w:sz="1"/>
+              <w:right w:val="single" w:color="AAAAAA" w:sz="1"/>
+            </w:tcBorders>
+            <w:tcMar>
+              <w:top w:type="dxa" w:w="60"/>
+              <w:left w:type="dxa" w:w="100"/>
+              <w:bottom w:type="dxa" w:w="60"/>
+              <w:right w:type="dxa" w:w="100"/>
+            </w:tcMar>
+          </w:tcPr>
+          <w:p>
+            <w:r>
+              <w:t xml:space="preserve">CON-DEC-015</w:t>
+            </w:r>
+          </w:p>
+        </w:tc>
+        <w:tc>
+          <w:tcPr>
+            <w:tcW w:type="dxa" w:w="7560"/>
+            <w:tcBorders>
+              <w:top w:val="single" w:color="AAAAAA" w:sz="1"/>
+              <w:left w:val="single" w:color="AAAAAA" w:sz="1"/>
+              <w:bottom w:val="single" w:color="AAAAAA" w:sz="1"/>
+              <w:right w:val="single" w:color="AAAAAA" w:sz="1"/>
+            </w:tcBorders>
+            <w:tcMar>
+              <w:top w:type="dxa" w:w="60"/>
+              <w:left w:type="dxa" w:w="100"/>
+              <w:bottom w:type="dxa" w:w="60"/>
+              <w:right w:type="dxa" w:w="100"/>
+            </w:tcMar>
+          </w:tcPr>
+          <w:p>
+            <w:r>
+              <w:t xml:space="preserve">Version 1.5 consolidation. Four new fields added from three CR sub-domain sources: presenterBio and presenterTopics from the CR-EVENTS Sub-Domain Overview (Section 3.6); lastConversionPushSentAt from CR-EVENTS-CONVERT (Section 3.7); lastReactivationSentAt from the CR-REACTIVATE Sub-Domain Overview (Section 3.7). Section 5.7 narrative revised to reflect that Presenter contacts now have two dedicated fields. Presenter bullet removed from Section 3.4 Incomplete Domain Fields.</w:t>
+            </w:r>
+          </w:p>
+        </w:tc>
+      </w:tr>
     </w:tbl>
     <w:sectPr>
       <w:headerReference w:type="default" r:id="rId7"/>

--- a/PRDs/entities/Contact-Entity-PRD.docx
+++ b/PRDs/entities/Contact-Entity-PRD.docx
@@ -300,7 +300,7 @@
           </w:tcPr>
           <w:p>
             <w:r>
-              <w:t>1.5</w:t>
+              <w:t>1.6</w:t>
             </w:r>
           </w:p>
         </w:tc>
@@ -421,7 +421,7 @@
           </w:tcPr>
           <w:p>
             <w:r>
-              <w:t>04-16-26 14:56</w:t>
+              <w:t>04-18-26 09:00</w:t>
             </w:r>
           </w:p>
         </w:tc>
@@ -4763,7 +4763,7 @@
           </w:tcPr>
           <w:p>
             <w:r>
-              <w:t>Partner Referral, Workshop or Event, Email Marketing, Social Media, Search Engine, CBM Website, News or Media, Personal Referral, Returning Client, Other</w:t>
+              <w:t>Partner Referral, Social Media, CBM Email, Workshop or Event, Search Engine, News or Media, Personal Referral, Other</w:t>
             </w:r>
           </w:p>
         </w:tc>
@@ -10348,7 +10348,7 @@
                 <w:sz w:val="20"/>
                 <w:szCs w:val="20"/>
               </w:rPr>
-              <w:t xml:space="preserve">Finer-grained expertise tags beyond industry sector and focus areas. Supports advanced mentor-client matching. Values to be defined by CBM leadership. </w:t>
+              <w:t xml:space="preserve">Finer-grained expertise tags beyond industry sector and focus areas. Supports advanced mentor-client matching. 33 values enumerated per MR-Y9-EXC-003. </w:t>
             </w:r>
             <w:r>
               <w:rPr>
@@ -10598,7 +10598,7 @@
                 <w:sz w:val="20"/>
                 <w:szCs w:val="20"/>
               </w:rPr>
-              <w:t xml:space="preserve">Languages the mentor is fluent in. Used to match clients who prefer to work in a language other than English. Values to be defined by CBM leadership. </w:t>
+              <w:t xml:space="preserve">Languages the mentor is fluent in. Used to match clients who prefer to work in a language other than English. 36 values enumerated per MR-Y9-EXC-004. </w:t>
             </w:r>
             <w:r>
               <w:rPr>
@@ -23834,7 +23834,7 @@
                 <w:sz w:val="20"/>
                 <w:szCs w:val="20"/>
               </w:rPr>
-              <w:t xml:space="preserve">Mentoring Focus Areas: complete list of allowed values not defined. Must align between the Engagement-level field and the Mentor Contact field. Carried forward from MN-INTAKE-ISS-001.</w:t>
+              <w:t xml:space="preserve">CLOSED (v1.6): Mentoring Focus Areas: 42 values now enumerated in Section 3.3 per MR-Y9-EXC-002. Values must align between the Engagement-level field and the Mentor Contact field. Carried forward from MN-INTAKE-ISS-001.</w:t>
             </w:r>
           </w:p>
         </w:tc>
@@ -23900,7 +23900,7 @@
                 <w:sz w:val="20"/>
                 <w:szCs w:val="20"/>
               </w:rPr>
-              <w:t xml:space="preserve">Skills and Expertise Tags: values not yet defined by CBM leadership. Carried forward from MR-ISS-001.</w:t>
+              <w:t xml:space="preserve">CLOSED (v1.6): Skills and Expertise Tags: 33 values now enumerated in Section 3.3 per MR-Y9-EXC-003. Carried forward from MR-ISS-001.</w:t>
             </w:r>
           </w:p>
         </w:tc>
@@ -23964,7 +23964,7 @@
                 <w:sz w:val="20"/>
                 <w:szCs w:val="20"/>
               </w:rPr>
-              <w:t xml:space="preserve">Fluent Languages: values not yet defined by CBM leadership. Carried forward from MR-ISS-002.</w:t>
+              <w:t xml:space="preserve">CLOSED (v1.6): Fluent Languages: 36 values now enumerated in Section 3.3 per MR-Y9-EXC-004. Carried forward from MR-ISS-002.</w:t>
             </w:r>
           </w:p>
         </w:tc>
@@ -24021,7 +24021,7 @@
           </w:tcPr>
           <w:p>
             <w:r>
-              <w:t>CLOSED (v1.3): Resolved by the CR-MARKETING Sub-Domain Overview. The howDidYouHearAboutCbm enum has 10 values: Partner Referral, Workshop or Event, Email Marketing, Social Media, Search Engine, CBM Website, News or Media, Personal Referral, Returning Client, Other. Values map to CR sub-domains for channel effectiveness rollup reporting.</w:t>
+              <w:t>CLOSED (v1.3, updated v1.6): Originally resolved by the CR-MARKETING Sub-Domain Overview with 10 values. Superseded per MR-Y9-EXC-005: the howDidYouHearAboutCbm enum now has 8 values (Partner Referral, Social Media, CBM Email, Workshop or Event, Search Engine, News or Media, Personal Referral, Other). “Email Marketing” renamed to “CBM Email”; “CBM Website” and “Returning Client” removed. Reactivation effectiveness is measured through Campaign tracking, not through howDidYouHearAboutCbm.</w:t>
             </w:r>
           </w:p>
         </w:tc>
@@ -24866,6 +24866,54 @@
           <w:p>
             <w:r>
               <w:t xml:space="preserve">Version 1.5 consolidation. Four new fields added from three CR sub-domain sources: presenterBio and presenterTopics from the CR-EVENTS Sub-Domain Overview (Section 3.6); lastConversionPushSentAt from CR-EVENTS-CONVERT (Section 3.7); lastReactivationSentAt from the CR-REACTIVATE Sub-Domain Overview (Section 3.7). Section 5.7 narrative revised to reflect that Presenter contacts now have two dedicated fields. Presenter bullet removed from Section 3.4 Incomplete Domain Fields.</w:t>
+            </w:r>
+          </w:p>
+        </w:tc>
+      </w:tr>
+      <w:tr>
+        <w:tc>
+          <w:tcPr>
+            <w:tcW w:type="dxa" w:w="1800"/>
+            <w:tcBorders>
+              <w:top w:val="single" w:color="AAAAAA" w:sz="1"/>
+              <w:left w:val="single" w:color="AAAAAA" w:sz="1"/>
+              <w:bottom w:val="single" w:color="AAAAAA" w:sz="1"/>
+              <w:right w:val="single" w:color="AAAAAA" w:sz="1"/>
+            </w:tcBorders>
+            <w:shd w:fill="F2F7FB" w:val="clear"/>
+            <w:tcMar>
+              <w:top w:type="dxa" w:w="60"/>
+              <w:left w:type="dxa" w:w="100"/>
+              <w:bottom w:type="dxa" w:w="60"/>
+              <w:right w:type="dxa" w:w="100"/>
+            </w:tcMar>
+          </w:tcPr>
+          <w:p>
+            <w:r>
+              <w:t xml:space="preserve">CON-DEC-016</w:t>
+            </w:r>
+          </w:p>
+        </w:tc>
+        <w:tc>
+          <w:tcPr>
+            <w:tcW w:type="dxa" w:w="7560"/>
+            <w:tcBorders>
+              <w:top w:val="single" w:color="AAAAAA" w:sz="1"/>
+              <w:left w:val="single" w:color="AAAAAA" w:sz="1"/>
+              <w:bottom w:val="single" w:color="AAAAAA" w:sz="1"/>
+              <w:right w:val="single" w:color="AAAAAA" w:sz="1"/>
+            </w:tcBorders>
+            <w:shd w:fill="F2F7FB" w:val="clear"/>
+            <w:tcMar>
+              <w:top w:type="dxa" w:w="60"/>
+              <w:left w:type="dxa" w:w="100"/>
+              <w:bottom w:type="dxa" w:w="60"/>
+              <w:right w:type="dxa" w:w="100"/>
+            </w:tcMar>
+          </w:tcPr>
+          <w:p>
+            <w:r>
+              <w:t xml:space="preserve">Version 1.6 enum value enumeration. MR Phase 9 YAML Generation exceptions resolved: howDidYouHearAboutCbm collapsed from 10 to 8 values per MR-Y9-EXC-005; mentoringFocusAreas enumerated with 42 values per MR-Y9-EXC-002; skillsExpertiseTags enumerated with 33 values per MR-Y9-EXC-003; fluentLanguages enumerated with 36 values per MR-Y9-EXC-004. CON-ISS-005, CON-ISS-006, and CON-ISS-007 closed. CON-ISS-008 updated to reflect the 8-value list superseding the prior 10-value list.</w:t>
             </w:r>
           </w:p>
         </w:tc>

--- a/PRDs/entities/Contact-Entity-PRD.docx
+++ b/PRDs/entities/Contact-Entity-PRD.docx
@@ -300,7 +300,10 @@
           </w:tcPr>
           <w:p>
             <w:r>
-              <w:t>1.6</w:t>
+              <w:rPr>
+                <w:rFonts w:ascii="Arial" w:hAnsi="Arial"/>
+              </w:rPr>
+              <w:t>1.7</w:t>
             </w:r>
           </w:p>
         </w:tc>
@@ -421,7 +424,10 @@
           </w:tcPr>
           <w:p>
             <w:r>
-              <w:t>04-18-26 09:00</w:t>
+              <w:rPr>
+                <w:rFonts w:ascii="Arial" w:hAnsi="Arial"/>
+              </w:rPr>
+              <w:t>04-30-26 14:00</w:t>
             </w:r>
           </w:p>
         </w:tc>
@@ -17736,19 +17742,7 @@
           <w:sz w:val="22"/>
           <w:szCs w:val="22"/>
         </w:rPr>
-        <w:t xml:space="preserve">Donor</w:t>
-      </w:r>
-      <w:r>
-        <w:rPr>
-          <w:rFonts w:ascii="Arial" w:cs="Arial" w:eastAsia="Arial" w:hAnsi="Arial"/>
-          <w:b w:val="false"/>
-          <w:bCs w:val="false"/>
-          <w:i w:val="false"/>
-          <w:iCs w:val="false"/>
-          <w:sz w:val="22"/>
-          <w:szCs w:val="22"/>
-        </w:rPr>
-        <w:t xml:space="preserve"> — No custom fields defined. A Donor-specific lifecycle field is an open issue (CON-ISS-003). Donor Contact fields will be defined during FU domain process definition.</w:t>
+        <w:t xml:space="preserve">Donor — Four Donor-specific fields are defined in Section 3.8 (donorStatus, donorNotes, donorLifetimeGiving, lastContactDate). CON-ISS-003 is CLOSED.</w:t>
       </w:r>
     </w:p>
     <w:p>
@@ -20508,6 +20502,1340 @@
       </w:tr>
     </w:tbl>
     <w:p/>
+    <w:p>
+      <w:pPr>
+        <w:pStyle w:val="Heading2"/>
+      </w:pPr>
+      <w:r>
+        <w:t xml:space="preserve">3.8 Donor-Specific Fields</w:t>
+      </w:r>
+    </w:p>
+    <w:p>
+      <w:r>
+        <w:t xml:space="preserve">The following custom fields are visible only when contactType has Donor. All fields in this section use the dynamic logic visibility rule: contactType has Donor. These fields support the donor lifecycle, stewardship narrative, lifetime-giving roll-up, and last-contact-date tracking established by the Fundraising domain Phase 4b process documents (FU-PROSPECT, FU-RECORD, FU-STEWARD).</w:t>
+      </w:r>
+    </w:p>
+    <w:tbl>
+      <w:tblPr>
+        <w:tblW w:type="dxa" w:w="9360"/>
+        <w:tblBorders>
+          <w:top w:val="single" w:color="auto" w:sz="4"/>
+          <w:left w:val="single" w:color="auto" w:sz="4"/>
+          <w:bottom w:val="single" w:color="auto" w:sz="4"/>
+          <w:right w:val="single" w:color="auto" w:sz="4"/>
+          <w:insideH w:val="single" w:color="auto" w:sz="4"/>
+          <w:insideV w:val="single" w:color="auto" w:sz="4"/>
+        </w:tblBorders>
+      </w:tblPr>
+      <w:tblGrid>
+        <w:gridCol w:w="2200"/>
+        <w:gridCol w:w="1100"/>
+        <w:gridCol w:w="800"/>
+        <w:gridCol w:w="2400"/>
+        <w:gridCol w:w="1000"/>
+        <w:gridCol w:w="1860"/>
+      </w:tblGrid>
+      <w:tr>
+        <w:tc>
+          <w:tcPr>
+            <w:tcW w:type="dxa" w:w="2200"/>
+            <w:tcBorders>
+              <w:top w:val="single" w:color="AAAAAA" w:sz="1"/>
+              <w:left w:val="single" w:color="AAAAAA" w:sz="1"/>
+              <w:bottom w:val="single" w:color="AAAAAA" w:sz="1"/>
+              <w:right w:val="single" w:color="AAAAAA" w:sz="1"/>
+            </w:tcBorders>
+            <w:shd w:fill="1F3864" w:val="clear"/>
+            <w:tcMar>
+              <w:top w:type="dxa" w:w="60"/>
+              <w:left w:type="dxa" w:w="100"/>
+              <w:bottom w:type="dxa" w:w="60"/>
+              <w:right w:type="dxa" w:w="100"/>
+            </w:tcMar>
+          </w:tcPr>
+          <w:p>
+            <w:r>
+              <w:rPr>
+                <w:rFonts w:ascii="Arial" w:cs="Arial" w:eastAsia="Arial" w:hAnsi="Arial"/>
+                <w:b/>
+                <w:bCs/>
+                <w:i w:val="false"/>
+                <w:iCs w:val="false"/>
+                <w:color w:val="FFFFFF"/>
+                <w:sz w:val="20"/>
+                <w:szCs w:val="20"/>
+              </w:rPr>
+              <w:t xml:space="preserve">Field Name</w:t>
+            </w:r>
+          </w:p>
+        </w:tc>
+        <w:tc>
+          <w:tcPr>
+            <w:tcW w:type="dxa" w:w="1100"/>
+            <w:tcBorders>
+              <w:top w:val="single" w:color="AAAAAA" w:sz="1"/>
+              <w:left w:val="single" w:color="AAAAAA" w:sz="1"/>
+              <w:bottom w:val="single" w:color="AAAAAA" w:sz="1"/>
+              <w:right w:val="single" w:color="AAAAAA" w:sz="1"/>
+            </w:tcBorders>
+            <w:shd w:fill="1F3864" w:val="clear"/>
+            <w:tcMar>
+              <w:top w:type="dxa" w:w="60"/>
+              <w:left w:type="dxa" w:w="100"/>
+              <w:bottom w:type="dxa" w:w="60"/>
+              <w:right w:type="dxa" w:w="100"/>
+            </w:tcMar>
+          </w:tcPr>
+          <w:p>
+            <w:r>
+              <w:rPr>
+                <w:rFonts w:ascii="Arial" w:cs="Arial" w:eastAsia="Arial" w:hAnsi="Arial"/>
+                <w:b/>
+                <w:bCs/>
+                <w:i w:val="false"/>
+                <w:iCs w:val="false"/>
+                <w:color w:val="FFFFFF"/>
+                <w:sz w:val="20"/>
+                <w:szCs w:val="20"/>
+              </w:rPr>
+              <w:t xml:space="preserve">Type</w:t>
+            </w:r>
+          </w:p>
+        </w:tc>
+        <w:tc>
+          <w:tcPr>
+            <w:tcW w:type="dxa" w:w="800"/>
+            <w:tcBorders>
+              <w:top w:val="single" w:color="AAAAAA" w:sz="1"/>
+              <w:left w:val="single" w:color="AAAAAA" w:sz="1"/>
+              <w:bottom w:val="single" w:color="AAAAAA" w:sz="1"/>
+              <w:right w:val="single" w:color="AAAAAA" w:sz="1"/>
+            </w:tcBorders>
+            <w:shd w:fill="1F3864" w:val="clear"/>
+            <w:tcMar>
+              <w:top w:type="dxa" w:w="60"/>
+              <w:left w:type="dxa" w:w="100"/>
+              <w:bottom w:type="dxa" w:w="60"/>
+              <w:right w:type="dxa" w:w="100"/>
+            </w:tcMar>
+          </w:tcPr>
+          <w:p>
+            <w:r>
+              <w:rPr>
+                <w:rFonts w:ascii="Arial" w:cs="Arial" w:eastAsia="Arial" w:hAnsi="Arial"/>
+                <w:b/>
+                <w:bCs/>
+                <w:i w:val="false"/>
+                <w:iCs w:val="false"/>
+                <w:color w:val="FFFFFF"/>
+                <w:sz w:val="20"/>
+                <w:szCs w:val="20"/>
+              </w:rPr>
+              <w:t xml:space="preserve">Required</w:t>
+            </w:r>
+          </w:p>
+        </w:tc>
+        <w:tc>
+          <w:tcPr>
+            <w:tcW w:type="dxa" w:w="2400"/>
+            <w:tcBorders>
+              <w:top w:val="single" w:color="AAAAAA" w:sz="1"/>
+              <w:left w:val="single" w:color="AAAAAA" w:sz="1"/>
+              <w:bottom w:val="single" w:color="AAAAAA" w:sz="1"/>
+              <w:right w:val="single" w:color="AAAAAA" w:sz="1"/>
+            </w:tcBorders>
+            <w:shd w:fill="1F3864" w:val="clear"/>
+            <w:tcMar>
+              <w:top w:type="dxa" w:w="60"/>
+              <w:left w:type="dxa" w:w="100"/>
+              <w:bottom w:type="dxa" w:w="60"/>
+              <w:right w:type="dxa" w:w="100"/>
+            </w:tcMar>
+          </w:tcPr>
+          <w:p>
+            <w:r>
+              <w:rPr>
+                <w:rFonts w:ascii="Arial" w:cs="Arial" w:eastAsia="Arial" w:hAnsi="Arial"/>
+                <w:b/>
+                <w:bCs/>
+                <w:i w:val="false"/>
+                <w:iCs w:val="false"/>
+                <w:color w:val="FFFFFF"/>
+                <w:sz w:val="20"/>
+                <w:szCs w:val="20"/>
+              </w:rPr>
+              <w:t xml:space="preserve">Values</w:t>
+            </w:r>
+          </w:p>
+        </w:tc>
+        <w:tc>
+          <w:tcPr>
+            <w:tcW w:type="dxa" w:w="1000"/>
+            <w:tcBorders>
+              <w:top w:val="single" w:color="AAAAAA" w:sz="1"/>
+              <w:left w:val="single" w:color="AAAAAA" w:sz="1"/>
+              <w:bottom w:val="single" w:color="AAAAAA" w:sz="1"/>
+              <w:right w:val="single" w:color="AAAAAA" w:sz="1"/>
+            </w:tcBorders>
+            <w:shd w:fill="1F3864" w:val="clear"/>
+            <w:tcMar>
+              <w:top w:type="dxa" w:w="60"/>
+              <w:left w:type="dxa" w:w="100"/>
+              <w:bottom w:type="dxa" w:w="60"/>
+              <w:right w:type="dxa" w:w="100"/>
+            </w:tcMar>
+          </w:tcPr>
+          <w:p>
+            <w:r>
+              <w:rPr>
+                <w:rFonts w:ascii="Arial" w:cs="Arial" w:eastAsia="Arial" w:hAnsi="Arial"/>
+                <w:b/>
+                <w:bCs/>
+                <w:i w:val="false"/>
+                <w:iCs w:val="false"/>
+                <w:color w:val="FFFFFF"/>
+                <w:sz w:val="20"/>
+                <w:szCs w:val="20"/>
+              </w:rPr>
+              <w:t xml:space="preserve">Default</w:t>
+            </w:r>
+          </w:p>
+        </w:tc>
+        <w:tc>
+          <w:tcPr>
+            <w:tcW w:type="dxa" w:w="1860"/>
+            <w:tcBorders>
+              <w:top w:val="single" w:color="AAAAAA" w:sz="1"/>
+              <w:left w:val="single" w:color="AAAAAA" w:sz="1"/>
+              <w:bottom w:val="single" w:color="AAAAAA" w:sz="1"/>
+              <w:right w:val="single" w:color="AAAAAA" w:sz="1"/>
+            </w:tcBorders>
+            <w:shd w:fill="1F3864" w:val="clear"/>
+            <w:tcMar>
+              <w:top w:type="dxa" w:w="60"/>
+              <w:left w:type="dxa" w:w="100"/>
+              <w:bottom w:type="dxa" w:w="60"/>
+              <w:right w:type="dxa" w:w="100"/>
+            </w:tcMar>
+          </w:tcPr>
+          <w:p>
+            <w:r>
+              <w:rPr>
+                <w:rFonts w:ascii="Arial" w:cs="Arial" w:eastAsia="Arial" w:hAnsi="Arial"/>
+                <w:b/>
+                <w:bCs/>
+                <w:i w:val="false"/>
+                <w:iCs w:val="false"/>
+                <w:color w:val="FFFFFF"/>
+                <w:sz w:val="20"/>
+                <w:szCs w:val="20"/>
+              </w:rPr>
+              <w:t xml:space="preserve">ID</w:t>
+            </w:r>
+          </w:p>
+        </w:tc>
+      </w:tr>
+      <w:tr>
+        <w:tc>
+          <w:tcPr>
+            <w:tcW w:type="dxa" w:w="2200"/>
+            <w:tcBorders>
+              <w:top w:val="single" w:color="AAAAAA" w:sz="1"/>
+              <w:left w:val="single" w:color="AAAAAA" w:sz="1"/>
+              <w:bottom w:val="single" w:color="AAAAAA" w:sz="1"/>
+              <w:right w:val="single" w:color="AAAAAA" w:sz="1"/>
+            </w:tcBorders>
+            <w:tcMar>
+              <w:top w:type="dxa" w:w="60"/>
+              <w:left w:type="dxa" w:w="100"/>
+              <w:bottom w:type="dxa" w:w="60"/>
+              <w:right w:type="dxa" w:w="100"/>
+            </w:tcMar>
+          </w:tcPr>
+          <w:p>
+            <w:r>
+              <w:rPr>
+                <w:rFonts w:ascii="Arial" w:cs="Arial" w:eastAsia="Arial" w:hAnsi="Arial"/>
+                <w:b/>
+                <w:bCs/>
+                <w:i w:val="false"/>
+                <w:iCs w:val="false"/>
+                <w:sz w:val="20"/>
+                <w:szCs w:val="20"/>
+              </w:rPr>
+              <w:t xml:space="preserve">donorStatus</w:t>
+            </w:r>
+          </w:p>
+        </w:tc>
+        <w:tc>
+          <w:tcPr>
+            <w:tcW w:type="dxa" w:w="1100"/>
+            <w:tcBorders>
+              <w:top w:val="single" w:color="AAAAAA" w:sz="1"/>
+              <w:left w:val="single" w:color="AAAAAA" w:sz="1"/>
+              <w:bottom w:val="single" w:color="AAAAAA" w:sz="1"/>
+              <w:right w:val="single" w:color="AAAAAA" w:sz="1"/>
+            </w:tcBorders>
+            <w:tcMar>
+              <w:top w:type="dxa" w:w="60"/>
+              <w:left w:type="dxa" w:w="100"/>
+              <w:bottom w:type="dxa" w:w="60"/>
+              <w:right w:type="dxa" w:w="100"/>
+            </w:tcMar>
+          </w:tcPr>
+          <w:p>
+            <w:r>
+              <w:rPr>
+                <w:rFonts w:ascii="Arial" w:cs="Arial" w:eastAsia="Arial" w:hAnsi="Arial"/>
+                <w:b w:val="false"/>
+                <w:bCs w:val="false"/>
+                <w:i w:val="false"/>
+                <w:iCs w:val="false"/>
+                <w:sz w:val="20"/>
+                <w:szCs w:val="20"/>
+              </w:rPr>
+              <w:t xml:space="preserve">enum</w:t>
+            </w:r>
+          </w:p>
+        </w:tc>
+        <w:tc>
+          <w:tcPr>
+            <w:tcW w:type="dxa" w:w="800"/>
+            <w:tcBorders>
+              <w:top w:val="single" w:color="AAAAAA" w:sz="1"/>
+              <w:left w:val="single" w:color="AAAAAA" w:sz="1"/>
+              <w:bottom w:val="single" w:color="AAAAAA" w:sz="1"/>
+              <w:right w:val="single" w:color="AAAAAA" w:sz="1"/>
+            </w:tcBorders>
+            <w:tcMar>
+              <w:top w:type="dxa" w:w="60"/>
+              <w:left w:type="dxa" w:w="100"/>
+              <w:bottom w:type="dxa" w:w="60"/>
+              <w:right w:type="dxa" w:w="100"/>
+            </w:tcMar>
+          </w:tcPr>
+          <w:p>
+            <w:r>
+              <w:rPr>
+                <w:rFonts w:ascii="Arial" w:cs="Arial" w:eastAsia="Arial" w:hAnsi="Arial"/>
+                <w:b w:val="false"/>
+                <w:bCs w:val="false"/>
+                <w:i w:val="false"/>
+                <w:iCs w:val="false"/>
+                <w:sz w:val="20"/>
+                <w:szCs w:val="20"/>
+              </w:rPr>
+              <w:t xml:space="preserve">No</w:t>
+            </w:r>
+          </w:p>
+        </w:tc>
+        <w:tc>
+          <w:tcPr>
+            <w:tcW w:type="dxa" w:w="2400"/>
+            <w:tcBorders>
+              <w:top w:val="single" w:color="AAAAAA" w:sz="1"/>
+              <w:left w:val="single" w:color="AAAAAA" w:sz="1"/>
+              <w:bottom w:val="single" w:color="AAAAAA" w:sz="1"/>
+              <w:right w:val="single" w:color="AAAAAA" w:sz="1"/>
+            </w:tcBorders>
+            <w:tcMar>
+              <w:top w:type="dxa" w:w="60"/>
+              <w:left w:type="dxa" w:w="100"/>
+              <w:bottom w:type="dxa" w:w="60"/>
+              <w:right w:type="dxa" w:w="100"/>
+            </w:tcMar>
+          </w:tcPr>
+          <w:p>
+            <w:r>
+              <w:rPr>
+                <w:rFonts w:ascii="Arial" w:cs="Arial" w:eastAsia="Arial" w:hAnsi="Arial"/>
+                <w:b w:val="false"/>
+                <w:bCs w:val="false"/>
+                <w:i w:val="false"/>
+                <w:iCs w:val="false"/>
+                <w:sz w:val="20"/>
+                <w:szCs w:val="20"/>
+              </w:rPr>
+              <w:t xml:space="preserve">Prospect, Contacted, In Discussion, Committed, Active, Lapsed, Closed</w:t>
+            </w:r>
+          </w:p>
+        </w:tc>
+        <w:tc>
+          <w:tcPr>
+            <w:tcW w:type="dxa" w:w="1000"/>
+            <w:tcBorders>
+              <w:top w:val="single" w:color="AAAAAA" w:sz="1"/>
+              <w:left w:val="single" w:color="AAAAAA" w:sz="1"/>
+              <w:bottom w:val="single" w:color="AAAAAA" w:sz="1"/>
+              <w:right w:val="single" w:color="AAAAAA" w:sz="1"/>
+            </w:tcBorders>
+            <w:tcMar>
+              <w:top w:type="dxa" w:w="60"/>
+              <w:left w:type="dxa" w:w="100"/>
+              <w:bottom w:type="dxa" w:w="60"/>
+              <w:right w:type="dxa" w:w="100"/>
+            </w:tcMar>
+          </w:tcPr>
+          <w:p>
+            <w:r>
+              <w:rPr>
+                <w:rFonts w:ascii="Arial" w:cs="Arial" w:eastAsia="Arial" w:hAnsi="Arial"/>
+                <w:b w:val="false"/>
+                <w:bCs w:val="false"/>
+                <w:i w:val="false"/>
+                <w:iCs w:val="false"/>
+                <w:sz w:val="20"/>
+                <w:szCs w:val="20"/>
+              </w:rPr>
+              <w:t xml:space="preserve">Prospect (when Donor is appended to contactType)</w:t>
+            </w:r>
+          </w:p>
+        </w:tc>
+        <w:tc>
+          <w:tcPr>
+            <w:tcW w:type="dxa" w:w="1860"/>
+            <w:tcBorders>
+              <w:top w:val="single" w:color="AAAAAA" w:sz="1"/>
+              <w:left w:val="single" w:color="AAAAAA" w:sz="1"/>
+              <w:bottom w:val="single" w:color="AAAAAA" w:sz="1"/>
+              <w:right w:val="single" w:color="AAAAAA" w:sz="1"/>
+            </w:tcBorders>
+            <w:tcMar>
+              <w:top w:type="dxa" w:w="60"/>
+              <w:left w:type="dxa" w:w="100"/>
+              <w:bottom w:type="dxa" w:w="60"/>
+              <w:right w:type="dxa" w:w="100"/>
+            </w:tcMar>
+          </w:tcPr>
+          <w:p>
+            <w:r>
+              <w:rPr>
+                <w:rFonts w:ascii="Arial" w:cs="Arial" w:eastAsia="Arial" w:hAnsi="Arial"/>
+                <w:b w:val="false"/>
+                <w:bCs w:val="false"/>
+                <w:i w:val="false"/>
+                <w:iCs w:val="false"/>
+                <w:sz w:val="20"/>
+                <w:szCs w:val="20"/>
+              </w:rPr>
+              <w:t xml:space="preserve">FU-PROSPECT-DAT-020</w:t>
+            </w:r>
+          </w:p>
+        </w:tc>
+      </w:tr>
+      <w:tr>
+        <w:tc>
+          <w:tcPr>
+            <w:tcW w:type="dxa" w:w="9360"/>
+            <w:gridSpan w:val="6"/>
+            <w:tcBorders>
+              <w:top w:val="single" w:color="AAAAAA" w:sz="1"/>
+              <w:left w:val="single" w:color="AAAAAA" w:sz="1"/>
+              <w:bottom w:val="single" w:color="AAAAAA" w:sz="1"/>
+              <w:right w:val="single" w:color="AAAAAA" w:sz="1"/>
+            </w:tcBorders>
+            <w:tcMar>
+              <w:top w:type="dxa" w:w="40"/>
+              <w:left w:type="dxa" w:w="100"/>
+              <w:bottom w:type="dxa" w:w="80"/>
+              <w:right w:type="dxa" w:w="100"/>
+            </w:tcMar>
+          </w:tcPr>
+          <w:p>
+            <w:r>
+              <w:rPr>
+                <w:rFonts w:ascii="Arial" w:cs="Arial" w:eastAsia="Arial" w:hAnsi="Arial"/>
+                <w:b w:val="false"/>
+                <w:bCs w:val="false"/>
+                <w:i w:val="false"/>
+                <w:iCs w:val="false"/>
+                <w:color w:val="888888"/>
+                <w:sz w:val="20"/>
+                <w:szCs w:val="20"/>
+              </w:rPr>
+              <w:t xml:space="preserve">The current stage of the donor relationship with CBM. Defaults to Prospect when Donor is first appended to contactType. Advanced through the pipeline by Coordinator judgment. Set to Active automatically when the first Contribution record linked to this Contact is created. </w:t>
+            </w:r>
+            <w:r>
+              <w:rPr>
+                <w:rFonts w:ascii="Arial" w:cs="Arial" w:eastAsia="Arial" w:hAnsi="Arial"/>
+                <w:b/>
+                <w:bCs/>
+                <w:i w:val="false"/>
+                <w:iCs w:val="false"/>
+                <w:color w:val="888888"/>
+                <w:sz w:val="20"/>
+                <w:szCs w:val="20"/>
+              </w:rPr>
+              <w:t xml:space="preserve">Domains: </w:t>
+            </w:r>
+            <w:r>
+              <w:rPr>
+                <w:rFonts w:ascii="Arial" w:cs="Arial" w:eastAsia="Arial" w:hAnsi="Arial"/>
+                <w:b w:val="false"/>
+                <w:bCs w:val="false"/>
+                <w:i w:val="false"/>
+                <w:iCs w:val="false"/>
+                <w:color w:val="888888"/>
+                <w:sz w:val="20"/>
+                <w:szCs w:val="20"/>
+              </w:rPr>
+              <w:t xml:space="preserve">FU. </w:t>
+            </w:r>
+            <w:r>
+              <w:rPr>
+                <w:rFonts w:ascii="Arial" w:cs="Arial" w:eastAsia="Arial" w:hAnsi="Arial"/>
+                <w:b/>
+                <w:bCs/>
+                <w:i w:val="false"/>
+                <w:iCs w:val="false"/>
+                <w:color w:val="888888"/>
+                <w:sz w:val="20"/>
+                <w:szCs w:val="20"/>
+              </w:rPr>
+              <w:t xml:space="preserve">Implementation: </w:t>
+            </w:r>
+            <w:r>
+              <w:rPr>
+                <w:rFonts w:ascii="Arial" w:cs="Arial" w:eastAsia="Arial" w:hAnsi="Arial"/>
+                <w:b w:val="false"/>
+                <w:bCs w:val="false"/>
+                <w:i w:val="false"/>
+                <w:iCs w:val="false"/>
+                <w:color w:val="888888"/>
+                <w:sz w:val="20"/>
+                <w:szCs w:val="20"/>
+              </w:rPr>
+              <w:t xml:space="preserve">audited — status transitions carry an audit trail matching the funderStatus pattern.</w:t>
+            </w:r>
+          </w:p>
+        </w:tc>
+      </w:tr>
+      <w:tr>
+        <w:tc>
+          <w:tcPr>
+            <w:tcW w:type="dxa" w:w="2200"/>
+            <w:tcBorders>
+              <w:top w:val="single" w:color="AAAAAA" w:sz="1"/>
+              <w:left w:val="single" w:color="AAAAAA" w:sz="1"/>
+              <w:bottom w:val="single" w:color="AAAAAA" w:sz="1"/>
+              <w:right w:val="single" w:color="AAAAAA" w:sz="1"/>
+            </w:tcBorders>
+            <w:tcMar>
+              <w:top w:type="dxa" w:w="60"/>
+              <w:left w:type="dxa" w:w="100"/>
+              <w:bottom w:type="dxa" w:w="60"/>
+              <w:right w:type="dxa" w:w="100"/>
+            </w:tcMar>
+          </w:tcPr>
+          <w:p>
+            <w:r>
+              <w:rPr>
+                <w:rFonts w:ascii="Arial" w:cs="Arial" w:eastAsia="Arial" w:hAnsi="Arial"/>
+                <w:b/>
+                <w:bCs/>
+                <w:i w:val="false"/>
+                <w:iCs w:val="false"/>
+                <w:sz w:val="20"/>
+                <w:szCs w:val="20"/>
+              </w:rPr>
+              <w:t xml:space="preserve">donorNotes</w:t>
+            </w:r>
+          </w:p>
+        </w:tc>
+        <w:tc>
+          <w:tcPr>
+            <w:tcW w:type="dxa" w:w="1100"/>
+            <w:tcBorders>
+              <w:top w:val="single" w:color="AAAAAA" w:sz="1"/>
+              <w:left w:val="single" w:color="AAAAAA" w:sz="1"/>
+              <w:bottom w:val="single" w:color="AAAAAA" w:sz="1"/>
+              <w:right w:val="single" w:color="AAAAAA" w:sz="1"/>
+            </w:tcBorders>
+            <w:tcMar>
+              <w:top w:type="dxa" w:w="60"/>
+              <w:left w:type="dxa" w:w="100"/>
+              <w:bottom w:type="dxa" w:w="60"/>
+              <w:right w:type="dxa" w:w="100"/>
+            </w:tcMar>
+          </w:tcPr>
+          <w:p>
+            <w:r>
+              <w:rPr>
+                <w:rFonts w:ascii="Arial" w:cs="Arial" w:eastAsia="Arial" w:hAnsi="Arial"/>
+                <w:b w:val="false"/>
+                <w:bCs w:val="false"/>
+                <w:i w:val="false"/>
+                <w:iCs w:val="false"/>
+                <w:sz w:val="20"/>
+                <w:szCs w:val="20"/>
+              </w:rPr>
+              <w:t xml:space="preserve">wysiwyg</w:t>
+            </w:r>
+          </w:p>
+        </w:tc>
+        <w:tc>
+          <w:tcPr>
+            <w:tcW w:type="dxa" w:w="800"/>
+            <w:tcBorders>
+              <w:top w:val="single" w:color="AAAAAA" w:sz="1"/>
+              <w:left w:val="single" w:color="AAAAAA" w:sz="1"/>
+              <w:bottom w:val="single" w:color="AAAAAA" w:sz="1"/>
+              <w:right w:val="single" w:color="AAAAAA" w:sz="1"/>
+            </w:tcBorders>
+            <w:tcMar>
+              <w:top w:type="dxa" w:w="60"/>
+              <w:left w:type="dxa" w:w="100"/>
+              <w:bottom w:type="dxa" w:w="60"/>
+              <w:right w:type="dxa" w:w="100"/>
+            </w:tcMar>
+          </w:tcPr>
+          <w:p>
+            <w:r>
+              <w:rPr>
+                <w:rFonts w:ascii="Arial" w:cs="Arial" w:eastAsia="Arial" w:hAnsi="Arial"/>
+                <w:b w:val="false"/>
+                <w:bCs w:val="false"/>
+                <w:i w:val="false"/>
+                <w:iCs w:val="false"/>
+                <w:sz w:val="20"/>
+                <w:szCs w:val="20"/>
+              </w:rPr>
+              <w:t xml:space="preserve">No</w:t>
+            </w:r>
+          </w:p>
+        </w:tc>
+        <w:tc>
+          <w:tcPr>
+            <w:tcW w:type="dxa" w:w="2400"/>
+            <w:tcBorders>
+              <w:top w:val="single" w:color="AAAAAA" w:sz="1"/>
+              <w:left w:val="single" w:color="AAAAAA" w:sz="1"/>
+              <w:bottom w:val="single" w:color="AAAAAA" w:sz="1"/>
+              <w:right w:val="single" w:color="AAAAAA" w:sz="1"/>
+            </w:tcBorders>
+            <w:tcMar>
+              <w:top w:type="dxa" w:w="60"/>
+              <w:left w:type="dxa" w:w="100"/>
+              <w:bottom w:type="dxa" w:w="60"/>
+              <w:right w:type="dxa" w:w="100"/>
+            </w:tcMar>
+          </w:tcPr>
+          <w:p>
+            <w:r>
+              <w:rPr>
+                <w:rFonts w:ascii="Arial" w:cs="Arial" w:eastAsia="Arial" w:hAnsi="Arial"/>
+                <w:b w:val="false"/>
+                <w:bCs w:val="false"/>
+                <w:i w:val="false"/>
+                <w:iCs w:val="false"/>
+                <w:sz w:val="20"/>
+                <w:szCs w:val="20"/>
+              </w:rPr>
+              <w:t xml:space="preserve">—</w:t>
+            </w:r>
+          </w:p>
+        </w:tc>
+        <w:tc>
+          <w:tcPr>
+            <w:tcW w:type="dxa" w:w="1000"/>
+            <w:tcBorders>
+              <w:top w:val="single" w:color="AAAAAA" w:sz="1"/>
+              <w:left w:val="single" w:color="AAAAAA" w:sz="1"/>
+              <w:bottom w:val="single" w:color="AAAAAA" w:sz="1"/>
+              <w:right w:val="single" w:color="AAAAAA" w:sz="1"/>
+            </w:tcBorders>
+            <w:tcMar>
+              <w:top w:type="dxa" w:w="60"/>
+              <w:left w:type="dxa" w:w="100"/>
+              <w:bottom w:type="dxa" w:w="60"/>
+              <w:right w:type="dxa" w:w="100"/>
+            </w:tcMar>
+          </w:tcPr>
+          <w:p>
+            <w:r>
+              <w:rPr>
+                <w:rFonts w:ascii="Arial" w:cs="Arial" w:eastAsia="Arial" w:hAnsi="Arial"/>
+                <w:b w:val="false"/>
+                <w:bCs w:val="false"/>
+                <w:i w:val="false"/>
+                <w:iCs w:val="false"/>
+                <w:sz w:val="20"/>
+                <w:szCs w:val="20"/>
+              </w:rPr>
+              <w:t xml:space="preserve">—</w:t>
+            </w:r>
+          </w:p>
+        </w:tc>
+        <w:tc>
+          <w:tcPr>
+            <w:tcW w:type="dxa" w:w="1860"/>
+            <w:tcBorders>
+              <w:top w:val="single" w:color="AAAAAA" w:sz="1"/>
+              <w:left w:val="single" w:color="AAAAAA" w:sz="1"/>
+              <w:bottom w:val="single" w:color="AAAAAA" w:sz="1"/>
+              <w:right w:val="single" w:color="AAAAAA" w:sz="1"/>
+            </w:tcBorders>
+            <w:tcMar>
+              <w:top w:type="dxa" w:w="60"/>
+              <w:left w:type="dxa" w:w="100"/>
+              <w:bottom w:type="dxa" w:w="60"/>
+              <w:right w:type="dxa" w:w="100"/>
+            </w:tcMar>
+          </w:tcPr>
+          <w:p>
+            <w:r>
+              <w:rPr>
+                <w:rFonts w:ascii="Arial" w:cs="Arial" w:eastAsia="Arial" w:hAnsi="Arial"/>
+                <w:b w:val="false"/>
+                <w:bCs w:val="false"/>
+                <w:i w:val="false"/>
+                <w:iCs w:val="false"/>
+                <w:sz w:val="20"/>
+                <w:szCs w:val="20"/>
+              </w:rPr>
+              <w:t xml:space="preserve">FU-PROSPECT-DAT-021</w:t>
+            </w:r>
+          </w:p>
+        </w:tc>
+      </w:tr>
+      <w:tr>
+        <w:tc>
+          <w:tcPr>
+            <w:tcW w:type="dxa" w:w="9360"/>
+            <w:gridSpan w:val="6"/>
+            <w:tcBorders>
+              <w:top w:val="single" w:color="AAAAAA" w:sz="1"/>
+              <w:left w:val="single" w:color="AAAAAA" w:sz="1"/>
+              <w:bottom w:val="single" w:color="AAAAAA" w:sz="1"/>
+              <w:right w:val="single" w:color="AAAAAA" w:sz="1"/>
+            </w:tcBorders>
+            <w:tcMar>
+              <w:top w:type="dxa" w:w="40"/>
+              <w:left w:type="dxa" w:w="100"/>
+              <w:bottom w:type="dxa" w:w="80"/>
+              <w:right w:type="dxa" w:w="100"/>
+            </w:tcMar>
+          </w:tcPr>
+          <w:p>
+            <w:r>
+              <w:rPr>
+                <w:rFonts w:ascii="Arial" w:cs="Arial" w:eastAsia="Arial" w:hAnsi="Arial"/>
+                <w:b w:val="false"/>
+                <w:bCs w:val="false"/>
+                <w:i w:val="false"/>
+                <w:iCs w:val="false"/>
+                <w:color w:val="888888"/>
+                <w:sz w:val="20"/>
+                <w:szCs w:val="20"/>
+              </w:rPr>
+              <w:t xml:space="preserve">Rich text notes accumulating sensitive prospecting and stewardship context for individual donors — reasons for deferring outreach, relationship strategy, cultivation approach, giving history context. Distinct from the Notes Service, which provides general timestamped activity notes; the two coexist by design (donorNotes for restricted narrative context, Notes Service for routine activity logging). </w:t>
+            </w:r>
+            <w:r>
+              <w:rPr>
+                <w:rFonts w:ascii="Arial" w:cs="Arial" w:eastAsia="Arial" w:hAnsi="Arial"/>
+                <w:b/>
+                <w:bCs/>
+                <w:i w:val="false"/>
+                <w:iCs w:val="false"/>
+                <w:color w:val="888888"/>
+                <w:sz w:val="20"/>
+                <w:szCs w:val="20"/>
+              </w:rPr>
+              <w:t xml:space="preserve">Domains: </w:t>
+            </w:r>
+            <w:r>
+              <w:rPr>
+                <w:rFonts w:ascii="Arial" w:cs="Arial" w:eastAsia="Arial" w:hAnsi="Arial"/>
+                <w:b w:val="false"/>
+                <w:bCs w:val="false"/>
+                <w:i w:val="false"/>
+                <w:iCs w:val="false"/>
+                <w:color w:val="888888"/>
+                <w:sz w:val="20"/>
+                <w:szCs w:val="20"/>
+              </w:rPr>
+              <w:t xml:space="preserve">FU. </w:t>
+            </w:r>
+            <w:r>
+              <w:rPr>
+                <w:rFonts w:ascii="Arial" w:cs="Arial" w:eastAsia="Arial" w:hAnsi="Arial"/>
+                <w:b/>
+                <w:bCs/>
+                <w:i w:val="false"/>
+                <w:iCs w:val="false"/>
+                <w:color w:val="888888"/>
+                <w:sz w:val="20"/>
+                <w:szCs w:val="20"/>
+              </w:rPr>
+              <w:t xml:space="preserve">Implementation: </w:t>
+            </w:r>
+            <w:r>
+              <w:rPr>
+                <w:rFonts w:ascii="Arial" w:cs="Arial" w:eastAsia="Arial" w:hAnsi="Arial"/>
+                <w:b w:val="false"/>
+                <w:bCs w:val="false"/>
+                <w:i w:val="false"/>
+                <w:iCs w:val="false"/>
+                <w:color w:val="888888"/>
+                <w:sz w:val="20"/>
+                <w:szCs w:val="20"/>
+              </w:rPr>
+              <w:t xml:space="preserve">Field-level security: restricted to Donor / Sponsor Coordinator and above (Executive Member, System Administrator). Hidden from Mentors and general staff.</w:t>
+            </w:r>
+          </w:p>
+        </w:tc>
+      </w:tr>
+      <w:tr>
+        <w:tc>
+          <w:tcPr>
+            <w:tcW w:type="dxa" w:w="2200"/>
+            <w:tcBorders>
+              <w:top w:val="single" w:color="AAAAAA" w:sz="1"/>
+              <w:left w:val="single" w:color="AAAAAA" w:sz="1"/>
+              <w:bottom w:val="single" w:color="AAAAAA" w:sz="1"/>
+              <w:right w:val="single" w:color="AAAAAA" w:sz="1"/>
+            </w:tcBorders>
+            <w:tcMar>
+              <w:top w:type="dxa" w:w="60"/>
+              <w:left w:type="dxa" w:w="100"/>
+              <w:bottom w:type="dxa" w:w="60"/>
+              <w:right w:type="dxa" w:w="100"/>
+            </w:tcMar>
+          </w:tcPr>
+          <w:p>
+            <w:r>
+              <w:rPr>
+                <w:rFonts w:ascii="Arial" w:cs="Arial" w:eastAsia="Arial" w:hAnsi="Arial"/>
+                <w:b/>
+                <w:bCs/>
+                <w:i w:val="false"/>
+                <w:iCs w:val="false"/>
+                <w:sz w:val="20"/>
+                <w:szCs w:val="20"/>
+              </w:rPr>
+              <w:t xml:space="preserve">donorLifetimeGiving</w:t>
+            </w:r>
+          </w:p>
+        </w:tc>
+        <w:tc>
+          <w:tcPr>
+            <w:tcW w:type="dxa" w:w="1100"/>
+            <w:tcBorders>
+              <w:top w:val="single" w:color="AAAAAA" w:sz="1"/>
+              <w:left w:val="single" w:color="AAAAAA" w:sz="1"/>
+              <w:bottom w:val="single" w:color="AAAAAA" w:sz="1"/>
+              <w:right w:val="single" w:color="AAAAAA" w:sz="1"/>
+            </w:tcBorders>
+            <w:tcMar>
+              <w:top w:type="dxa" w:w="60"/>
+              <w:left w:type="dxa" w:w="100"/>
+              <w:bottom w:type="dxa" w:w="60"/>
+              <w:right w:type="dxa" w:w="100"/>
+            </w:tcMar>
+          </w:tcPr>
+          <w:p>
+            <w:r>
+              <w:rPr>
+                <w:rFonts w:ascii="Arial" w:cs="Arial" w:eastAsia="Arial" w:hAnsi="Arial"/>
+                <w:b w:val="false"/>
+                <w:bCs w:val="false"/>
+                <w:i w:val="false"/>
+                <w:iCs w:val="false"/>
+                <w:sz w:val="20"/>
+                <w:szCs w:val="20"/>
+              </w:rPr>
+              <w:t xml:space="preserve">currency</w:t>
+            </w:r>
+          </w:p>
+        </w:tc>
+        <w:tc>
+          <w:tcPr>
+            <w:tcW w:type="dxa" w:w="800"/>
+            <w:tcBorders>
+              <w:top w:val="single" w:color="AAAAAA" w:sz="1"/>
+              <w:left w:val="single" w:color="AAAAAA" w:sz="1"/>
+              <w:bottom w:val="single" w:color="AAAAAA" w:sz="1"/>
+              <w:right w:val="single" w:color="AAAAAA" w:sz="1"/>
+            </w:tcBorders>
+            <w:tcMar>
+              <w:top w:type="dxa" w:w="60"/>
+              <w:left w:type="dxa" w:w="100"/>
+              <w:bottom w:type="dxa" w:w="60"/>
+              <w:right w:type="dxa" w:w="100"/>
+            </w:tcMar>
+          </w:tcPr>
+          <w:p>
+            <w:r>
+              <w:rPr>
+                <w:rFonts w:ascii="Arial" w:cs="Arial" w:eastAsia="Arial" w:hAnsi="Arial"/>
+                <w:b w:val="false"/>
+                <w:bCs w:val="false"/>
+                <w:i w:val="false"/>
+                <w:iCs w:val="false"/>
+                <w:sz w:val="20"/>
+                <w:szCs w:val="20"/>
+              </w:rPr>
+              <w:t xml:space="preserve">No</w:t>
+            </w:r>
+          </w:p>
+        </w:tc>
+        <w:tc>
+          <w:tcPr>
+            <w:tcW w:type="dxa" w:w="2400"/>
+            <w:tcBorders>
+              <w:top w:val="single" w:color="AAAAAA" w:sz="1"/>
+              <w:left w:val="single" w:color="AAAAAA" w:sz="1"/>
+              <w:bottom w:val="single" w:color="AAAAAA" w:sz="1"/>
+              <w:right w:val="single" w:color="AAAAAA" w:sz="1"/>
+            </w:tcBorders>
+            <w:tcMar>
+              <w:top w:type="dxa" w:w="60"/>
+              <w:left w:type="dxa" w:w="100"/>
+              <w:bottom w:type="dxa" w:w="60"/>
+              <w:right w:type="dxa" w:w="100"/>
+            </w:tcMar>
+          </w:tcPr>
+          <w:p>
+            <w:r>
+              <w:rPr>
+                <w:rFonts w:ascii="Arial" w:cs="Arial" w:eastAsia="Arial" w:hAnsi="Arial"/>
+                <w:b w:val="false"/>
+                <w:bCs w:val="false"/>
+                <w:i w:val="false"/>
+                <w:iCs w:val="false"/>
+                <w:sz w:val="20"/>
+                <w:szCs w:val="20"/>
+              </w:rPr>
+              <w:t xml:space="preserve">—</w:t>
+            </w:r>
+          </w:p>
+        </w:tc>
+        <w:tc>
+          <w:tcPr>
+            <w:tcW w:type="dxa" w:w="1000"/>
+            <w:tcBorders>
+              <w:top w:val="single" w:color="AAAAAA" w:sz="1"/>
+              <w:left w:val="single" w:color="AAAAAA" w:sz="1"/>
+              <w:bottom w:val="single" w:color="AAAAAA" w:sz="1"/>
+              <w:right w:val="single" w:color="AAAAAA" w:sz="1"/>
+            </w:tcBorders>
+            <w:tcMar>
+              <w:top w:type="dxa" w:w="60"/>
+              <w:left w:type="dxa" w:w="100"/>
+              <w:bottom w:type="dxa" w:w="60"/>
+              <w:right w:type="dxa" w:w="100"/>
+            </w:tcMar>
+          </w:tcPr>
+          <w:p>
+            <w:r>
+              <w:rPr>
+                <w:rFonts w:ascii="Arial" w:cs="Arial" w:eastAsia="Arial" w:hAnsi="Arial"/>
+                <w:b w:val="false"/>
+                <w:bCs w:val="false"/>
+                <w:i w:val="false"/>
+                <w:iCs w:val="false"/>
+                <w:sz w:val="20"/>
+                <w:szCs w:val="20"/>
+              </w:rPr>
+              <w:t xml:space="preserve">—</w:t>
+            </w:r>
+          </w:p>
+        </w:tc>
+        <w:tc>
+          <w:tcPr>
+            <w:tcW w:type="dxa" w:w="1860"/>
+            <w:tcBorders>
+              <w:top w:val="single" w:color="AAAAAA" w:sz="1"/>
+              <w:left w:val="single" w:color="AAAAAA" w:sz="1"/>
+              <w:bottom w:val="single" w:color="AAAAAA" w:sz="1"/>
+              <w:right w:val="single" w:color="AAAAAA" w:sz="1"/>
+            </w:tcBorders>
+            <w:tcMar>
+              <w:top w:type="dxa" w:w="60"/>
+              <w:left w:type="dxa" w:w="100"/>
+              <w:bottom w:type="dxa" w:w="60"/>
+              <w:right w:type="dxa" w:w="100"/>
+            </w:tcMar>
+          </w:tcPr>
+          <w:p>
+            <w:r>
+              <w:rPr>
+                <w:rFonts w:ascii="Arial" w:cs="Arial" w:eastAsia="Arial" w:hAnsi="Arial"/>
+                <w:b w:val="false"/>
+                <w:bCs w:val="false"/>
+                <w:i w:val="false"/>
+                <w:iCs w:val="false"/>
+                <w:sz w:val="20"/>
+                <w:szCs w:val="20"/>
+              </w:rPr>
+              <w:t xml:space="preserve">FU-RECORD-DAT-018</w:t>
+            </w:r>
+          </w:p>
+        </w:tc>
+      </w:tr>
+      <w:tr>
+        <w:tc>
+          <w:tcPr>
+            <w:tcW w:type="dxa" w:w="9360"/>
+            <w:gridSpan w:val="6"/>
+            <w:tcBorders>
+              <w:top w:val="single" w:color="AAAAAA" w:sz="1"/>
+              <w:left w:val="single" w:color="AAAAAA" w:sz="1"/>
+              <w:bottom w:val="single" w:color="AAAAAA" w:sz="1"/>
+              <w:right w:val="single" w:color="AAAAAA" w:sz="1"/>
+            </w:tcBorders>
+            <w:tcMar>
+              <w:top w:type="dxa" w:w="40"/>
+              <w:left w:type="dxa" w:w="100"/>
+              <w:bottom w:type="dxa" w:w="80"/>
+              <w:right w:type="dxa" w:w="100"/>
+            </w:tcMar>
+          </w:tcPr>
+          <w:p>
+            <w:r>
+              <w:rPr>
+                <w:rFonts w:ascii="Arial" w:cs="Arial" w:eastAsia="Arial" w:hAnsi="Arial"/>
+                <w:b w:val="false"/>
+                <w:bCs w:val="false"/>
+                <w:i w:val="false"/>
+                <w:iCs w:val="false"/>
+                <w:color w:val="888888"/>
+                <w:sz w:val="20"/>
+                <w:szCs w:val="20"/>
+              </w:rPr>
+              <w:t xml:space="preserve">Total of all linked Contribution records in Received status for this Contact via donorContact. Contributions in any other status (Applied, Pledged, Committed, Cancelled) do not contribute to the rollup. </w:t>
+            </w:r>
+            <w:r>
+              <w:rPr>
+                <w:rFonts w:ascii="Arial" w:cs="Arial" w:eastAsia="Arial" w:hAnsi="Arial"/>
+                <w:b/>
+                <w:bCs/>
+                <w:i w:val="false"/>
+                <w:iCs w:val="false"/>
+                <w:color w:val="888888"/>
+                <w:sz w:val="20"/>
+                <w:szCs w:val="20"/>
+              </w:rPr>
+              <w:t xml:space="preserve">Domains: </w:t>
+            </w:r>
+            <w:r>
+              <w:rPr>
+                <w:rFonts w:ascii="Arial" w:cs="Arial" w:eastAsia="Arial" w:hAnsi="Arial"/>
+                <w:b w:val="false"/>
+                <w:bCs w:val="false"/>
+                <w:i w:val="false"/>
+                <w:iCs w:val="false"/>
+                <w:color w:val="888888"/>
+                <w:sz w:val="20"/>
+                <w:szCs w:val="20"/>
+              </w:rPr>
+              <w:t xml:space="preserve">FU. </w:t>
+            </w:r>
+            <w:r>
+              <w:rPr>
+                <w:rFonts w:ascii="Arial" w:cs="Arial" w:eastAsia="Arial" w:hAnsi="Arial"/>
+                <w:b/>
+                <w:bCs/>
+                <w:i w:val="false"/>
+                <w:iCs w:val="false"/>
+                <w:color w:val="888888"/>
+                <w:sz w:val="20"/>
+                <w:szCs w:val="20"/>
+              </w:rPr>
+              <w:t xml:space="preserve">Implementation: </w:t>
+            </w:r>
+            <w:r>
+              <w:rPr>
+                <w:rFonts w:ascii="Arial" w:cs="Arial" w:eastAsia="Arial" w:hAnsi="Arial"/>
+                <w:b w:val="false"/>
+                <w:bCs w:val="false"/>
+                <w:i w:val="false"/>
+                <w:iCs w:val="false"/>
+                <w:color w:val="888888"/>
+                <w:sz w:val="20"/>
+                <w:szCs w:val="20"/>
+              </w:rPr>
+              <w:t xml:space="preserve">system-calculated, readOnly.</w:t>
+            </w:r>
+          </w:p>
+        </w:tc>
+      </w:tr>
+      <w:tr>
+        <w:tc>
+          <w:tcPr>
+            <w:tcW w:type="dxa" w:w="2200"/>
+            <w:tcBorders>
+              <w:top w:val="single" w:color="AAAAAA" w:sz="1"/>
+              <w:left w:val="single" w:color="AAAAAA" w:sz="1"/>
+              <w:bottom w:val="single" w:color="AAAAAA" w:sz="1"/>
+              <w:right w:val="single" w:color="AAAAAA" w:sz="1"/>
+            </w:tcBorders>
+            <w:tcMar>
+              <w:top w:type="dxa" w:w="60"/>
+              <w:left w:type="dxa" w:w="100"/>
+              <w:bottom w:type="dxa" w:w="60"/>
+              <w:right w:type="dxa" w:w="100"/>
+            </w:tcMar>
+          </w:tcPr>
+          <w:p>
+            <w:r>
+              <w:rPr>
+                <w:rFonts w:ascii="Arial" w:cs="Arial" w:eastAsia="Arial" w:hAnsi="Arial"/>
+                <w:b/>
+                <w:bCs/>
+                <w:i w:val="false"/>
+                <w:iCs w:val="false"/>
+                <w:sz w:val="20"/>
+                <w:szCs w:val="20"/>
+              </w:rPr>
+              <w:t xml:space="preserve">lastContactDate</w:t>
+            </w:r>
+          </w:p>
+        </w:tc>
+        <w:tc>
+          <w:tcPr>
+            <w:tcW w:type="dxa" w:w="1100"/>
+            <w:tcBorders>
+              <w:top w:val="single" w:color="AAAAAA" w:sz="1"/>
+              <w:left w:val="single" w:color="AAAAAA" w:sz="1"/>
+              <w:bottom w:val="single" w:color="AAAAAA" w:sz="1"/>
+              <w:right w:val="single" w:color="AAAAAA" w:sz="1"/>
+            </w:tcBorders>
+            <w:tcMar>
+              <w:top w:type="dxa" w:w="60"/>
+              <w:left w:type="dxa" w:w="100"/>
+              <w:bottom w:type="dxa" w:w="60"/>
+              <w:right w:type="dxa" w:w="100"/>
+            </w:tcMar>
+          </w:tcPr>
+          <w:p>
+            <w:r>
+              <w:rPr>
+                <w:rFonts w:ascii="Arial" w:cs="Arial" w:eastAsia="Arial" w:hAnsi="Arial"/>
+                <w:b w:val="false"/>
+                <w:bCs w:val="false"/>
+                <w:i w:val="false"/>
+                <w:iCs w:val="false"/>
+                <w:sz w:val="20"/>
+                <w:szCs w:val="20"/>
+              </w:rPr>
+              <w:t xml:space="preserve">date</w:t>
+            </w:r>
+          </w:p>
+        </w:tc>
+        <w:tc>
+          <w:tcPr>
+            <w:tcW w:type="dxa" w:w="800"/>
+            <w:tcBorders>
+              <w:top w:val="single" w:color="AAAAAA" w:sz="1"/>
+              <w:left w:val="single" w:color="AAAAAA" w:sz="1"/>
+              <w:bottom w:val="single" w:color="AAAAAA" w:sz="1"/>
+              <w:right w:val="single" w:color="AAAAAA" w:sz="1"/>
+            </w:tcBorders>
+            <w:tcMar>
+              <w:top w:type="dxa" w:w="60"/>
+              <w:left w:type="dxa" w:w="100"/>
+              <w:bottom w:type="dxa" w:w="60"/>
+              <w:right w:type="dxa" w:w="100"/>
+            </w:tcMar>
+          </w:tcPr>
+          <w:p>
+            <w:r>
+              <w:rPr>
+                <w:rFonts w:ascii="Arial" w:cs="Arial" w:eastAsia="Arial" w:hAnsi="Arial"/>
+                <w:b w:val="false"/>
+                <w:bCs w:val="false"/>
+                <w:i w:val="false"/>
+                <w:iCs w:val="false"/>
+                <w:sz w:val="20"/>
+                <w:szCs w:val="20"/>
+              </w:rPr>
+              <w:t xml:space="preserve">No</w:t>
+            </w:r>
+          </w:p>
+        </w:tc>
+        <w:tc>
+          <w:tcPr>
+            <w:tcW w:type="dxa" w:w="2400"/>
+            <w:tcBorders>
+              <w:top w:val="single" w:color="AAAAAA" w:sz="1"/>
+              <w:left w:val="single" w:color="AAAAAA" w:sz="1"/>
+              <w:bottom w:val="single" w:color="AAAAAA" w:sz="1"/>
+              <w:right w:val="single" w:color="AAAAAA" w:sz="1"/>
+            </w:tcBorders>
+            <w:tcMar>
+              <w:top w:type="dxa" w:w="60"/>
+              <w:left w:type="dxa" w:w="100"/>
+              <w:bottom w:type="dxa" w:w="60"/>
+              <w:right w:type="dxa" w:w="100"/>
+            </w:tcMar>
+          </w:tcPr>
+          <w:p>
+            <w:r>
+              <w:rPr>
+                <w:rFonts w:ascii="Arial" w:cs="Arial" w:eastAsia="Arial" w:hAnsi="Arial"/>
+                <w:b w:val="false"/>
+                <w:bCs w:val="false"/>
+                <w:i w:val="false"/>
+                <w:iCs w:val="false"/>
+                <w:sz w:val="20"/>
+                <w:szCs w:val="20"/>
+              </w:rPr>
+              <w:t xml:space="preserve">—</w:t>
+            </w:r>
+          </w:p>
+        </w:tc>
+        <w:tc>
+          <w:tcPr>
+            <w:tcW w:type="dxa" w:w="1000"/>
+            <w:tcBorders>
+              <w:top w:val="single" w:color="AAAAAA" w:sz="1"/>
+              <w:left w:val="single" w:color="AAAAAA" w:sz="1"/>
+              <w:bottom w:val="single" w:color="AAAAAA" w:sz="1"/>
+              <w:right w:val="single" w:color="AAAAAA" w:sz="1"/>
+            </w:tcBorders>
+            <w:tcMar>
+              <w:top w:type="dxa" w:w="60"/>
+              <w:left w:type="dxa" w:w="100"/>
+              <w:bottom w:type="dxa" w:w="60"/>
+              <w:right w:type="dxa" w:w="100"/>
+            </w:tcMar>
+          </w:tcPr>
+          <w:p>
+            <w:r>
+              <w:rPr>
+                <w:rFonts w:ascii="Arial" w:cs="Arial" w:eastAsia="Arial" w:hAnsi="Arial"/>
+                <w:b w:val="false"/>
+                <w:bCs w:val="false"/>
+                <w:i w:val="false"/>
+                <w:iCs w:val="false"/>
+                <w:sz w:val="20"/>
+                <w:szCs w:val="20"/>
+              </w:rPr>
+              <w:t xml:space="preserve">—</w:t>
+            </w:r>
+          </w:p>
+        </w:tc>
+        <w:tc>
+          <w:tcPr>
+            <w:tcW w:type="dxa" w:w="1860"/>
+            <w:tcBorders>
+              <w:top w:val="single" w:color="AAAAAA" w:sz="1"/>
+              <w:left w:val="single" w:color="AAAAAA" w:sz="1"/>
+              <w:bottom w:val="single" w:color="AAAAAA" w:sz="1"/>
+              <w:right w:val="single" w:color="AAAAAA" w:sz="1"/>
+            </w:tcBorders>
+            <w:tcMar>
+              <w:top w:type="dxa" w:w="60"/>
+              <w:left w:type="dxa" w:w="100"/>
+              <w:bottom w:type="dxa" w:w="60"/>
+              <w:right w:type="dxa" w:w="100"/>
+            </w:tcMar>
+          </w:tcPr>
+          <w:p>
+            <w:r>
+              <w:rPr>
+                <w:rFonts w:ascii="Arial" w:cs="Arial" w:eastAsia="Arial" w:hAnsi="Arial"/>
+                <w:b w:val="false"/>
+                <w:bCs w:val="false"/>
+                <w:i w:val="false"/>
+                <w:iCs w:val="false"/>
+                <w:sz w:val="20"/>
+                <w:szCs w:val="20"/>
+              </w:rPr>
+              <w:t xml:space="preserve">FU-STEWARD-DAT-017</w:t>
+            </w:r>
+          </w:p>
+        </w:tc>
+      </w:tr>
+      <w:tr>
+        <w:tc>
+          <w:tcPr>
+            <w:tcW w:type="dxa" w:w="9360"/>
+            <w:gridSpan w:val="6"/>
+            <w:tcBorders>
+              <w:top w:val="single" w:color="AAAAAA" w:sz="1"/>
+              <w:left w:val="single" w:color="AAAAAA" w:sz="1"/>
+              <w:bottom w:val="single" w:color="AAAAAA" w:sz="1"/>
+              <w:right w:val="single" w:color="AAAAAA" w:sz="1"/>
+            </w:tcBorders>
+            <w:tcMar>
+              <w:top w:type="dxa" w:w="40"/>
+              <w:left w:type="dxa" w:w="100"/>
+              <w:bottom w:type="dxa" w:w="80"/>
+              <w:right w:type="dxa" w:w="100"/>
+            </w:tcMar>
+          </w:tcPr>
+          <w:p>
+            <w:r>
+              <w:rPr>
+                <w:rFonts w:ascii="Arial" w:cs="Arial" w:eastAsia="Arial" w:hAnsi="Arial"/>
+                <w:b w:val="false"/>
+                <w:bCs w:val="false"/>
+                <w:i w:val="false"/>
+                <w:iCs w:val="false"/>
+                <w:color w:val="888888"/>
+                <w:sz w:val="20"/>
+                <w:szCs w:val="20"/>
+              </w:rPr>
+              <w:t xml:space="preserve">Date of the most recent stewardship outreach to this individual donor. Manually set by the Donor / Sponsor Coordinator during the FU-STEWARD sweep after each outreach. The system does not auto-populate or auto-update this field from any source — including FU-RECORD Contribution creation, acknowledgment events, or any other system activity. Read by the Active Donors and Funders Sweep List as the primary sort field (null values first). </w:t>
+            </w:r>
+            <w:r>
+              <w:rPr>
+                <w:rFonts w:ascii="Arial" w:cs="Arial" w:eastAsia="Arial" w:hAnsi="Arial"/>
+                <w:b/>
+                <w:bCs/>
+                <w:i w:val="false"/>
+                <w:iCs w:val="false"/>
+                <w:color w:val="888888"/>
+                <w:sz w:val="20"/>
+                <w:szCs w:val="20"/>
+              </w:rPr>
+              <w:t xml:space="preserve">Domains: </w:t>
+            </w:r>
+            <w:r>
+              <w:rPr>
+                <w:rFonts w:ascii="Arial" w:cs="Arial" w:eastAsia="Arial" w:hAnsi="Arial"/>
+                <w:b w:val="false"/>
+                <w:bCs w:val="false"/>
+                <w:i w:val="false"/>
+                <w:iCs w:val="false"/>
+                <w:color w:val="888888"/>
+                <w:sz w:val="20"/>
+                <w:szCs w:val="20"/>
+              </w:rPr>
+              <w:t xml:space="preserve">FU. </w:t>
+            </w:r>
+            <w:r>
+              <w:rPr>
+                <w:rFonts w:ascii="Arial" w:cs="Arial" w:eastAsia="Arial" w:hAnsi="Arial"/>
+                <w:b/>
+                <w:bCs/>
+                <w:i w:val="false"/>
+                <w:iCs w:val="false"/>
+                <w:color w:val="888888"/>
+                <w:sz w:val="20"/>
+                <w:szCs w:val="20"/>
+              </w:rPr>
+              <w:t xml:space="preserve">Implementation: </w:t>
+            </w:r>
+            <w:r>
+              <w:rPr>
+                <w:rFonts w:ascii="Arial" w:cs="Arial" w:eastAsia="Arial" w:hAnsi="Arial"/>
+                <w:b w:val="false"/>
+                <w:bCs w:val="false"/>
+                <w:i w:val="false"/>
+                <w:iCs w:val="false"/>
+                <w:color w:val="888888"/>
+                <w:sz w:val="20"/>
+                <w:szCs w:val="20"/>
+              </w:rPr>
+              <w:t xml:space="preserve">manually-set only.</w:t>
+            </w:r>
+          </w:p>
+        </w:tc>
+      </w:tr>
+    </w:tbl>
     <w:p>
       <w:pPr>
         <w:pStyle w:val="Heading1"/>
@@ -22797,6 +24125,18 @@
       <w:r>
         <w:rPr>
           <w:rFonts w:ascii="Arial" w:cs="Arial" w:eastAsia="Arial" w:hAnsi="Arial"/>
+          <w:b/>
+          <w:bCs/>
+          <w:i w:val="false"/>
+          <w:iCs w:val="false"/>
+          <w:sz w:val="22"/>
+          <w:szCs w:val="22"/>
+        </w:rPr>
+        <w:t xml:space="preserve">Condition: </w:t>
+      </w:r>
+      <w:r>
+        <w:rPr>
+          <w:rFonts w:ascii="Arial" w:cs="Arial" w:eastAsia="Arial" w:hAnsi="Arial"/>
           <w:b w:val="false"/>
           <w:bCs w:val="false"/>
           <w:i w:val="false"/>
@@ -22804,7 +24144,36 @@
           <w:sz w:val="22"/>
           <w:szCs w:val="22"/>
         </w:rPr>
-        <w:t xml:space="preserve">No Donor-specific custom fields are defined yet. When the Donor lifecycle field is defined (CON-ISS-003), it will require a visibility rule: contactType has Donor.</w:t>
+        <w:t xml:space="preserve">contactType has Donor</w:t>
+      </w:r>
+    </w:p>
+    <w:p>
+      <w:pPr>
+        <w:spacing w:after="120"/>
+      </w:pPr>
+      <w:r>
+        <w:rPr>
+          <w:rFonts w:ascii="Arial" w:cs="Arial" w:eastAsia="Arial" w:hAnsi="Arial"/>
+          <w:b/>
+          <w:bCs/>
+          <w:i w:val="false"/>
+          <w:iCs w:val="false"/>
+          <w:sz w:val="22"/>
+          <w:szCs w:val="22"/>
+        </w:rPr>
+        <w:t xml:space="preserve">Show all fields in Section 3.8: </w:t>
+      </w:r>
+      <w:r>
+        <w:rPr>
+          <w:rFonts w:ascii="Arial" w:cs="Arial" w:eastAsia="Arial" w:hAnsi="Arial"/>
+          <w:b w:val="false"/>
+          <w:bCs w:val="false"/>
+          <w:i w:val="false"/>
+          <w:iCs w:val="false"/>
+          <w:sz w:val="22"/>
+          <w:szCs w:val="22"/>
+        </w:rPr>
+        <w:t xml:space="preserve">donorStatus, donorNotes, donorLifetimeGiving, lastContactDate.</w:t>
       </w:r>
     </w:p>
     <w:p>
@@ -23182,6 +24551,41 @@
       </w:r>
     </w:p>
     <w:p>
+      <w:pPr>
+        <w:spacing w:after="120"/>
+      </w:pPr>
+      <w:r>
+        <w:rPr>
+          <w:rFonts w:ascii="Arial" w:cs="Arial" w:eastAsia="Arial" w:hAnsi="Arial"/>
+          <w:b/>
+          <w:bCs/>
+          <w:i w:val="false"/>
+          <w:iCs w:val="false"/>
+          <w:color w:val="1F3864"/>
+          <w:sz w:val="22"/>
+          <w:szCs w:val="22"/>
+        </w:rPr>
+        <w:t xml:space="preserve">Donor Profile Panel (contactType has Donor)</w:t>
+      </w:r>
+    </w:p>
+    <w:p>
+      <w:pPr>
+        <w:spacing w:after="120"/>
+      </w:pPr>
+      <w:r>
+        <w:rPr>
+          <w:rFonts w:ascii="Arial" w:cs="Arial" w:eastAsia="Arial" w:hAnsi="Arial"/>
+          <w:b w:val="false"/>
+          <w:bCs w:val="false"/>
+          <w:i w:val="false"/>
+          <w:iCs w:val="false"/>
+          <w:sz w:val="22"/>
+          <w:szCs w:val="22"/>
+        </w:rPr>
+        <w:t xml:space="preserve">donorStatus, donorNotes, donorLifetimeGiving, lastContactDate.</w:t>
+      </w:r>
+    </w:p>
+    <w:p>
       <w:r>
         <w:rPr>
           <w:b/>
@@ -23696,15 +25100,9 @@
           <w:p>
             <w:r>
               <w:rPr>
-                <w:rFonts w:ascii="Arial" w:cs="Arial" w:eastAsia="Arial" w:hAnsi="Arial"/>
-                <w:b w:val="false"/>
-                <w:bCs w:val="false"/>
-                <w:i w:val="false"/>
-                <w:iCs w:val="false"/>
-                <w:sz w:val="20"/>
-                <w:szCs w:val="20"/>
-              </w:rPr>
-              <w:t xml:space="preserve">Donor lifecycle field not yet defined. The Master PRD describes donor/sponsor pipeline stages (Prospect, Contacted, In Discussion, Committed, Active, Lapsed, Closed). The lifecycle stages and field definition will be established during FU domain process definition. Carried forward from EI-ISS-006.</w:t>
+                <w:rFonts w:ascii="Arial" w:hAnsi="Arial"/>
+              </w:rPr>
+              <w:t>CLOSED (v1.7): Resolved by the donorStatus field added to Section 3.8 by FU-PROSPECT v1.0 (FU-PROSPECT-DAT-020). The seven values exactly match the Master PRD pipeline stages: Prospect, Contacted, In Discussion, Committed, Active, Lapsed, Closed. Status transitions are audited per the funderStatus pattern.</w:t>
             </w:r>
           </w:p>
         </w:tc>
@@ -24914,6 +26312,60 @@
           <w:p>
             <w:r>
               <w:t xml:space="preserve">Version 1.6 enum value enumeration. MR Phase 9 YAML Generation exceptions resolved: howDidYouHearAboutCbm collapsed from 10 to 8 values per MR-Y9-EXC-005; mentoringFocusAreas enumerated with 42 values per MR-Y9-EXC-002; skillsExpertiseTags enumerated with 33 values per MR-Y9-EXC-003; fluentLanguages enumerated with 36 values per MR-Y9-EXC-004. CON-ISS-005, CON-ISS-006, and CON-ISS-007 closed. CON-ISS-008 updated to reflect the 8-value list superseding the prior 10-value list.</w:t>
+            </w:r>
+          </w:p>
+        </w:tc>
+      </w:tr>
+      <w:tr>
+        <w:tc>
+          <w:tcPr>
+            <w:tcW w:type="dxa" w:w="1800"/>
+            <w:tcBorders>
+              <w:top w:val="single" w:color="AAAAAA" w:sz="1"/>
+              <w:left w:val="single" w:color="AAAAAA" w:sz="1"/>
+              <w:bottom w:val="single" w:color="AAAAAA" w:sz="1"/>
+              <w:right w:val="single" w:color="AAAAAA" w:sz="1"/>
+            </w:tcBorders>
+            <w:shd w:fill="F2F7FB" w:val="clear"/>
+            <w:tcMar>
+              <w:top w:type="dxa" w:w="60"/>
+              <w:left w:type="dxa" w:w="100"/>
+              <w:bottom w:type="dxa" w:w="60"/>
+              <w:right w:type="dxa" w:w="100"/>
+            </w:tcMar>
+          </w:tcPr>
+          <w:p>
+            <w:r>
+              <w:rPr>
+                <w:rFonts w:ascii="Arial" w:hAnsi="Arial"/>
+              </w:rPr>
+              <w:t>CON-DEC-017</w:t>
+            </w:r>
+          </w:p>
+        </w:tc>
+        <w:tc>
+          <w:tcPr>
+            <w:tcW w:type="dxa" w:w="7560"/>
+            <w:tcBorders>
+              <w:top w:val="single" w:color="AAAAAA" w:sz="1"/>
+              <w:left w:val="single" w:color="AAAAAA" w:sz="1"/>
+              <w:bottom w:val="single" w:color="AAAAAA" w:sz="1"/>
+              <w:right w:val="single" w:color="AAAAAA" w:sz="1"/>
+            </w:tcBorders>
+            <w:shd w:fill="F2F7FB" w:val="clear"/>
+            <w:tcMar>
+              <w:top w:type="dxa" w:w="60"/>
+              <w:left w:type="dxa" w:w="100"/>
+              <w:bottom w:type="dxa" w:w="60"/>
+              <w:right w:type="dxa" w:w="100"/>
+            </w:tcMar>
+          </w:tcPr>
+          <w:p>
+            <w:r>
+              <w:rPr>
+                <w:rFonts w:ascii="Arial" w:hAnsi="Arial"/>
+              </w:rPr>
+              <w:t>Version 1.7: Four Donor-specific fields added in new Section 3.8: donorStatus (FU-PROSPECT-DAT-020), donorNotes (FU-PROSPECT-DAT-021), donorLifetimeGiving (FU-RECORD-DAT-018), lastContactDate (FU-STEWARD-DAT-017). All four are visible only when contactType has Donor. donorNotes is field-level-security-restricted to Donor / Sponsor Coordinator, Executive Member, and System Administrator. donorLifetimeGiving is system-calculated and read-only, summing amount across linked Contributions where status = Received. lastContactDate is manually set during the FU-STEWARD sweep with no auto-population. Section 5.6 dynamic logic rewritten and Section 6 layout guidance gains a Donor Profile Panel. Donor bullet in Section 3.4 (Incomplete Domain Fields) replaced with a forward reference to Section 3.8. CON-ISS-003 closed. Source: bundled end-of-FU-Phase-4b carry-forward request at PRDs/FU/carry-forward/SESSION-PROMPT-carry-forward-end-of-fu-phase-4b-bundled-entity-prd-updates.md.</w:t>
             </w:r>
           </w:p>
         </w:tc>
